--- a/backend/src/app/services/calculation/ProjectCalculationService_Dokumentation.docx
+++ b/backend/src/app/services/calculation/ProjectCalculationService_Dokumentation.docx
@@ -7,6 +7,9 @@
         <w:spacing w:before="1200"/>
       </w:pPr>
       <w:r>
+        <w:rPr>
+          <w:noProof/>
+        </w:rPr>
         <w:drawing>
           <wp:anchor distT="0" distB="0" distL="114300" distR="114300" simplePos="0" relativeHeight="251658240" behindDoc="1" locked="0" layoutInCell="1" allowOverlap="1" wp14:anchorId="552204F3" wp14:editId="7CD46419">
             <wp:simplePos x="0" y="0"/>
@@ -92,7 +95,6 @@
       <w:pPr>
         <w:spacing w:after="200"/>
       </w:pPr>
-      <w:proofErr w:type="spellStart"/>
       <w:r>
         <w:rPr>
           <w:b/>
@@ -101,19 +103,8 @@
           <w:sz w:val="52"/>
           <w:szCs w:val="52"/>
         </w:rPr>
-        <w:t>Proje</w:t>
-      </w:r>
-      <w:r>
-        <w:rPr>
-          <w:b/>
-          <w:bCs/>
-          <w:color w:val="1F3864"/>
-          <w:sz w:val="52"/>
-          <w:szCs w:val="52"/>
-        </w:rPr>
-        <w:t>ctCalculationService</w:t>
-      </w:r>
-      <w:proofErr w:type="spellEnd"/>
+        <w:t>ProjectCalculationService</w:t>
+      </w:r>
     </w:p>
     <w:p>
       <w:pPr>
@@ -187,7 +178,6 @@
       <w:r>
         <w:t xml:space="preserve">Der </w:t>
       </w:r>
-      <w:proofErr w:type="spellStart"/>
       <w:r>
         <w:rPr>
           <w:b/>
@@ -195,25 +185,15 @@
         </w:rPr>
         <w:t>ProjectCalculationService</w:t>
       </w:r>
-      <w:proofErr w:type="spellEnd"/>
       <w:r>
         <w:t xml:space="preserve"> ist der algorithmische Kern der Projektschätzungsanwendung. Er nimmt strukturierte Benutzereingaben entgegen und transformiert diese in ein vollständiges </w:t>
       </w:r>
-      <w:proofErr w:type="spellStart"/>
       <w:r>
         <w:rPr>
           <w:b/>
           <w:bCs/>
         </w:rPr>
-        <w:t>ProjectMetrics</w:t>
-      </w:r>
-      <w:proofErr w:type="spellEnd"/>
-      <w:r>
-        <w:rPr>
-          <w:b/>
-          <w:bCs/>
-        </w:rPr>
-        <w:t>-Objekt</w:t>
+        <w:t>ProjectMetrics-Objekt</w:t>
       </w:r>
       <w:r>
         <w:t>, das Aufwand, Dauer, Phasenpläne, Backlog-Kennzahlen und Risikopuffer enthält. Alle Berechnungen basieren auf einem mehrstufigen Scoring-Modell, das Eingaben normalisiert, gewichtet und zu Kategorie-Scores aggregiert, bevor daraus konkrete Zeitplanung und Aufwandsverteilung abgeleitet werden.</w:t>
@@ -330,13 +310,8 @@
         <w:pStyle w:val="berschrift2"/>
       </w:pPr>
       <w:r>
-        <w:t xml:space="preserve">2.1 </w:t>
-      </w:r>
-      <w:proofErr w:type="spellStart"/>
-      <w:r>
-        <w:t>InputField</w:t>
-      </w:r>
-      <w:proofErr w:type="spellEnd"/>
+        <w:t>2.1 InputField</w:t>
+      </w:r>
     </w:p>
     <w:p>
       <w:pPr>
@@ -345,7 +320,6 @@
       <w:r>
         <w:t xml:space="preserve">Jede Eingabe ist ein </w:t>
       </w:r>
-      <w:proofErr w:type="spellStart"/>
       <w:r>
         <w:rPr>
           <w:rFonts w:ascii="Courier New" w:eastAsia="Courier New" w:hAnsi="Courier New" w:cs="Courier New"/>
@@ -355,7 +329,6 @@
         </w:rPr>
         <w:t>InputField</w:t>
       </w:r>
-      <w:proofErr w:type="spellEnd"/>
       <w:r>
         <w:t>-Objekt mit den folgenden relevanten Feldern:</w:t>
       </w:r>
@@ -383,12 +356,6 @@
         <w:gridCol w:w="5360"/>
       </w:tblGrid>
       <w:tr>
-        <w:tblPrEx>
-          <w:tblCellMar>
-            <w:top w:w="0" w:type="dxa"/>
-            <w:bottom w:w="0" w:type="dxa"/>
-          </w:tblCellMar>
-        </w:tblPrEx>
         <w:tc>
           <w:tcPr>
             <w:tcW w:w="2200" w:type="dxa"/>
@@ -481,12 +448,6 @@
         </w:tc>
       </w:tr>
       <w:tr>
-        <w:tblPrEx>
-          <w:tblCellMar>
-            <w:top w:w="0" w:type="dxa"/>
-            <w:bottom w:w="0" w:type="dxa"/>
-          </w:tblCellMar>
-        </w:tblPrEx>
         <w:tc>
           <w:tcPr>
             <w:tcW w:w="2200" w:type="dxa"/>
@@ -505,7 +466,6 @@
             </w:tcMar>
           </w:tcPr>
           <w:p>
-            <w:proofErr w:type="spellStart"/>
             <w:r>
               <w:rPr>
                 <w:sz w:val="20"/>
@@ -513,7 +473,6 @@
               </w:rPr>
               <w:t>id</w:t>
             </w:r>
-            <w:proofErr w:type="spellEnd"/>
           </w:p>
         </w:tc>
         <w:tc>
@@ -534,7 +493,6 @@
             </w:tcMar>
           </w:tcPr>
           <w:p>
-            <w:proofErr w:type="spellStart"/>
             <w:r>
               <w:rPr>
                 <w:sz w:val="20"/>
@@ -542,7 +500,6 @@
               </w:rPr>
               <w:t>string</w:t>
             </w:r>
-            <w:proofErr w:type="spellEnd"/>
           </w:p>
         </w:tc>
         <w:tc>
@@ -574,12 +531,6 @@
         </w:tc>
       </w:tr>
       <w:tr>
-        <w:tblPrEx>
-          <w:tblCellMar>
-            <w:top w:w="0" w:type="dxa"/>
-            <w:bottom w:w="0" w:type="dxa"/>
-          </w:tblCellMar>
-        </w:tblPrEx>
         <w:tc>
           <w:tcPr>
             <w:tcW w:w="2200" w:type="dxa"/>
@@ -625,7 +576,6 @@
             </w:tcMar>
           </w:tcPr>
           <w:p>
-            <w:proofErr w:type="spellStart"/>
             <w:r>
               <w:rPr>
                 <w:sz w:val="20"/>
@@ -633,7 +583,6 @@
               </w:rPr>
               <w:t>enum</w:t>
             </w:r>
-            <w:proofErr w:type="spellEnd"/>
           </w:p>
         </w:tc>
         <w:tc>
@@ -654,80 +603,17 @@
             </w:tcMar>
           </w:tcPr>
           <w:p>
-            <w:proofErr w:type="spellStart"/>
-            <w:r>
-              <w:rPr>
-                <w:sz w:val="20"/>
-                <w:szCs w:val="20"/>
-              </w:rPr>
-              <w:t>boolean</w:t>
-            </w:r>
-            <w:proofErr w:type="spellEnd"/>
-            <w:r>
-              <w:rPr>
-                <w:sz w:val="20"/>
-                <w:szCs w:val="20"/>
-              </w:rPr>
-              <w:t xml:space="preserve"> | </w:t>
-            </w:r>
-            <w:proofErr w:type="spellStart"/>
-            <w:r>
-              <w:rPr>
-                <w:sz w:val="20"/>
-                <w:szCs w:val="20"/>
-              </w:rPr>
-              <w:t>percentage</w:t>
-            </w:r>
-            <w:proofErr w:type="spellEnd"/>
-            <w:r>
-              <w:rPr>
-                <w:sz w:val="20"/>
-                <w:szCs w:val="20"/>
-              </w:rPr>
-              <w:t xml:space="preserve"> | </w:t>
-            </w:r>
-            <w:proofErr w:type="spellStart"/>
-            <w:r>
-              <w:rPr>
-                <w:sz w:val="20"/>
-                <w:szCs w:val="20"/>
-              </w:rPr>
-              <w:t>number</w:t>
-            </w:r>
-            <w:proofErr w:type="spellEnd"/>
-            <w:r>
-              <w:rPr>
-                <w:sz w:val="20"/>
-                <w:szCs w:val="20"/>
-              </w:rPr>
-              <w:t xml:space="preserve"> | </w:t>
-            </w:r>
-            <w:proofErr w:type="spellStart"/>
-            <w:r>
-              <w:rPr>
-                <w:sz w:val="20"/>
-                <w:szCs w:val="20"/>
-              </w:rPr>
-              <w:t>select</w:t>
-            </w:r>
-            <w:proofErr w:type="spellEnd"/>
-            <w:r>
-              <w:rPr>
-                <w:sz w:val="20"/>
-                <w:szCs w:val="20"/>
-              </w:rPr>
-              <w:t xml:space="preserve"> – bestimmt die Normalisierungsformel</w:t>
+            <w:r>
+              <w:rPr>
+                <w:sz w:val="20"/>
+                <w:szCs w:val="20"/>
+              </w:rPr>
+              <w:t>boolean | percentage | number | select – bestimmt die Normalisierungsformel</w:t>
             </w:r>
           </w:p>
         </w:tc>
       </w:tr>
       <w:tr>
-        <w:tblPrEx>
-          <w:tblCellMar>
-            <w:top w:w="0" w:type="dxa"/>
-            <w:bottom w:w="0" w:type="dxa"/>
-          </w:tblCellMar>
-        </w:tblPrEx>
         <w:tc>
           <w:tcPr>
             <w:tcW w:w="2200" w:type="dxa"/>
@@ -746,7 +632,6 @@
             </w:tcMar>
           </w:tcPr>
           <w:p>
-            <w:proofErr w:type="spellStart"/>
             <w:r>
               <w:rPr>
                 <w:sz w:val="20"/>
@@ -754,7 +639,6 @@
               </w:rPr>
               <w:t>value</w:t>
             </w:r>
-            <w:proofErr w:type="spellEnd"/>
           </w:p>
         </w:tc>
         <w:tc>
@@ -775,7 +659,6 @@
             </w:tcMar>
           </w:tcPr>
           <w:p>
-            <w:proofErr w:type="spellStart"/>
             <w:r>
               <w:rPr>
                 <w:sz w:val="20"/>
@@ -783,7 +666,6 @@
               </w:rPr>
               <w:t>any</w:t>
             </w:r>
-            <w:proofErr w:type="spellEnd"/>
           </w:p>
         </w:tc>
         <w:tc>
@@ -815,12 +697,6 @@
         </w:tc>
       </w:tr>
       <w:tr>
-        <w:tblPrEx>
-          <w:tblCellMar>
-            <w:top w:w="0" w:type="dxa"/>
-            <w:bottom w:w="0" w:type="dxa"/>
-          </w:tblCellMar>
-        </w:tblPrEx>
         <w:tc>
           <w:tcPr>
             <w:tcW w:w="2200" w:type="dxa"/>
@@ -839,7 +715,6 @@
             </w:tcMar>
           </w:tcPr>
           <w:p>
-            <w:proofErr w:type="spellStart"/>
             <w:r>
               <w:rPr>
                 <w:sz w:val="20"/>
@@ -848,7 +723,6 @@
               <w:lastRenderedPageBreak/>
               <w:t>category</w:t>
             </w:r>
-            <w:proofErr w:type="spellEnd"/>
           </w:p>
         </w:tc>
         <w:tc>
@@ -869,7 +743,6 @@
             </w:tcMar>
           </w:tcPr>
           <w:p>
-            <w:proofErr w:type="spellStart"/>
             <w:r>
               <w:rPr>
                 <w:sz w:val="20"/>
@@ -877,7 +750,6 @@
               </w:rPr>
               <w:t>string</w:t>
             </w:r>
-            <w:proofErr w:type="spellEnd"/>
           </w:p>
         </w:tc>
         <w:tc>
@@ -898,64 +770,17 @@
             </w:tcMar>
           </w:tcPr>
           <w:p>
-            <w:proofErr w:type="spellStart"/>
-            <w:r>
-              <w:rPr>
-                <w:sz w:val="20"/>
-                <w:szCs w:val="20"/>
-              </w:rPr>
-              <w:t>readiness</w:t>
-            </w:r>
-            <w:proofErr w:type="spellEnd"/>
-            <w:r>
-              <w:rPr>
-                <w:sz w:val="20"/>
-                <w:szCs w:val="20"/>
-              </w:rPr>
-              <w:t xml:space="preserve"> | </w:t>
-            </w:r>
-            <w:proofErr w:type="spellStart"/>
-            <w:r>
-              <w:rPr>
-                <w:sz w:val="20"/>
-                <w:szCs w:val="20"/>
-              </w:rPr>
-              <w:t>complexity</w:t>
-            </w:r>
-            <w:proofErr w:type="spellEnd"/>
-            <w:r>
-              <w:rPr>
-                <w:sz w:val="20"/>
-                <w:szCs w:val="20"/>
-              </w:rPr>
-              <w:t xml:space="preserve"> | </w:t>
-            </w:r>
-            <w:proofErr w:type="spellStart"/>
-            <w:r>
-              <w:rPr>
-                <w:sz w:val="20"/>
-                <w:szCs w:val="20"/>
-              </w:rPr>
-              <w:t>uncertainty</w:t>
-            </w:r>
-            <w:proofErr w:type="spellEnd"/>
-            <w:r>
-              <w:rPr>
-                <w:sz w:val="20"/>
-                <w:szCs w:val="20"/>
-              </w:rPr>
-              <w:t xml:space="preserve"> – Zuordnung zum Kategorie-Score</w:t>
+            <w:r>
+              <w:rPr>
+                <w:sz w:val="20"/>
+                <w:szCs w:val="20"/>
+              </w:rPr>
+              <w:t>readiness | complexity | uncertainty – Zuordnung zum Kategorie-Score</w:t>
             </w:r>
           </w:p>
         </w:tc>
       </w:tr>
       <w:tr>
-        <w:tblPrEx>
-          <w:tblCellMar>
-            <w:top w:w="0" w:type="dxa"/>
-            <w:bottom w:w="0" w:type="dxa"/>
-          </w:tblCellMar>
-        </w:tblPrEx>
         <w:tc>
           <w:tcPr>
             <w:tcW w:w="2200" w:type="dxa"/>
@@ -974,7 +799,6 @@
             </w:tcMar>
           </w:tcPr>
           <w:p>
-            <w:proofErr w:type="spellStart"/>
             <w:r>
               <w:rPr>
                 <w:sz w:val="20"/>
@@ -982,7 +806,6 @@
               </w:rPr>
               <w:t>isNegative</w:t>
             </w:r>
-            <w:proofErr w:type="spellEnd"/>
           </w:p>
         </w:tc>
         <w:tc>
@@ -1003,7 +826,6 @@
             </w:tcMar>
           </w:tcPr>
           <w:p>
-            <w:proofErr w:type="spellStart"/>
             <w:r>
               <w:rPr>
                 <w:sz w:val="20"/>
@@ -1011,7 +833,6 @@
               </w:rPr>
               <w:t>boolean</w:t>
             </w:r>
-            <w:proofErr w:type="spellEnd"/>
           </w:p>
         </w:tc>
         <w:tc>
@@ -1037,34 +858,12 @@
                 <w:sz w:val="20"/>
                 <w:szCs w:val="20"/>
               </w:rPr>
-              <w:t xml:space="preserve">Wenn </w:t>
-            </w:r>
-            <w:proofErr w:type="spellStart"/>
-            <w:r>
-              <w:rPr>
-                <w:sz w:val="20"/>
-                <w:szCs w:val="20"/>
-              </w:rPr>
-              <w:t>true</w:t>
-            </w:r>
-            <w:proofErr w:type="spellEnd"/>
-            <w:r>
-              <w:rPr>
-                <w:sz w:val="20"/>
-                <w:szCs w:val="20"/>
-              </w:rPr>
-              <w:t>: Wert wird nach Normalisierung invertiert (1 – x)</w:t>
+              <w:t>Wenn true: Wert wird nach Normalisierung invertiert (1 – x)</w:t>
             </w:r>
           </w:p>
         </w:tc>
       </w:tr>
       <w:tr>
-        <w:tblPrEx>
-          <w:tblCellMar>
-            <w:top w:w="0" w:type="dxa"/>
-            <w:bottom w:w="0" w:type="dxa"/>
-          </w:tblCellMar>
-        </w:tblPrEx>
         <w:tc>
           <w:tcPr>
             <w:tcW w:w="2200" w:type="dxa"/>
@@ -1088,17 +887,8 @@
                 <w:sz w:val="20"/>
                 <w:szCs w:val="20"/>
               </w:rPr>
-              <w:t xml:space="preserve">min / </w:t>
-            </w:r>
-            <w:proofErr w:type="spellStart"/>
-            <w:r>
-              <w:rPr>
-                <w:sz w:val="20"/>
-                <w:szCs w:val="20"/>
-              </w:rPr>
-              <w:t>max</w:t>
-            </w:r>
-            <w:proofErr w:type="spellEnd"/>
+              <w:t>min / max</w:t>
+            </w:r>
           </w:p>
         </w:tc>
         <w:tc>
@@ -1119,7 +909,6 @@
             </w:tcMar>
           </w:tcPr>
           <w:p>
-            <w:proofErr w:type="spellStart"/>
             <w:r>
               <w:rPr>
                 <w:sz w:val="20"/>
@@ -1127,7 +916,6 @@
               </w:rPr>
               <w:t>number</w:t>
             </w:r>
-            <w:proofErr w:type="spellEnd"/>
           </w:p>
         </w:tc>
         <w:tc>
@@ -1153,34 +941,12 @@
                 <w:sz w:val="20"/>
                 <w:szCs w:val="20"/>
               </w:rPr>
-              <w:t>Wertebereich bei type='</w:t>
-            </w:r>
-            <w:proofErr w:type="spellStart"/>
-            <w:r>
-              <w:rPr>
-                <w:sz w:val="20"/>
-                <w:szCs w:val="20"/>
-              </w:rPr>
-              <w:t>number</w:t>
-            </w:r>
-            <w:proofErr w:type="spellEnd"/>
-            <w:r>
-              <w:rPr>
-                <w:sz w:val="20"/>
-                <w:szCs w:val="20"/>
-              </w:rPr>
-              <w:t>' für Min-Max-Skalierung</w:t>
+              <w:t>Wertebereich bei type='number' für Min-Max-Skalierung</w:t>
             </w:r>
           </w:p>
         </w:tc>
       </w:tr>
       <w:tr>
-        <w:tblPrEx>
-          <w:tblCellMar>
-            <w:top w:w="0" w:type="dxa"/>
-            <w:bottom w:w="0" w:type="dxa"/>
-          </w:tblCellMar>
-        </w:tblPrEx>
         <w:tc>
           <w:tcPr>
             <w:tcW w:w="2200" w:type="dxa"/>
@@ -1199,7 +965,6 @@
             </w:tcMar>
           </w:tcPr>
           <w:p>
-            <w:proofErr w:type="spellStart"/>
             <w:r>
               <w:rPr>
                 <w:sz w:val="20"/>
@@ -1207,7 +972,6 @@
               </w:rPr>
               <w:t>options</w:t>
             </w:r>
-            <w:proofErr w:type="spellEnd"/>
           </w:p>
         </w:tc>
         <w:tc>
@@ -1228,30 +992,12 @@
             </w:tcMar>
           </w:tcPr>
           <w:p>
-            <w:proofErr w:type="spellStart"/>
-            <w:proofErr w:type="gramStart"/>
-            <w:r>
-              <w:rPr>
-                <w:sz w:val="20"/>
-                <w:szCs w:val="20"/>
-              </w:rPr>
-              <w:t>string</w:t>
-            </w:r>
-            <w:proofErr w:type="spellEnd"/>
-            <w:r>
-              <w:rPr>
-                <w:sz w:val="20"/>
-                <w:szCs w:val="20"/>
-              </w:rPr>
-              <w:t>[</w:t>
-            </w:r>
-            <w:proofErr w:type="gramEnd"/>
-            <w:r>
-              <w:rPr>
-                <w:sz w:val="20"/>
-                <w:szCs w:val="20"/>
-              </w:rPr>
-              <w:t>]</w:t>
+            <w:r>
+              <w:rPr>
+                <w:sz w:val="20"/>
+                <w:szCs w:val="20"/>
+              </w:rPr>
+              <w:t>string[]</w:t>
             </w:r>
           </w:p>
         </w:tc>
@@ -1278,23 +1024,7 @@
                 <w:sz w:val="20"/>
                 <w:szCs w:val="20"/>
               </w:rPr>
-              <w:t>Auswahlliste bei type='</w:t>
-            </w:r>
-            <w:proofErr w:type="spellStart"/>
-            <w:r>
-              <w:rPr>
-                <w:sz w:val="20"/>
-                <w:szCs w:val="20"/>
-              </w:rPr>
-              <w:t>select</w:t>
-            </w:r>
-            <w:proofErr w:type="spellEnd"/>
-            <w:r>
-              <w:rPr>
-                <w:sz w:val="20"/>
-                <w:szCs w:val="20"/>
-              </w:rPr>
-              <w:t>'</w:t>
+              <w:t>Auswahlliste bei type='select'</w:t>
             </w:r>
           </w:p>
         </w:tc>
@@ -1310,13 +1040,8 @@
         <w:pStyle w:val="berschrift2"/>
       </w:pPr>
       <w:r>
-        <w:t xml:space="preserve">2.2 </w:t>
-      </w:r>
-      <w:proofErr w:type="spellStart"/>
-      <w:r>
-        <w:t>CategoryScore</w:t>
-      </w:r>
-      <w:proofErr w:type="spellEnd"/>
+        <w:t>2.2 CategoryScore</w:t>
+      </w:r>
     </w:p>
     <w:p>
       <w:pPr>
@@ -1348,12 +1073,6 @@
         <w:gridCol w:w="6960"/>
       </w:tblGrid>
       <w:tr>
-        <w:tblPrEx>
-          <w:tblCellMar>
-            <w:top w:w="0" w:type="dxa"/>
-            <w:bottom w:w="0" w:type="dxa"/>
-          </w:tblCellMar>
-        </w:tblPrEx>
         <w:tc>
           <w:tcPr>
             <w:tcW w:w="2400" w:type="dxa"/>
@@ -1416,12 +1135,6 @@
         </w:tc>
       </w:tr>
       <w:tr>
-        <w:tblPrEx>
-          <w:tblCellMar>
-            <w:top w:w="0" w:type="dxa"/>
-            <w:bottom w:w="0" w:type="dxa"/>
-          </w:tblCellMar>
-        </w:tblPrEx>
         <w:tc>
           <w:tcPr>
             <w:tcW w:w="2400" w:type="dxa"/>
@@ -1440,21 +1153,12 @@
             </w:tcMar>
           </w:tcPr>
           <w:p>
-            <w:proofErr w:type="spellStart"/>
-            <w:r>
-              <w:rPr>
-                <w:sz w:val="20"/>
-                <w:szCs w:val="20"/>
-              </w:rPr>
-              <w:t>readiness</w:t>
-            </w:r>
-            <w:proofErr w:type="spellEnd"/>
-            <w:r>
-              <w:rPr>
-                <w:sz w:val="20"/>
-                <w:szCs w:val="20"/>
-              </w:rPr>
-              <w:t xml:space="preserve"> ∈ [0,1]</w:t>
+            <w:r>
+              <w:rPr>
+                <w:sz w:val="20"/>
+                <w:szCs w:val="20"/>
+              </w:rPr>
+              <w:t>readiness ∈ [0,1]</w:t>
             </w:r>
           </w:p>
         </w:tc>
@@ -1487,12 +1191,6 @@
         </w:tc>
       </w:tr>
       <w:tr>
-        <w:tblPrEx>
-          <w:tblCellMar>
-            <w:top w:w="0" w:type="dxa"/>
-            <w:bottom w:w="0" w:type="dxa"/>
-          </w:tblCellMar>
-        </w:tblPrEx>
         <w:tc>
           <w:tcPr>
             <w:tcW w:w="2400" w:type="dxa"/>
@@ -1511,21 +1209,12 @@
             </w:tcMar>
           </w:tcPr>
           <w:p>
-            <w:proofErr w:type="spellStart"/>
-            <w:r>
-              <w:rPr>
-                <w:sz w:val="20"/>
-                <w:szCs w:val="20"/>
-              </w:rPr>
-              <w:t>complexity</w:t>
-            </w:r>
-            <w:proofErr w:type="spellEnd"/>
-            <w:r>
-              <w:rPr>
-                <w:sz w:val="20"/>
-                <w:szCs w:val="20"/>
-              </w:rPr>
-              <w:t xml:space="preserve"> ∈ [0,1]</w:t>
+            <w:r>
+              <w:rPr>
+                <w:sz w:val="20"/>
+                <w:szCs w:val="20"/>
+              </w:rPr>
+              <w:t>complexity ∈ [0,1]</w:t>
             </w:r>
           </w:p>
         </w:tc>
@@ -1558,12 +1247,6 @@
         </w:tc>
       </w:tr>
       <w:tr>
-        <w:tblPrEx>
-          <w:tblCellMar>
-            <w:top w:w="0" w:type="dxa"/>
-            <w:bottom w:w="0" w:type="dxa"/>
-          </w:tblCellMar>
-        </w:tblPrEx>
         <w:tc>
           <w:tcPr>
             <w:tcW w:w="2400" w:type="dxa"/>
@@ -1582,21 +1265,12 @@
             </w:tcMar>
           </w:tcPr>
           <w:p>
-            <w:proofErr w:type="spellStart"/>
-            <w:r>
-              <w:rPr>
-                <w:sz w:val="20"/>
-                <w:szCs w:val="20"/>
-              </w:rPr>
-              <w:t>uncertainty</w:t>
-            </w:r>
-            <w:proofErr w:type="spellEnd"/>
-            <w:r>
-              <w:rPr>
-                <w:sz w:val="20"/>
-                <w:szCs w:val="20"/>
-              </w:rPr>
-              <w:t xml:space="preserve"> ∈ [0,1]</w:t>
+            <w:r>
+              <w:rPr>
+                <w:sz w:val="20"/>
+                <w:szCs w:val="20"/>
+              </w:rPr>
+              <w:t>uncertainty ∈ [0,1]</w:t>
             </w:r>
           </w:p>
         </w:tc>
@@ -1639,15 +1313,7 @@
         <w:pStyle w:val="berschrift2"/>
       </w:pPr>
       <w:r>
-        <w:t xml:space="preserve">2.3 </w:t>
-      </w:r>
-      <w:proofErr w:type="spellStart"/>
-      <w:r>
-        <w:t>ProjectMetrics</w:t>
-      </w:r>
-      <w:proofErr w:type="spellEnd"/>
-      <w:r>
-        <w:t xml:space="preserve"> (Ausgabe)</w:t>
+        <w:t>2.3 ProjectMetrics (Ausgabe)</w:t>
       </w:r>
     </w:p>
     <w:p>
@@ -1657,8 +1323,6 @@
       <w:r>
         <w:t xml:space="preserve">Vollständiges Ergebnisobjekt der </w:t>
       </w:r>
-      <w:proofErr w:type="spellStart"/>
-      <w:proofErr w:type="gramStart"/>
       <w:r>
         <w:rPr>
           <w:rFonts w:ascii="Courier New" w:eastAsia="Courier New" w:hAnsi="Courier New" w:cs="Courier New"/>
@@ -1666,27 +1330,7 @@
           <w:sz w:val="20"/>
           <w:szCs w:val="20"/>
         </w:rPr>
-        <w:t>calculate</w:t>
-      </w:r>
-      <w:proofErr w:type="spellEnd"/>
-      <w:r>
-        <w:rPr>
-          <w:rFonts w:ascii="Courier New" w:eastAsia="Courier New" w:hAnsi="Courier New" w:cs="Courier New"/>
-          <w:color w:val="C7254E"/>
-          <w:sz w:val="20"/>
-          <w:szCs w:val="20"/>
-        </w:rPr>
-        <w:t>(</w:t>
-      </w:r>
-      <w:proofErr w:type="gramEnd"/>
-      <w:r>
-        <w:rPr>
-          <w:rFonts w:ascii="Courier New" w:eastAsia="Courier New" w:hAnsi="Courier New" w:cs="Courier New"/>
-          <w:color w:val="C7254E"/>
-          <w:sz w:val="20"/>
-          <w:szCs w:val="20"/>
-        </w:rPr>
-        <w:t>)</w:t>
+        <w:t>calculate()</w:t>
       </w:r>
       <w:r>
         <w:t>-Methode:</w:t>
@@ -1714,12 +1358,6 @@
         <w:gridCol w:w="6360"/>
       </w:tblGrid>
       <w:tr>
-        <w:tblPrEx>
-          <w:tblCellMar>
-            <w:top w:w="0" w:type="dxa"/>
-            <w:bottom w:w="0" w:type="dxa"/>
-          </w:tblCellMar>
-        </w:tblPrEx>
         <w:tc>
           <w:tcPr>
             <w:tcW w:w="3000" w:type="dxa"/>
@@ -1782,12 +1420,6 @@
         </w:tc>
       </w:tr>
       <w:tr>
-        <w:tblPrEx>
-          <w:tblCellMar>
-            <w:top w:w="0" w:type="dxa"/>
-            <w:bottom w:w="0" w:type="dxa"/>
-          </w:tblCellMar>
-        </w:tblPrEx>
         <w:tc>
           <w:tcPr>
             <w:tcW w:w="3000" w:type="dxa"/>
@@ -1806,7 +1438,6 @@
             </w:tcMar>
           </w:tcPr>
           <w:p>
-            <w:proofErr w:type="spellStart"/>
             <w:r>
               <w:rPr>
                 <w:sz w:val="20"/>
@@ -1814,7 +1445,6 @@
               </w:rPr>
               <w:t>categoryScores</w:t>
             </w:r>
-            <w:proofErr w:type="spellEnd"/>
           </w:p>
         </w:tc>
         <w:tc>
@@ -1840,66 +1470,12 @@
                 <w:sz w:val="20"/>
                 <w:szCs w:val="20"/>
               </w:rPr>
-              <w:t>Die drei gewichteten Kategorie-Scores (</w:t>
-            </w:r>
-            <w:proofErr w:type="spellStart"/>
-            <w:r>
-              <w:rPr>
-                <w:sz w:val="20"/>
-                <w:szCs w:val="20"/>
-              </w:rPr>
-              <w:t>readiness</w:t>
-            </w:r>
-            <w:proofErr w:type="spellEnd"/>
-            <w:r>
-              <w:rPr>
-                <w:sz w:val="20"/>
-                <w:szCs w:val="20"/>
-              </w:rPr>
-              <w:t xml:space="preserve">, </w:t>
-            </w:r>
-            <w:proofErr w:type="spellStart"/>
-            <w:r>
-              <w:rPr>
-                <w:sz w:val="20"/>
-                <w:szCs w:val="20"/>
-              </w:rPr>
-              <w:t>complexity</w:t>
-            </w:r>
-            <w:proofErr w:type="spellEnd"/>
-            <w:r>
-              <w:rPr>
-                <w:sz w:val="20"/>
-                <w:szCs w:val="20"/>
-              </w:rPr>
-              <w:t xml:space="preserve">, </w:t>
-            </w:r>
-            <w:proofErr w:type="spellStart"/>
-            <w:r>
-              <w:rPr>
-                <w:sz w:val="20"/>
-                <w:szCs w:val="20"/>
-              </w:rPr>
-              <w:t>uncertainty</w:t>
-            </w:r>
-            <w:proofErr w:type="spellEnd"/>
-            <w:r>
-              <w:rPr>
-                <w:sz w:val="20"/>
-                <w:szCs w:val="20"/>
-              </w:rPr>
-              <w:t>)</w:t>
+              <w:t>Die drei gewichteten Kategorie-Scores (readiness, complexity, uncertainty)</w:t>
             </w:r>
           </w:p>
         </w:tc>
       </w:tr>
       <w:tr>
-        <w:tblPrEx>
-          <w:tblCellMar>
-            <w:top w:w="0" w:type="dxa"/>
-            <w:bottom w:w="0" w:type="dxa"/>
-          </w:tblCellMar>
-        </w:tblPrEx>
         <w:tc>
           <w:tcPr>
             <w:tcW w:w="3000" w:type="dxa"/>
@@ -1918,7 +1494,6 @@
             </w:tcMar>
           </w:tcPr>
           <w:p>
-            <w:proofErr w:type="spellStart"/>
             <w:r>
               <w:rPr>
                 <w:sz w:val="20"/>
@@ -1926,7 +1501,6 @@
               </w:rPr>
               <w:t>overallScore</w:t>
             </w:r>
-            <w:proofErr w:type="spellEnd"/>
           </w:p>
         </w:tc>
         <w:tc>
@@ -1958,12 +1532,6 @@
         </w:tc>
       </w:tr>
       <w:tr>
-        <w:tblPrEx>
-          <w:tblCellMar>
-            <w:top w:w="0" w:type="dxa"/>
-            <w:bottom w:w="0" w:type="dxa"/>
-          </w:tblCellMar>
-        </w:tblPrEx>
         <w:tc>
           <w:tcPr>
             <w:tcW w:w="3000" w:type="dxa"/>
@@ -1982,7 +1550,6 @@
             </w:tcMar>
           </w:tcPr>
           <w:p>
-            <w:proofErr w:type="spellStart"/>
             <w:r>
               <w:rPr>
                 <w:sz w:val="20"/>
@@ -1990,7 +1557,6 @@
               </w:rPr>
               <w:t>effortPersonWeeks</w:t>
             </w:r>
-            <w:proofErr w:type="spellEnd"/>
           </w:p>
         </w:tc>
         <w:tc>
@@ -2022,12 +1588,6 @@
         </w:tc>
       </w:tr>
       <w:tr>
-        <w:tblPrEx>
-          <w:tblCellMar>
-            <w:top w:w="0" w:type="dxa"/>
-            <w:bottom w:w="0" w:type="dxa"/>
-          </w:tblCellMar>
-        </w:tblPrEx>
         <w:tc>
           <w:tcPr>
             <w:tcW w:w="3000" w:type="dxa"/>
@@ -2046,7 +1606,6 @@
             </w:tcMar>
           </w:tcPr>
           <w:p>
-            <w:proofErr w:type="spellStart"/>
             <w:r>
               <w:rPr>
                 <w:sz w:val="20"/>
@@ -2054,7 +1613,6 @@
               </w:rPr>
               <w:t>durationWeeks</w:t>
             </w:r>
-            <w:proofErr w:type="spellEnd"/>
           </w:p>
         </w:tc>
         <w:tc>
@@ -2086,12 +1644,6 @@
         </w:tc>
       </w:tr>
       <w:tr>
-        <w:tblPrEx>
-          <w:tblCellMar>
-            <w:top w:w="0" w:type="dxa"/>
-            <w:bottom w:w="0" w:type="dxa"/>
-          </w:tblCellMar>
-        </w:tblPrEx>
         <w:tc>
           <w:tcPr>
             <w:tcW w:w="3000" w:type="dxa"/>
@@ -2110,7 +1662,6 @@
             </w:tcMar>
           </w:tcPr>
           <w:p>
-            <w:proofErr w:type="spellStart"/>
             <w:r>
               <w:rPr>
                 <w:sz w:val="20"/>
@@ -2118,7 +1669,6 @@
               </w:rPr>
               <w:t>projectSize</w:t>
             </w:r>
-            <w:proofErr w:type="spellEnd"/>
           </w:p>
         </w:tc>
         <w:tc>
@@ -2150,12 +1700,6 @@
         </w:tc>
       </w:tr>
       <w:tr>
-        <w:tblPrEx>
-          <w:tblCellMar>
-            <w:top w:w="0" w:type="dxa"/>
-            <w:bottom w:w="0" w:type="dxa"/>
-          </w:tblCellMar>
-        </w:tblPrEx>
         <w:tc>
           <w:tcPr>
             <w:tcW w:w="3000" w:type="dxa"/>
@@ -2174,7 +1718,6 @@
             </w:tcMar>
           </w:tcPr>
           <w:p>
-            <w:proofErr w:type="spellStart"/>
             <w:r>
               <w:rPr>
                 <w:sz w:val="20"/>
@@ -2182,7 +1725,6 @@
               </w:rPr>
               <w:t>storyPoints</w:t>
             </w:r>
-            <w:proofErr w:type="spellEnd"/>
           </w:p>
         </w:tc>
         <w:tc>
@@ -2214,12 +1756,6 @@
         </w:tc>
       </w:tr>
       <w:tr>
-        <w:tblPrEx>
-          <w:tblCellMar>
-            <w:top w:w="0" w:type="dxa"/>
-            <w:bottom w:w="0" w:type="dxa"/>
-          </w:tblCellMar>
-        </w:tblPrEx>
         <w:tc>
           <w:tcPr>
             <w:tcW w:w="3000" w:type="dxa"/>
@@ -2238,7 +1774,6 @@
             </w:tcMar>
           </w:tcPr>
           <w:p>
-            <w:proofErr w:type="spellStart"/>
             <w:r>
               <w:rPr>
                 <w:sz w:val="20"/>
@@ -2246,7 +1781,6 @@
               </w:rPr>
               <w:t>sprintCount</w:t>
             </w:r>
-            <w:proofErr w:type="spellEnd"/>
           </w:p>
         </w:tc>
         <w:tc>
@@ -2278,12 +1812,6 @@
         </w:tc>
       </w:tr>
       <w:tr>
-        <w:tblPrEx>
-          <w:tblCellMar>
-            <w:top w:w="0" w:type="dxa"/>
-            <w:bottom w:w="0" w:type="dxa"/>
-          </w:tblCellMar>
-        </w:tblPrEx>
         <w:tc>
           <w:tcPr>
             <w:tcW w:w="3000" w:type="dxa"/>
@@ -2302,7 +1830,6 @@
             </w:tcMar>
           </w:tcPr>
           <w:p>
-            <w:proofErr w:type="spellStart"/>
             <w:r>
               <w:rPr>
                 <w:sz w:val="20"/>
@@ -2310,7 +1837,6 @@
               </w:rPr>
               <w:t>phases</w:t>
             </w:r>
-            <w:proofErr w:type="spellEnd"/>
           </w:p>
         </w:tc>
         <w:tc>
@@ -2342,12 +1868,6 @@
         </w:tc>
       </w:tr>
       <w:tr>
-        <w:tblPrEx>
-          <w:tblCellMar>
-            <w:top w:w="0" w:type="dxa"/>
-            <w:bottom w:w="0" w:type="dxa"/>
-          </w:tblCellMar>
-        </w:tblPrEx>
         <w:tc>
           <w:tcPr>
             <w:tcW w:w="3000" w:type="dxa"/>
@@ -2366,7 +1886,6 @@
             </w:tcMar>
           </w:tcPr>
           <w:p>
-            <w:proofErr w:type="spellStart"/>
             <w:r>
               <w:rPr>
                 <w:sz w:val="20"/>
@@ -2374,7 +1893,6 @@
               </w:rPr>
               <w:t>effortBreakdown</w:t>
             </w:r>
-            <w:proofErr w:type="spellEnd"/>
           </w:p>
         </w:tc>
         <w:tc>
@@ -2427,20 +1945,7 @@
         <w:pStyle w:val="berschrift2"/>
       </w:pPr>
       <w:r>
-        <w:t xml:space="preserve">3.1 Methode: </w:t>
-      </w:r>
-      <w:proofErr w:type="spellStart"/>
-      <w:proofErr w:type="gramStart"/>
-      <w:r>
-        <w:t>normalizeInputs</w:t>
-      </w:r>
-      <w:proofErr w:type="spellEnd"/>
-      <w:r>
-        <w:t>(</w:t>
-      </w:r>
-      <w:proofErr w:type="gramEnd"/>
-      <w:r>
-        <w:t>)</w:t>
+        <w:t>3.1 Methode: normalizeInputs()</w:t>
       </w:r>
     </w:p>
     <w:p>
@@ -2455,8 +1960,6 @@
         <w:lastRenderedPageBreak/>
         <w:t xml:space="preserve">Signatur: </w:t>
       </w:r>
-      <w:proofErr w:type="spellStart"/>
-      <w:proofErr w:type="gramStart"/>
       <w:r>
         <w:rPr>
           <w:rFonts w:ascii="Courier New" w:eastAsia="Courier New" w:hAnsi="Courier New" w:cs="Courier New"/>
@@ -2464,100 +1967,7 @@
           <w:sz w:val="20"/>
           <w:szCs w:val="20"/>
         </w:rPr>
-        <w:t>normalizeInputs</w:t>
-      </w:r>
-      <w:proofErr w:type="spellEnd"/>
-      <w:r>
-        <w:rPr>
-          <w:rFonts w:ascii="Courier New" w:eastAsia="Courier New" w:hAnsi="Courier New" w:cs="Courier New"/>
-          <w:color w:val="C7254E"/>
-          <w:sz w:val="20"/>
-          <w:szCs w:val="20"/>
-        </w:rPr>
-        <w:t>(</w:t>
-      </w:r>
-      <w:proofErr w:type="spellStart"/>
-      <w:proofErr w:type="gramEnd"/>
-      <w:r>
-        <w:rPr>
-          <w:rFonts w:ascii="Courier New" w:eastAsia="Courier New" w:hAnsi="Courier New" w:cs="Courier New"/>
-          <w:color w:val="C7254E"/>
-          <w:sz w:val="20"/>
-          <w:szCs w:val="20"/>
-        </w:rPr>
-        <w:t>inputs</w:t>
-      </w:r>
-      <w:proofErr w:type="spellEnd"/>
-      <w:r>
-        <w:rPr>
-          <w:rFonts w:ascii="Courier New" w:eastAsia="Courier New" w:hAnsi="Courier New" w:cs="Courier New"/>
-          <w:color w:val="C7254E"/>
-          <w:sz w:val="20"/>
-          <w:szCs w:val="20"/>
-        </w:rPr>
-        <w:t xml:space="preserve">: </w:t>
-      </w:r>
-      <w:proofErr w:type="spellStart"/>
-      <w:proofErr w:type="gramStart"/>
-      <w:r>
-        <w:rPr>
-          <w:rFonts w:ascii="Courier New" w:eastAsia="Courier New" w:hAnsi="Courier New" w:cs="Courier New"/>
-          <w:color w:val="C7254E"/>
-          <w:sz w:val="20"/>
-          <w:szCs w:val="20"/>
-        </w:rPr>
-        <w:t>InputField</w:t>
-      </w:r>
-      <w:proofErr w:type="spellEnd"/>
-      <w:r>
-        <w:rPr>
-          <w:rFonts w:ascii="Courier New" w:eastAsia="Courier New" w:hAnsi="Courier New" w:cs="Courier New"/>
-          <w:color w:val="C7254E"/>
-          <w:sz w:val="20"/>
-          <w:szCs w:val="20"/>
-        </w:rPr>
-        <w:t>[</w:t>
-      </w:r>
-      <w:proofErr w:type="gramEnd"/>
-      <w:r>
-        <w:rPr>
-          <w:rFonts w:ascii="Courier New" w:eastAsia="Courier New" w:hAnsi="Courier New" w:cs="Courier New"/>
-          <w:color w:val="C7254E"/>
-          <w:sz w:val="20"/>
-          <w:szCs w:val="20"/>
-        </w:rPr>
-        <w:t xml:space="preserve">]): </w:t>
-      </w:r>
-      <w:proofErr w:type="spellStart"/>
-      <w:proofErr w:type="gramStart"/>
-      <w:r>
-        <w:rPr>
-          <w:rFonts w:ascii="Courier New" w:eastAsia="Courier New" w:hAnsi="Courier New" w:cs="Courier New"/>
-          <w:color w:val="C7254E"/>
-          <w:sz w:val="20"/>
-          <w:szCs w:val="20"/>
-        </w:rPr>
-        <w:t>NormalizedValue</w:t>
-      </w:r>
-      <w:proofErr w:type="spellEnd"/>
-      <w:r>
-        <w:rPr>
-          <w:rFonts w:ascii="Courier New" w:eastAsia="Courier New" w:hAnsi="Courier New" w:cs="Courier New"/>
-          <w:color w:val="C7254E"/>
-          <w:sz w:val="20"/>
-          <w:szCs w:val="20"/>
-        </w:rPr>
-        <w:t>[</w:t>
-      </w:r>
-      <w:proofErr w:type="gramEnd"/>
-      <w:r>
-        <w:rPr>
-          <w:rFonts w:ascii="Courier New" w:eastAsia="Courier New" w:hAnsi="Courier New" w:cs="Courier New"/>
-          <w:color w:val="C7254E"/>
-          <w:sz w:val="20"/>
-          <w:szCs w:val="20"/>
-        </w:rPr>
-        <w:t>]</w:t>
+        <w:t>normalizeInputs(inputs: InputField[]): NormalizedValue[]</w:t>
       </w:r>
     </w:p>
     <w:p>
@@ -2618,12 +2028,6 @@
         <w:gridCol w:w="4560"/>
       </w:tblGrid>
       <w:tr>
-        <w:tblPrEx>
-          <w:tblCellMar>
-            <w:top w:w="0" w:type="dxa"/>
-            <w:bottom w:w="0" w:type="dxa"/>
-          </w:tblCellMar>
-        </w:tblPrEx>
         <w:tc>
           <w:tcPr>
             <w:tcW w:w="1800" w:type="dxa"/>
@@ -2716,12 +2120,6 @@
         </w:tc>
       </w:tr>
       <w:tr>
-        <w:tblPrEx>
-          <w:tblCellMar>
-            <w:top w:w="0" w:type="dxa"/>
-            <w:bottom w:w="0" w:type="dxa"/>
-          </w:tblCellMar>
-        </w:tblPrEx>
         <w:tc>
           <w:tcPr>
             <w:tcW w:w="1800" w:type="dxa"/>
@@ -2740,7 +2138,6 @@
             </w:tcMar>
           </w:tcPr>
           <w:p>
-            <w:proofErr w:type="spellStart"/>
             <w:r>
               <w:rPr>
                 <w:sz w:val="20"/>
@@ -2748,7 +2145,6 @@
               </w:rPr>
               <w:t>boolean</w:t>
             </w:r>
-            <w:proofErr w:type="spellEnd"/>
           </w:p>
         </w:tc>
         <w:tc>
@@ -2769,8 +2165,6 @@
             </w:tcMar>
           </w:tcPr>
           <w:p>
-            <w:proofErr w:type="spellStart"/>
-            <w:proofErr w:type="gramStart"/>
             <w:r>
               <w:rPr>
                 <w:rFonts w:ascii="Courier New" w:eastAsia="Courier New" w:hAnsi="Courier New" w:cs="Courier New"/>
@@ -2778,9 +2172,84 @@
                 <w:sz w:val="20"/>
                 <w:szCs w:val="20"/>
               </w:rPr>
-              <w:t>value</w:t>
-            </w:r>
-            <w:proofErr w:type="spellEnd"/>
+              <w:t>value ? 1 : 0</w:t>
+            </w:r>
+          </w:p>
+        </w:tc>
+        <w:tc>
+          <w:tcPr>
+            <w:tcW w:w="4560" w:type="dxa"/>
+            <w:tcBorders>
+              <w:top w:val="single" w:sz="1" w:space="0" w:color="CCCCCC"/>
+              <w:left w:val="single" w:sz="1" w:space="0" w:color="CCCCCC"/>
+              <w:bottom w:val="single" w:sz="1" w:space="0" w:color="CCCCCC"/>
+              <w:right w:val="single" w:sz="1" w:space="0" w:color="CCCCCC"/>
+            </w:tcBorders>
+            <w:shd w:val="clear" w:color="auto" w:fill="FFFFFF"/>
+            <w:tcMar>
+              <w:top w:w="100" w:type="dxa"/>
+              <w:left w:w="140" w:type="dxa"/>
+              <w:bottom w:w="100" w:type="dxa"/>
+              <w:right w:w="140" w:type="dxa"/>
+            </w:tcMar>
+          </w:tcPr>
+          <w:p>
+            <w:r>
+              <w:rPr>
+                <w:sz w:val="20"/>
+                <w:szCs w:val="20"/>
+              </w:rPr>
+              <w:t>Binär: true → 1.0, false → 0.0</w:t>
+            </w:r>
+          </w:p>
+        </w:tc>
+      </w:tr>
+      <w:tr>
+        <w:tc>
+          <w:tcPr>
+            <w:tcW w:w="1800" w:type="dxa"/>
+            <w:tcBorders>
+              <w:top w:val="single" w:sz="1" w:space="0" w:color="CCCCCC"/>
+              <w:left w:val="single" w:sz="1" w:space="0" w:color="CCCCCC"/>
+              <w:bottom w:val="single" w:sz="1" w:space="0" w:color="CCCCCC"/>
+              <w:right w:val="single" w:sz="1" w:space="0" w:color="CCCCCC"/>
+            </w:tcBorders>
+            <w:shd w:val="clear" w:color="auto" w:fill="EEF3FB"/>
+            <w:tcMar>
+              <w:top w:w="100" w:type="dxa"/>
+              <w:left w:w="140" w:type="dxa"/>
+              <w:bottom w:w="100" w:type="dxa"/>
+              <w:right w:w="140" w:type="dxa"/>
+            </w:tcMar>
+          </w:tcPr>
+          <w:p>
+            <w:r>
+              <w:rPr>
+                <w:sz w:val="20"/>
+                <w:szCs w:val="20"/>
+              </w:rPr>
+              <w:t>percentage</w:t>
+            </w:r>
+          </w:p>
+        </w:tc>
+        <w:tc>
+          <w:tcPr>
+            <w:tcW w:w="3000" w:type="dxa"/>
+            <w:tcBorders>
+              <w:top w:val="single" w:sz="1" w:space="0" w:color="CCCCCC"/>
+              <w:left w:val="single" w:sz="1" w:space="0" w:color="CCCCCC"/>
+              <w:bottom w:val="single" w:sz="1" w:space="0" w:color="CCCCCC"/>
+              <w:right w:val="single" w:sz="1" w:space="0" w:color="CCCCCC"/>
+            </w:tcBorders>
+            <w:shd w:val="clear" w:color="auto" w:fill="EEF3FB"/>
+            <w:tcMar>
+              <w:top w:w="100" w:type="dxa"/>
+              <w:left w:w="140" w:type="dxa"/>
+              <w:bottom w:w="100" w:type="dxa"/>
+              <w:right w:w="140" w:type="dxa"/>
+            </w:tcMar>
+          </w:tcPr>
+          <w:p>
             <w:r>
               <w:rPr>
                 <w:rFonts w:ascii="Courier New" w:eastAsia="Courier New" w:hAnsi="Courier New" w:cs="Courier New"/>
@@ -2788,9 +2257,84 @@
                 <w:sz w:val="20"/>
                 <w:szCs w:val="20"/>
               </w:rPr>
-              <w:t xml:space="preserve"> ?</w:t>
-            </w:r>
-            <w:proofErr w:type="gramEnd"/>
+              <w:t>value / 100</w:t>
+            </w:r>
+          </w:p>
+        </w:tc>
+        <w:tc>
+          <w:tcPr>
+            <w:tcW w:w="4560" w:type="dxa"/>
+            <w:tcBorders>
+              <w:top w:val="single" w:sz="1" w:space="0" w:color="CCCCCC"/>
+              <w:left w:val="single" w:sz="1" w:space="0" w:color="CCCCCC"/>
+              <w:bottom w:val="single" w:sz="1" w:space="0" w:color="CCCCCC"/>
+              <w:right w:val="single" w:sz="1" w:space="0" w:color="CCCCCC"/>
+            </w:tcBorders>
+            <w:shd w:val="clear" w:color="auto" w:fill="EEF3FB"/>
+            <w:tcMar>
+              <w:top w:w="100" w:type="dxa"/>
+              <w:left w:w="140" w:type="dxa"/>
+              <w:bottom w:w="100" w:type="dxa"/>
+              <w:right w:w="140" w:type="dxa"/>
+            </w:tcMar>
+          </w:tcPr>
+          <w:p>
+            <w:r>
+              <w:rPr>
+                <w:sz w:val="20"/>
+                <w:szCs w:val="20"/>
+              </w:rPr>
+              <w:t>Lineare Skalierung, da Prozentwerte bereits normiert sind</w:t>
+            </w:r>
+          </w:p>
+        </w:tc>
+      </w:tr>
+      <w:tr>
+        <w:tc>
+          <w:tcPr>
+            <w:tcW w:w="1800" w:type="dxa"/>
+            <w:tcBorders>
+              <w:top w:val="single" w:sz="1" w:space="0" w:color="CCCCCC"/>
+              <w:left w:val="single" w:sz="1" w:space="0" w:color="CCCCCC"/>
+              <w:bottom w:val="single" w:sz="1" w:space="0" w:color="CCCCCC"/>
+              <w:right w:val="single" w:sz="1" w:space="0" w:color="CCCCCC"/>
+            </w:tcBorders>
+            <w:shd w:val="clear" w:color="auto" w:fill="FFFFFF"/>
+            <w:tcMar>
+              <w:top w:w="100" w:type="dxa"/>
+              <w:left w:w="140" w:type="dxa"/>
+              <w:bottom w:w="100" w:type="dxa"/>
+              <w:right w:w="140" w:type="dxa"/>
+            </w:tcMar>
+          </w:tcPr>
+          <w:p>
+            <w:r>
+              <w:rPr>
+                <w:sz w:val="20"/>
+                <w:szCs w:val="20"/>
+              </w:rPr>
+              <w:t>number</w:t>
+            </w:r>
+          </w:p>
+        </w:tc>
+        <w:tc>
+          <w:tcPr>
+            <w:tcW w:w="3000" w:type="dxa"/>
+            <w:tcBorders>
+              <w:top w:val="single" w:sz="1" w:space="0" w:color="CCCCCC"/>
+              <w:left w:val="single" w:sz="1" w:space="0" w:color="CCCCCC"/>
+              <w:bottom w:val="single" w:sz="1" w:space="0" w:color="CCCCCC"/>
+              <w:right w:val="single" w:sz="1" w:space="0" w:color="CCCCCC"/>
+            </w:tcBorders>
+            <w:shd w:val="clear" w:color="auto" w:fill="FFFFFF"/>
+            <w:tcMar>
+              <w:top w:w="100" w:type="dxa"/>
+              <w:left w:w="140" w:type="dxa"/>
+              <w:bottom w:w="100" w:type="dxa"/>
+              <w:right w:w="140" w:type="dxa"/>
+            </w:tcMar>
+          </w:tcPr>
+          <w:p>
             <w:r>
               <w:rPr>
                 <w:rFonts w:ascii="Courier New" w:eastAsia="Courier New" w:hAnsi="Courier New" w:cs="Courier New"/>
@@ -2798,9 +2342,84 @@
                 <w:sz w:val="20"/>
                 <w:szCs w:val="20"/>
               </w:rPr>
-              <w:t xml:space="preserve"> </w:t>
-            </w:r>
-            <w:proofErr w:type="gramStart"/>
+              <w:t>(v – min) / (max – min)</w:t>
+            </w:r>
+          </w:p>
+        </w:tc>
+        <w:tc>
+          <w:tcPr>
+            <w:tcW w:w="4560" w:type="dxa"/>
+            <w:tcBorders>
+              <w:top w:val="single" w:sz="1" w:space="0" w:color="CCCCCC"/>
+              <w:left w:val="single" w:sz="1" w:space="0" w:color="CCCCCC"/>
+              <w:bottom w:val="single" w:sz="1" w:space="0" w:color="CCCCCC"/>
+              <w:right w:val="single" w:sz="1" w:space="0" w:color="CCCCCC"/>
+            </w:tcBorders>
+            <w:shd w:val="clear" w:color="auto" w:fill="FFFFFF"/>
+            <w:tcMar>
+              <w:top w:w="100" w:type="dxa"/>
+              <w:left w:w="140" w:type="dxa"/>
+              <w:bottom w:w="100" w:type="dxa"/>
+              <w:right w:w="140" w:type="dxa"/>
+            </w:tcMar>
+          </w:tcPr>
+          <w:p>
+            <w:r>
+              <w:rPr>
+                <w:sz w:val="20"/>
+                <w:szCs w:val="20"/>
+              </w:rPr>
+              <w:t>Min-Max-Normalisierung; Ergebnis ist 0 bei Minimum und 1 bei Maximum des angegebenen Wertebereichs</w:t>
+            </w:r>
+          </w:p>
+        </w:tc>
+      </w:tr>
+      <w:tr>
+        <w:tc>
+          <w:tcPr>
+            <w:tcW w:w="1800" w:type="dxa"/>
+            <w:tcBorders>
+              <w:top w:val="single" w:sz="1" w:space="0" w:color="CCCCCC"/>
+              <w:left w:val="single" w:sz="1" w:space="0" w:color="CCCCCC"/>
+              <w:bottom w:val="single" w:sz="1" w:space="0" w:color="CCCCCC"/>
+              <w:right w:val="single" w:sz="1" w:space="0" w:color="CCCCCC"/>
+            </w:tcBorders>
+            <w:shd w:val="clear" w:color="auto" w:fill="EEF3FB"/>
+            <w:tcMar>
+              <w:top w:w="100" w:type="dxa"/>
+              <w:left w:w="140" w:type="dxa"/>
+              <w:bottom w:w="100" w:type="dxa"/>
+              <w:right w:w="140" w:type="dxa"/>
+            </w:tcMar>
+          </w:tcPr>
+          <w:p>
+            <w:r>
+              <w:rPr>
+                <w:sz w:val="20"/>
+                <w:szCs w:val="20"/>
+              </w:rPr>
+              <w:t>select</w:t>
+            </w:r>
+          </w:p>
+        </w:tc>
+        <w:tc>
+          <w:tcPr>
+            <w:tcW w:w="3000" w:type="dxa"/>
+            <w:tcBorders>
+              <w:top w:val="single" w:sz="1" w:space="0" w:color="CCCCCC"/>
+              <w:left w:val="single" w:sz="1" w:space="0" w:color="CCCCCC"/>
+              <w:bottom w:val="single" w:sz="1" w:space="0" w:color="CCCCCC"/>
+              <w:right w:val="single" w:sz="1" w:space="0" w:color="CCCCCC"/>
+            </w:tcBorders>
+            <w:shd w:val="clear" w:color="auto" w:fill="EEF3FB"/>
+            <w:tcMar>
+              <w:top w:w="100" w:type="dxa"/>
+              <w:left w:w="140" w:type="dxa"/>
+              <w:bottom w:w="100" w:type="dxa"/>
+              <w:right w:w="140" w:type="dxa"/>
+            </w:tcMar>
+          </w:tcPr>
+          <w:p>
             <w:r>
               <w:rPr>
                 <w:rFonts w:ascii="Courier New" w:eastAsia="Courier New" w:hAnsi="Courier New" w:cs="Courier New"/>
@@ -2808,17 +2427,7 @@
                 <w:sz w:val="20"/>
                 <w:szCs w:val="20"/>
               </w:rPr>
-              <w:t>1 :</w:t>
-            </w:r>
-            <w:proofErr w:type="gramEnd"/>
-            <w:r>
-              <w:rPr>
-                <w:rFonts w:ascii="Courier New" w:eastAsia="Courier New" w:hAnsi="Courier New" w:cs="Courier New"/>
-                <w:color w:val="C7254E"/>
-                <w:sz w:val="20"/>
-                <w:szCs w:val="20"/>
-              </w:rPr>
-              <w:t xml:space="preserve"> 0</w:t>
+              <w:t>index / (n – 1)</w:t>
             </w:r>
           </w:p>
         </w:tc>
@@ -2831,73 +2440,6 @@
               <w:bottom w:val="single" w:sz="1" w:space="0" w:color="CCCCCC"/>
               <w:right w:val="single" w:sz="1" w:space="0" w:color="CCCCCC"/>
             </w:tcBorders>
-            <w:shd w:val="clear" w:color="auto" w:fill="FFFFFF"/>
-            <w:tcMar>
-              <w:top w:w="100" w:type="dxa"/>
-              <w:left w:w="140" w:type="dxa"/>
-              <w:bottom w:w="100" w:type="dxa"/>
-              <w:right w:w="140" w:type="dxa"/>
-            </w:tcMar>
-          </w:tcPr>
-          <w:p>
-            <w:r>
-              <w:rPr>
-                <w:sz w:val="20"/>
-                <w:szCs w:val="20"/>
-              </w:rPr>
-              <w:t xml:space="preserve">Binär: </w:t>
-            </w:r>
-            <w:proofErr w:type="spellStart"/>
-            <w:r>
-              <w:rPr>
-                <w:sz w:val="20"/>
-                <w:szCs w:val="20"/>
-              </w:rPr>
-              <w:t>true</w:t>
-            </w:r>
-            <w:proofErr w:type="spellEnd"/>
-            <w:r>
-              <w:rPr>
-                <w:sz w:val="20"/>
-                <w:szCs w:val="20"/>
-              </w:rPr>
-              <w:t xml:space="preserve"> → 1.0, </w:t>
-            </w:r>
-            <w:proofErr w:type="spellStart"/>
-            <w:r>
-              <w:rPr>
-                <w:sz w:val="20"/>
-                <w:szCs w:val="20"/>
-              </w:rPr>
-              <w:t>false</w:t>
-            </w:r>
-            <w:proofErr w:type="spellEnd"/>
-            <w:r>
-              <w:rPr>
-                <w:sz w:val="20"/>
-                <w:szCs w:val="20"/>
-              </w:rPr>
-              <w:t xml:space="preserve"> → 0.0</w:t>
-            </w:r>
-          </w:p>
-        </w:tc>
-      </w:tr>
-      <w:tr>
-        <w:tblPrEx>
-          <w:tblCellMar>
-            <w:top w:w="0" w:type="dxa"/>
-            <w:bottom w:w="0" w:type="dxa"/>
-          </w:tblCellMar>
-        </w:tblPrEx>
-        <w:tc>
-          <w:tcPr>
-            <w:tcW w:w="1800" w:type="dxa"/>
-            <w:tcBorders>
-              <w:top w:val="single" w:sz="1" w:space="0" w:color="CCCCCC"/>
-              <w:left w:val="single" w:sz="1" w:space="0" w:color="CCCCCC"/>
-              <w:bottom w:val="single" w:sz="1" w:space="0" w:color="CCCCCC"/>
-              <w:right w:val="single" w:sz="1" w:space="0" w:color="CCCCCC"/>
-            </w:tcBorders>
             <w:shd w:val="clear" w:color="auto" w:fill="EEF3FB"/>
             <w:tcMar>
               <w:top w:w="100" w:type="dxa"/>
@@ -2907,298 +2449,38 @@
             </w:tcMar>
           </w:tcPr>
           <w:p>
-            <w:proofErr w:type="spellStart"/>
-            <w:r>
-              <w:rPr>
-                <w:sz w:val="20"/>
-                <w:szCs w:val="20"/>
-              </w:rPr>
-              <w:t>percentage</w:t>
-            </w:r>
-            <w:proofErr w:type="spellEnd"/>
-          </w:p>
-        </w:tc>
-        <w:tc>
-          <w:tcPr>
-            <w:tcW w:w="3000" w:type="dxa"/>
-            <w:tcBorders>
-              <w:top w:val="single" w:sz="1" w:space="0" w:color="CCCCCC"/>
-              <w:left w:val="single" w:sz="1" w:space="0" w:color="CCCCCC"/>
-              <w:bottom w:val="single" w:sz="1" w:space="0" w:color="CCCCCC"/>
-              <w:right w:val="single" w:sz="1" w:space="0" w:color="CCCCCC"/>
-            </w:tcBorders>
-            <w:shd w:val="clear" w:color="auto" w:fill="EEF3FB"/>
-            <w:tcMar>
-              <w:top w:w="100" w:type="dxa"/>
-              <w:left w:w="140" w:type="dxa"/>
-              <w:bottom w:w="100" w:type="dxa"/>
-              <w:right w:w="140" w:type="dxa"/>
-            </w:tcMar>
-          </w:tcPr>
-          <w:p>
-            <w:proofErr w:type="spellStart"/>
-            <w:r>
-              <w:rPr>
-                <w:rFonts w:ascii="Courier New" w:eastAsia="Courier New" w:hAnsi="Courier New" w:cs="Courier New"/>
-                <w:color w:val="C7254E"/>
-                <w:sz w:val="20"/>
-                <w:szCs w:val="20"/>
-              </w:rPr>
-              <w:t>value</w:t>
-            </w:r>
-            <w:proofErr w:type="spellEnd"/>
-            <w:r>
-              <w:rPr>
-                <w:rFonts w:ascii="Courier New" w:eastAsia="Courier New" w:hAnsi="Courier New" w:cs="Courier New"/>
-                <w:color w:val="C7254E"/>
-                <w:sz w:val="20"/>
-                <w:szCs w:val="20"/>
-              </w:rPr>
-              <w:t xml:space="preserve"> / 100</w:t>
-            </w:r>
-          </w:p>
-        </w:tc>
-        <w:tc>
-          <w:tcPr>
-            <w:tcW w:w="4560" w:type="dxa"/>
-            <w:tcBorders>
-              <w:top w:val="single" w:sz="1" w:space="0" w:color="CCCCCC"/>
-              <w:left w:val="single" w:sz="1" w:space="0" w:color="CCCCCC"/>
-              <w:bottom w:val="single" w:sz="1" w:space="0" w:color="CCCCCC"/>
-              <w:right w:val="single" w:sz="1" w:space="0" w:color="CCCCCC"/>
-            </w:tcBorders>
-            <w:shd w:val="clear" w:color="auto" w:fill="EEF3FB"/>
-            <w:tcMar>
-              <w:top w:w="100" w:type="dxa"/>
-              <w:left w:w="140" w:type="dxa"/>
-              <w:bottom w:w="100" w:type="dxa"/>
-              <w:right w:w="140" w:type="dxa"/>
-            </w:tcMar>
-          </w:tcPr>
-          <w:p>
-            <w:r>
-              <w:rPr>
-                <w:sz w:val="20"/>
-                <w:szCs w:val="20"/>
-              </w:rPr>
-              <w:t>Lineare Skalierung, da Prozentwerte bereits normiert sind</w:t>
-            </w:r>
-          </w:p>
-        </w:tc>
-      </w:tr>
-      <w:tr>
-        <w:tblPrEx>
-          <w:tblCellMar>
-            <w:top w:w="0" w:type="dxa"/>
-            <w:bottom w:w="0" w:type="dxa"/>
-          </w:tblCellMar>
-        </w:tblPrEx>
-        <w:tc>
-          <w:tcPr>
-            <w:tcW w:w="1800" w:type="dxa"/>
-            <w:tcBorders>
-              <w:top w:val="single" w:sz="1" w:space="0" w:color="CCCCCC"/>
-              <w:left w:val="single" w:sz="1" w:space="0" w:color="CCCCCC"/>
-              <w:bottom w:val="single" w:sz="1" w:space="0" w:color="CCCCCC"/>
-              <w:right w:val="single" w:sz="1" w:space="0" w:color="CCCCCC"/>
-            </w:tcBorders>
-            <w:shd w:val="clear" w:color="auto" w:fill="FFFFFF"/>
-            <w:tcMar>
-              <w:top w:w="100" w:type="dxa"/>
-              <w:left w:w="140" w:type="dxa"/>
-              <w:bottom w:w="100" w:type="dxa"/>
-              <w:right w:w="140" w:type="dxa"/>
-            </w:tcMar>
-          </w:tcPr>
-          <w:p>
-            <w:proofErr w:type="spellStart"/>
-            <w:r>
-              <w:rPr>
-                <w:sz w:val="20"/>
-                <w:szCs w:val="20"/>
-              </w:rPr>
-              <w:t>number</w:t>
-            </w:r>
-            <w:proofErr w:type="spellEnd"/>
-          </w:p>
-        </w:tc>
-        <w:tc>
-          <w:tcPr>
-            <w:tcW w:w="3000" w:type="dxa"/>
-            <w:tcBorders>
-              <w:top w:val="single" w:sz="1" w:space="0" w:color="CCCCCC"/>
-              <w:left w:val="single" w:sz="1" w:space="0" w:color="CCCCCC"/>
-              <w:bottom w:val="single" w:sz="1" w:space="0" w:color="CCCCCC"/>
-              <w:right w:val="single" w:sz="1" w:space="0" w:color="CCCCCC"/>
-            </w:tcBorders>
-            <w:shd w:val="clear" w:color="auto" w:fill="FFFFFF"/>
-            <w:tcMar>
-              <w:top w:w="100" w:type="dxa"/>
-              <w:left w:w="140" w:type="dxa"/>
-              <w:bottom w:w="100" w:type="dxa"/>
-              <w:right w:w="140" w:type="dxa"/>
-            </w:tcMar>
-          </w:tcPr>
-          <w:p>
-            <w:r>
-              <w:rPr>
-                <w:rFonts w:ascii="Courier New" w:eastAsia="Courier New" w:hAnsi="Courier New" w:cs="Courier New"/>
-                <w:color w:val="C7254E"/>
-                <w:sz w:val="20"/>
-                <w:szCs w:val="20"/>
-              </w:rPr>
-              <w:t>(v – min) / (</w:t>
-            </w:r>
-            <w:proofErr w:type="spellStart"/>
-            <w:r>
-              <w:rPr>
-                <w:rFonts w:ascii="Courier New" w:eastAsia="Courier New" w:hAnsi="Courier New" w:cs="Courier New"/>
-                <w:color w:val="C7254E"/>
-                <w:sz w:val="20"/>
-                <w:szCs w:val="20"/>
-              </w:rPr>
-              <w:t>max</w:t>
-            </w:r>
-            <w:proofErr w:type="spellEnd"/>
-            <w:r>
-              <w:rPr>
-                <w:rFonts w:ascii="Courier New" w:eastAsia="Courier New" w:hAnsi="Courier New" w:cs="Courier New"/>
-                <w:color w:val="C7254E"/>
-                <w:sz w:val="20"/>
-                <w:szCs w:val="20"/>
-              </w:rPr>
-              <w:t xml:space="preserve"> – min)</w:t>
-            </w:r>
-          </w:p>
-        </w:tc>
-        <w:tc>
-          <w:tcPr>
-            <w:tcW w:w="4560" w:type="dxa"/>
-            <w:tcBorders>
-              <w:top w:val="single" w:sz="1" w:space="0" w:color="CCCCCC"/>
-              <w:left w:val="single" w:sz="1" w:space="0" w:color="CCCCCC"/>
-              <w:bottom w:val="single" w:sz="1" w:space="0" w:color="CCCCCC"/>
-              <w:right w:val="single" w:sz="1" w:space="0" w:color="CCCCCC"/>
-            </w:tcBorders>
-            <w:shd w:val="clear" w:color="auto" w:fill="FFFFFF"/>
-            <w:tcMar>
-              <w:top w:w="100" w:type="dxa"/>
-              <w:left w:w="140" w:type="dxa"/>
-              <w:bottom w:w="100" w:type="dxa"/>
-              <w:right w:w="140" w:type="dxa"/>
-            </w:tcMar>
-          </w:tcPr>
-          <w:p>
-            <w:r>
-              <w:rPr>
-                <w:sz w:val="20"/>
-                <w:szCs w:val="20"/>
-              </w:rPr>
-              <w:t>Min-Max-Normalisierung; Ergebnis ist 0 bei Minimum und 1 bei Maximum des angegebenen Wertebereichs</w:t>
-            </w:r>
-          </w:p>
-        </w:tc>
-      </w:tr>
-      <w:tr>
-        <w:tblPrEx>
-          <w:tblCellMar>
-            <w:top w:w="0" w:type="dxa"/>
-            <w:bottom w:w="0" w:type="dxa"/>
-          </w:tblCellMar>
-        </w:tblPrEx>
-        <w:tc>
-          <w:tcPr>
-            <w:tcW w:w="1800" w:type="dxa"/>
-            <w:tcBorders>
-              <w:top w:val="single" w:sz="1" w:space="0" w:color="CCCCCC"/>
-              <w:left w:val="single" w:sz="1" w:space="0" w:color="CCCCCC"/>
-              <w:bottom w:val="single" w:sz="1" w:space="0" w:color="CCCCCC"/>
-              <w:right w:val="single" w:sz="1" w:space="0" w:color="CCCCCC"/>
-            </w:tcBorders>
-            <w:shd w:val="clear" w:color="auto" w:fill="EEF3FB"/>
-            <w:tcMar>
-              <w:top w:w="100" w:type="dxa"/>
-              <w:left w:w="140" w:type="dxa"/>
-              <w:bottom w:w="100" w:type="dxa"/>
-              <w:right w:w="140" w:type="dxa"/>
-            </w:tcMar>
-          </w:tcPr>
-          <w:p>
-            <w:proofErr w:type="spellStart"/>
-            <w:r>
-              <w:rPr>
-                <w:sz w:val="20"/>
-                <w:szCs w:val="20"/>
-              </w:rPr>
-              <w:t>select</w:t>
-            </w:r>
-            <w:proofErr w:type="spellEnd"/>
-          </w:p>
-        </w:tc>
-        <w:tc>
-          <w:tcPr>
-            <w:tcW w:w="3000" w:type="dxa"/>
-            <w:tcBorders>
-              <w:top w:val="single" w:sz="1" w:space="0" w:color="CCCCCC"/>
-              <w:left w:val="single" w:sz="1" w:space="0" w:color="CCCCCC"/>
-              <w:bottom w:val="single" w:sz="1" w:space="0" w:color="CCCCCC"/>
-              <w:right w:val="single" w:sz="1" w:space="0" w:color="CCCCCC"/>
-            </w:tcBorders>
-            <w:shd w:val="clear" w:color="auto" w:fill="EEF3FB"/>
-            <w:tcMar>
-              <w:top w:w="100" w:type="dxa"/>
-              <w:left w:w="140" w:type="dxa"/>
-              <w:bottom w:w="100" w:type="dxa"/>
-              <w:right w:w="140" w:type="dxa"/>
-            </w:tcMar>
-          </w:tcPr>
-          <w:p>
-            <w:proofErr w:type="spellStart"/>
-            <w:r>
-              <w:rPr>
-                <w:rFonts w:ascii="Courier New" w:eastAsia="Courier New" w:hAnsi="Courier New" w:cs="Courier New"/>
-                <w:color w:val="C7254E"/>
-                <w:sz w:val="20"/>
-                <w:szCs w:val="20"/>
-              </w:rPr>
-              <w:t>index</w:t>
-            </w:r>
-            <w:proofErr w:type="spellEnd"/>
-            <w:r>
-              <w:rPr>
-                <w:rFonts w:ascii="Courier New" w:eastAsia="Courier New" w:hAnsi="Courier New" w:cs="Courier New"/>
-                <w:color w:val="C7254E"/>
-                <w:sz w:val="20"/>
-                <w:szCs w:val="20"/>
-              </w:rPr>
-              <w:t xml:space="preserve"> / (n – 1)</w:t>
-            </w:r>
-          </w:p>
-        </w:tc>
-        <w:tc>
-          <w:tcPr>
-            <w:tcW w:w="4560" w:type="dxa"/>
-            <w:tcBorders>
-              <w:top w:val="single" w:sz="1" w:space="0" w:color="CCCCCC"/>
-              <w:left w:val="single" w:sz="1" w:space="0" w:color="CCCCCC"/>
-              <w:bottom w:val="single" w:sz="1" w:space="0" w:color="CCCCCC"/>
-              <w:right w:val="single" w:sz="1" w:space="0" w:color="CCCCCC"/>
-            </w:tcBorders>
-            <w:shd w:val="clear" w:color="auto" w:fill="EEF3FB"/>
-            <w:tcMar>
-              <w:top w:w="100" w:type="dxa"/>
-              <w:left w:w="140" w:type="dxa"/>
-              <w:bottom w:w="100" w:type="dxa"/>
-              <w:right w:w="140" w:type="dxa"/>
-            </w:tcMar>
-          </w:tcPr>
-          <w:p>
+            <w:pPr>
+              <w:rPr>
+                <w:sz w:val="20"/>
+                <w:szCs w:val="20"/>
+              </w:rPr>
+            </w:pPr>
             <w:r>
               <w:rPr>
                 <w:sz w:val="20"/>
                 <w:szCs w:val="20"/>
               </w:rPr>
               <w:t>Ordinale Kodierung: erste Option → 0, letzte → 1, gleichmäßige Verteilung dazwischen</w:t>
+            </w:r>
+          </w:p>
+          <w:p>
+            <w:pPr>
+              <w:jc w:val="both"/>
+              <w:rPr>
+                <w:b/>
+                <w:bCs/>
+                <w:sz w:val="20"/>
+                <w:szCs w:val="20"/>
+              </w:rPr>
+            </w:pPr>
+            <w:r>
+              <w:rPr>
+                <w:b/>
+                <w:bCs/>
+                <w:sz w:val="20"/>
+                <w:szCs w:val="20"/>
+              </w:rPr>
+              <w:t>Voraussetzung: In aufsteigender Reihenfolge sortiert.</w:t>
             </w:r>
           </w:p>
         </w:tc>
@@ -3230,12 +2512,6 @@
         <w:gridCol w:w="9360"/>
       </w:tblGrid>
       <w:tr>
-        <w:tblPrEx>
-          <w:tblCellMar>
-            <w:top w:w="0" w:type="dxa"/>
-            <w:bottom w:w="0" w:type="dxa"/>
-          </w:tblCellMar>
-        </w:tblPrEx>
         <w:tc>
           <w:tcPr>
             <w:tcW w:w="0" w:type="auto"/>
@@ -3262,51 +2538,7 @@
                 <w:sz w:val="20"/>
                 <w:szCs w:val="20"/>
               </w:rPr>
-              <w:t>Invertierung negativer Indikatoren (</w:t>
-            </w:r>
-            <w:proofErr w:type="spellStart"/>
-            <w:r>
-              <w:rPr>
-                <w:b/>
-                <w:bCs/>
-                <w:color w:val="1F3864"/>
-                <w:sz w:val="20"/>
-                <w:szCs w:val="20"/>
-              </w:rPr>
-              <w:t>isNegative</w:t>
-            </w:r>
-            <w:proofErr w:type="spellEnd"/>
-            <w:r>
-              <w:rPr>
-                <w:b/>
-                <w:bCs/>
-                <w:color w:val="1F3864"/>
-                <w:sz w:val="20"/>
-                <w:szCs w:val="20"/>
-              </w:rPr>
-              <w:t xml:space="preserve"> = </w:t>
-            </w:r>
-            <w:proofErr w:type="spellStart"/>
-            <w:r>
-              <w:rPr>
-                <w:b/>
-                <w:bCs/>
-                <w:color w:val="1F3864"/>
-                <w:sz w:val="20"/>
-                <w:szCs w:val="20"/>
-              </w:rPr>
-              <w:t>true</w:t>
-            </w:r>
-            <w:proofErr w:type="spellEnd"/>
-            <w:r>
-              <w:rPr>
-                <w:b/>
-                <w:bCs/>
-                <w:color w:val="1F3864"/>
-                <w:sz w:val="20"/>
-                <w:szCs w:val="20"/>
-              </w:rPr>
-              <w:t>)</w:t>
+              <w:t>Invertierung negativer Indikatoren (isNegative = true)</w:t>
             </w:r>
           </w:p>
           <w:p>
@@ -3342,20 +2574,7 @@
         <w:pStyle w:val="berschrift2"/>
       </w:pPr>
       <w:r>
-        <w:t xml:space="preserve">4.1 </w:t>
-      </w:r>
-      <w:proofErr w:type="spellStart"/>
-      <w:proofErr w:type="gramStart"/>
-      <w:r>
-        <w:t>applyWeights</w:t>
-      </w:r>
-      <w:proofErr w:type="spellEnd"/>
-      <w:r>
-        <w:t>(</w:t>
-      </w:r>
-      <w:proofErr w:type="gramEnd"/>
-      <w:r>
-        <w:t>)</w:t>
+        <w:t>4.1 applyWeights()</w:t>
       </w:r>
     </w:p>
     <w:p>
@@ -3369,8 +2588,6 @@
         </w:rPr>
         <w:t xml:space="preserve">Signatur: </w:t>
       </w:r>
-      <w:proofErr w:type="spellStart"/>
-      <w:proofErr w:type="gramStart"/>
       <w:r>
         <w:rPr>
           <w:rFonts w:ascii="Courier New" w:eastAsia="Courier New" w:hAnsi="Courier New" w:cs="Courier New"/>
@@ -3378,9 +2595,59 @@
           <w:sz w:val="20"/>
           <w:szCs w:val="20"/>
         </w:rPr>
-        <w:t>applyWeights</w:t>
-      </w:r>
-      <w:proofErr w:type="spellEnd"/>
+        <w:t>applyWeights(normalizedValues, weights: WeightConfig): NormalizedValue[]</w:t>
+      </w:r>
+    </w:p>
+    <w:p>
+      <w:pPr>
+        <w:spacing w:before="80" w:after="100"/>
+      </w:pPr>
+      <w:r>
+        <w:t>Die Methode normalisiert die übergebenen Rohgewichte so, dass ihre Summe exakt 1 ergibt:</w:t>
+      </w:r>
+    </w:p>
+    <w:p>
+      <w:pPr>
+        <w:spacing w:before="60" w:after="60"/>
+        <w:ind w:left="720"/>
+      </w:pPr>
+      <w:r>
+        <w:rPr>
+          <w:rFonts w:ascii="Courier New" w:eastAsia="Courier New" w:hAnsi="Courier New" w:cs="Courier New"/>
+          <w:color w:val="1A1A2E"/>
+          <w:sz w:val="18"/>
+          <w:szCs w:val="18"/>
+        </w:rPr>
+        <w:t>w_norm_i  =  w_raw_i  /  Σ w_raw_j   für alle j</w:t>
+      </w:r>
+    </w:p>
+    <w:p>
+      <w:pPr>
+        <w:spacing w:before="80" w:after="100"/>
+      </w:pPr>
+      <w:r>
+        <w:t>Dadurch ist die Gewichtungslogik invariant gegenüber der Skalierung der Rohgewichte: Ein Gewichtsvektor [2, 2, 2] und [1, 1, 1] erzeugen identische Ergebnisse.</w:t>
+      </w:r>
+    </w:p>
+    <w:p>
+      <w:pPr>
+        <w:pStyle w:val="berschrift2"/>
+      </w:pPr>
+      <w:r>
+        <w:t>4.2 calculateCategoryScores()</w:t>
+      </w:r>
+    </w:p>
+    <w:p>
+      <w:pPr>
+        <w:spacing w:before="80" w:after="100"/>
+      </w:pPr>
+      <w:r>
+        <w:rPr>
+          <w:b/>
+          <w:bCs/>
+        </w:rPr>
+        <w:t xml:space="preserve">Signatur: </w:t>
+      </w:r>
       <w:r>
         <w:rPr>
           <w:rFonts w:ascii="Courier New" w:eastAsia="Courier New" w:hAnsi="Courier New" w:cs="Courier New"/>
@@ -3388,10 +2655,16 @@
           <w:sz w:val="20"/>
           <w:szCs w:val="20"/>
         </w:rPr>
-        <w:t>(</w:t>
-      </w:r>
-      <w:proofErr w:type="spellStart"/>
-      <w:proofErr w:type="gramEnd"/>
+        <w:t>calculateCategoryScores(weightedValues, inputs): CategoryScore</w:t>
+      </w:r>
+    </w:p>
+    <w:p>
+      <w:pPr>
+        <w:spacing w:before="80" w:after="100"/>
+      </w:pPr>
+      <w:r>
+        <w:t xml:space="preserve">Eingaben werden zunächst nach ihrer </w:t>
+      </w:r>
       <w:r>
         <w:rPr>
           <w:rFonts w:ascii="Courier New" w:eastAsia="Courier New" w:hAnsi="Courier New" w:cs="Courier New"/>
@@ -3399,9 +2672,120 @@
           <w:sz w:val="20"/>
           <w:szCs w:val="20"/>
         </w:rPr>
-        <w:t>normalizedValues</w:t>
-      </w:r>
-      <w:proofErr w:type="spellEnd"/>
+        <w:t>category</w:t>
+      </w:r>
+      <w:r>
+        <w:t>-Eigenschaft gruppiert. Innerhalb jeder Kategorie wird ein gewichteter Durchschnitt berechnet:</w:t>
+      </w:r>
+    </w:p>
+    <w:p>
+      <w:pPr>
+        <w:spacing w:before="60" w:after="60"/>
+        <w:ind w:left="720"/>
+      </w:pPr>
+      <w:r>
+        <w:rPr>
+          <w:rFonts w:ascii="Courier New" w:eastAsia="Courier New" w:hAnsi="Courier New" w:cs="Courier New"/>
+          <w:color w:val="1A1A2E"/>
+          <w:sz w:val="18"/>
+          <w:szCs w:val="18"/>
+        </w:rPr>
+        <w:t>score_cat  =  Σ (x_i · w_i)  /  Σ w_i   für alle i ∈ Kategorie</w:t>
+      </w:r>
+    </w:p>
+    <w:p>
+      <w:pPr>
+        <w:spacing w:before="80" w:after="100"/>
+      </w:pPr>
+      <w:r>
+        <w:t xml:space="preserve">Enthält eine Kategorie keine Eingaben, wird </w:t>
+      </w:r>
+      <w:r>
+        <w:rPr>
+          <w:b/>
+          <w:bCs/>
+        </w:rPr>
+        <w:t>0.5 als neutraler Standardwert</w:t>
+      </w:r>
+      <w:r>
+        <w:t xml:space="preserve"> gesetzt, um Berechnungen mit Standardparametern zu stabilisieren.</w:t>
+      </w:r>
+    </w:p>
+    <w:p>
+      <w:pPr>
+        <w:pStyle w:val="berschrift2"/>
+      </w:pPr>
+      <w:r>
+        <w:t>4.3 calculateOverallScore()</w:t>
+      </w:r>
+    </w:p>
+    <w:p>
+      <w:pPr>
+        <w:spacing w:before="80" w:after="100"/>
+      </w:pPr>
+      <w:r>
+        <w:lastRenderedPageBreak/>
+        <w:t>Der Gesamtscore fasst den Projektzustand in einem einzigen Wert zusammen. Da hohe Complexity und Uncertainty negativ sind, werden diese Terme invertiert:</w:t>
+      </w:r>
+    </w:p>
+    <w:p>
+      <w:pPr>
+        <w:spacing w:before="60" w:after="60"/>
+        <w:ind w:left="720"/>
+      </w:pPr>
+      <w:r>
+        <w:rPr>
+          <w:rFonts w:ascii="Courier New" w:eastAsia="Courier New" w:hAnsi="Courier New" w:cs="Courier New"/>
+          <w:color w:val="1A1A2E"/>
+          <w:sz w:val="18"/>
+          <w:szCs w:val="18"/>
+        </w:rPr>
+        <w:t>overallScore  =  readiness × 0.4  +  (1 – complexity) × 0.3  +  (1 – uncertainty) × 0.3</w:t>
+      </w:r>
+    </w:p>
+    <w:p>
+      <w:pPr>
+        <w:spacing w:before="80" w:after="100"/>
+      </w:pPr>
+      <w:r>
+        <w:t>Die Gewichtung 0.4 / 0.3 / 0.3 reflektiert die empirische Annahme, dass Projektvorbereitung (Readiness) den stärksten Einzeleinfluss auf den Projekterfolg hat.</w:t>
+      </w:r>
+    </w:p>
+    <w:p>
+      <w:pPr>
+        <w:pBdr>
+          <w:bottom w:val="single" w:sz="4" w:space="1" w:color="CCCCCC"/>
+        </w:pBdr>
+        <w:spacing w:before="160" w:after="160"/>
+      </w:pPr>
+    </w:p>
+    <w:p>
+      <w:pPr>
+        <w:pStyle w:val="berschrift1"/>
+      </w:pPr>
+      <w:r>
+        <w:t>5. Aufwandsschätzung</w:t>
+      </w:r>
+    </w:p>
+    <w:p>
+      <w:pPr>
+        <w:pStyle w:val="berschrift2"/>
+      </w:pPr>
+      <w:r>
+        <w:t>5.1 estimateEffort()</w:t>
+      </w:r>
+    </w:p>
+    <w:p>
+      <w:pPr>
+        <w:spacing w:before="80" w:after="100"/>
+      </w:pPr>
+      <w:r>
+        <w:rPr>
+          <w:b/>
+          <w:bCs/>
+        </w:rPr>
+        <w:t xml:space="preserve">Signatur: </w:t>
+      </w:r>
       <w:r>
         <w:rPr>
           <w:rFonts w:ascii="Courier New" w:eastAsia="Courier New" w:hAnsi="Courier New" w:cs="Courier New"/>
@@ -3409,9 +2793,16 @@
           <w:sz w:val="20"/>
           <w:szCs w:val="20"/>
         </w:rPr>
-        <w:t xml:space="preserve">, </w:t>
-      </w:r>
-      <w:proofErr w:type="spellStart"/>
+        <w:t>estimateEffort(projectType, categoryScores, includeRiskBuffer?): number</w:t>
+      </w:r>
+    </w:p>
+    <w:p>
+      <w:pPr>
+        <w:spacing w:before="80" w:after="100"/>
+      </w:pPr>
+      <w:r>
+        <w:t xml:space="preserve">Der Aufwand in Personenwochen wird durch multiplikative Skalierung eines projekttyp-spezifischen Basiswerts berechnet. Der Basisaufwand ist in der Konstante </w:t>
+      </w:r>
       <w:r>
         <w:rPr>
           <w:rFonts w:ascii="Courier New" w:eastAsia="Courier New" w:hAnsi="Courier New" w:cs="Courier New"/>
@@ -3419,858 +2810,7 @@
           <w:sz w:val="20"/>
           <w:szCs w:val="20"/>
         </w:rPr>
-        <w:t>weights</w:t>
-      </w:r>
-      <w:proofErr w:type="spellEnd"/>
-      <w:r>
-        <w:rPr>
-          <w:rFonts w:ascii="Courier New" w:eastAsia="Courier New" w:hAnsi="Courier New" w:cs="Courier New"/>
-          <w:color w:val="C7254E"/>
-          <w:sz w:val="20"/>
-          <w:szCs w:val="20"/>
-        </w:rPr>
-        <w:t xml:space="preserve">: </w:t>
-      </w:r>
-      <w:proofErr w:type="spellStart"/>
-      <w:r>
-        <w:rPr>
-          <w:rFonts w:ascii="Courier New" w:eastAsia="Courier New" w:hAnsi="Courier New" w:cs="Courier New"/>
-          <w:color w:val="C7254E"/>
-          <w:sz w:val="20"/>
-          <w:szCs w:val="20"/>
-        </w:rPr>
-        <w:t>WeightConfig</w:t>
-      </w:r>
-      <w:proofErr w:type="spellEnd"/>
-      <w:r>
-        <w:rPr>
-          <w:rFonts w:ascii="Courier New" w:eastAsia="Courier New" w:hAnsi="Courier New" w:cs="Courier New"/>
-          <w:color w:val="C7254E"/>
-          <w:sz w:val="20"/>
-          <w:szCs w:val="20"/>
-        </w:rPr>
-        <w:t xml:space="preserve">): </w:t>
-      </w:r>
-      <w:proofErr w:type="spellStart"/>
-      <w:proofErr w:type="gramStart"/>
-      <w:r>
-        <w:rPr>
-          <w:rFonts w:ascii="Courier New" w:eastAsia="Courier New" w:hAnsi="Courier New" w:cs="Courier New"/>
-          <w:color w:val="C7254E"/>
-          <w:sz w:val="20"/>
-          <w:szCs w:val="20"/>
-        </w:rPr>
-        <w:t>NormalizedValue</w:t>
-      </w:r>
-      <w:proofErr w:type="spellEnd"/>
-      <w:r>
-        <w:rPr>
-          <w:rFonts w:ascii="Courier New" w:eastAsia="Courier New" w:hAnsi="Courier New" w:cs="Courier New"/>
-          <w:color w:val="C7254E"/>
-          <w:sz w:val="20"/>
-          <w:szCs w:val="20"/>
-        </w:rPr>
-        <w:t>[</w:t>
-      </w:r>
-      <w:proofErr w:type="gramEnd"/>
-      <w:r>
-        <w:rPr>
-          <w:rFonts w:ascii="Courier New" w:eastAsia="Courier New" w:hAnsi="Courier New" w:cs="Courier New"/>
-          <w:color w:val="C7254E"/>
-          <w:sz w:val="20"/>
-          <w:szCs w:val="20"/>
-        </w:rPr>
-        <w:t>]</w:t>
-      </w:r>
-    </w:p>
-    <w:p>
-      <w:pPr>
-        <w:spacing w:before="80" w:after="100"/>
-      </w:pPr>
-      <w:r>
-        <w:t xml:space="preserve">Die Methode normalisiert </w:t>
-      </w:r>
-      <w:proofErr w:type="gramStart"/>
-      <w:r>
-        <w:t>die übergebenen Rohgewichte</w:t>
-      </w:r>
-      <w:proofErr w:type="gramEnd"/>
-      <w:r>
-        <w:t xml:space="preserve"> so, dass ihre Summe exakt 1 ergibt:</w:t>
-      </w:r>
-    </w:p>
-    <w:p>
-      <w:pPr>
-        <w:spacing w:before="60" w:after="60"/>
-        <w:ind w:left="720"/>
-      </w:pPr>
-      <w:proofErr w:type="spellStart"/>
-      <w:r>
-        <w:rPr>
-          <w:rFonts w:ascii="Courier New" w:eastAsia="Courier New" w:hAnsi="Courier New" w:cs="Courier New"/>
-          <w:color w:val="1A1A2E"/>
-          <w:sz w:val="18"/>
-          <w:szCs w:val="18"/>
-        </w:rPr>
-        <w:t>w_norm_</w:t>
-      </w:r>
-      <w:proofErr w:type="gramStart"/>
-      <w:r>
-        <w:rPr>
-          <w:rFonts w:ascii="Courier New" w:eastAsia="Courier New" w:hAnsi="Courier New" w:cs="Courier New"/>
-          <w:color w:val="1A1A2E"/>
-          <w:sz w:val="18"/>
-          <w:szCs w:val="18"/>
-        </w:rPr>
-        <w:t>i</w:t>
-      </w:r>
-      <w:proofErr w:type="spellEnd"/>
-      <w:r>
-        <w:rPr>
-          <w:rFonts w:ascii="Courier New" w:eastAsia="Courier New" w:hAnsi="Courier New" w:cs="Courier New"/>
-          <w:color w:val="1A1A2E"/>
-          <w:sz w:val="18"/>
-          <w:szCs w:val="18"/>
-        </w:rPr>
-        <w:t xml:space="preserve">  =</w:t>
-      </w:r>
-      <w:proofErr w:type="gramEnd"/>
-      <w:r>
-        <w:rPr>
-          <w:rFonts w:ascii="Courier New" w:eastAsia="Courier New" w:hAnsi="Courier New" w:cs="Courier New"/>
-          <w:color w:val="1A1A2E"/>
-          <w:sz w:val="18"/>
-          <w:szCs w:val="18"/>
-        </w:rPr>
-        <w:t xml:space="preserve">  </w:t>
-      </w:r>
-      <w:proofErr w:type="spellStart"/>
-      <w:r>
-        <w:rPr>
-          <w:rFonts w:ascii="Courier New" w:eastAsia="Courier New" w:hAnsi="Courier New" w:cs="Courier New"/>
-          <w:color w:val="1A1A2E"/>
-          <w:sz w:val="18"/>
-          <w:szCs w:val="18"/>
-        </w:rPr>
-        <w:t>w_raw_</w:t>
-      </w:r>
-      <w:proofErr w:type="gramStart"/>
-      <w:r>
-        <w:rPr>
-          <w:rFonts w:ascii="Courier New" w:eastAsia="Courier New" w:hAnsi="Courier New" w:cs="Courier New"/>
-          <w:color w:val="1A1A2E"/>
-          <w:sz w:val="18"/>
-          <w:szCs w:val="18"/>
-        </w:rPr>
-        <w:t>i</w:t>
-      </w:r>
-      <w:proofErr w:type="spellEnd"/>
-      <w:r>
-        <w:rPr>
-          <w:rFonts w:ascii="Courier New" w:eastAsia="Courier New" w:hAnsi="Courier New" w:cs="Courier New"/>
-          <w:color w:val="1A1A2E"/>
-          <w:sz w:val="18"/>
-          <w:szCs w:val="18"/>
-        </w:rPr>
-        <w:t xml:space="preserve">  /</w:t>
-      </w:r>
-      <w:proofErr w:type="gramEnd"/>
-      <w:r>
-        <w:rPr>
-          <w:rFonts w:ascii="Courier New" w:eastAsia="Courier New" w:hAnsi="Courier New" w:cs="Courier New"/>
-          <w:color w:val="1A1A2E"/>
-          <w:sz w:val="18"/>
-          <w:szCs w:val="18"/>
-        </w:rPr>
-        <w:t xml:space="preserve">  Σ </w:t>
-      </w:r>
-      <w:proofErr w:type="spellStart"/>
-      <w:r>
-        <w:rPr>
-          <w:rFonts w:ascii="Courier New" w:eastAsia="Courier New" w:hAnsi="Courier New" w:cs="Courier New"/>
-          <w:color w:val="1A1A2E"/>
-          <w:sz w:val="18"/>
-          <w:szCs w:val="18"/>
-        </w:rPr>
-        <w:t>w_raw_j</w:t>
-      </w:r>
-      <w:proofErr w:type="spellEnd"/>
-      <w:r>
-        <w:rPr>
-          <w:rFonts w:ascii="Courier New" w:eastAsia="Courier New" w:hAnsi="Courier New" w:cs="Courier New"/>
-          <w:color w:val="1A1A2E"/>
-          <w:sz w:val="18"/>
-          <w:szCs w:val="18"/>
-        </w:rPr>
-        <w:t xml:space="preserve">   für alle j</w:t>
-      </w:r>
-    </w:p>
-    <w:p>
-      <w:pPr>
-        <w:spacing w:before="80" w:after="100"/>
-      </w:pPr>
-      <w:r>
-        <w:t xml:space="preserve">Dadurch ist die Gewichtungslogik invariant gegenüber der Skalierung </w:t>
-      </w:r>
-      <w:proofErr w:type="gramStart"/>
-      <w:r>
-        <w:t>der Rohgewichte</w:t>
-      </w:r>
-      <w:proofErr w:type="gramEnd"/>
-      <w:r>
-        <w:t>: Ein Gewichtsvektor [2, 2, 2] und [1, 1, 1] erzeugen identische Ergebnisse.</w:t>
-      </w:r>
-    </w:p>
-    <w:p>
-      <w:pPr>
-        <w:pStyle w:val="berschrift2"/>
-      </w:pPr>
-      <w:r>
-        <w:t xml:space="preserve">4.2 </w:t>
-      </w:r>
-      <w:proofErr w:type="spellStart"/>
-      <w:proofErr w:type="gramStart"/>
-      <w:r>
-        <w:t>calculateCategoryScores</w:t>
-      </w:r>
-      <w:proofErr w:type="spellEnd"/>
-      <w:r>
-        <w:t>(</w:t>
-      </w:r>
-      <w:proofErr w:type="gramEnd"/>
-      <w:r>
-        <w:t>)</w:t>
-      </w:r>
-    </w:p>
-    <w:p>
-      <w:pPr>
-        <w:spacing w:before="80" w:after="100"/>
-      </w:pPr>
-      <w:r>
-        <w:rPr>
-          <w:b/>
-          <w:bCs/>
-        </w:rPr>
-        <w:t xml:space="preserve">Signatur: </w:t>
-      </w:r>
-      <w:proofErr w:type="spellStart"/>
-      <w:proofErr w:type="gramStart"/>
-      <w:r>
-        <w:rPr>
-          <w:rFonts w:ascii="Courier New" w:eastAsia="Courier New" w:hAnsi="Courier New" w:cs="Courier New"/>
-          <w:color w:val="C7254E"/>
-          <w:sz w:val="20"/>
-          <w:szCs w:val="20"/>
-        </w:rPr>
-        <w:t>calculateCategoryScores</w:t>
-      </w:r>
-      <w:proofErr w:type="spellEnd"/>
-      <w:r>
-        <w:rPr>
-          <w:rFonts w:ascii="Courier New" w:eastAsia="Courier New" w:hAnsi="Courier New" w:cs="Courier New"/>
-          <w:color w:val="C7254E"/>
-          <w:sz w:val="20"/>
-          <w:szCs w:val="20"/>
-        </w:rPr>
-        <w:t>(</w:t>
-      </w:r>
-      <w:proofErr w:type="spellStart"/>
-      <w:proofErr w:type="gramEnd"/>
-      <w:r>
-        <w:rPr>
-          <w:rFonts w:ascii="Courier New" w:eastAsia="Courier New" w:hAnsi="Courier New" w:cs="Courier New"/>
-          <w:color w:val="C7254E"/>
-          <w:sz w:val="20"/>
-          <w:szCs w:val="20"/>
-        </w:rPr>
-        <w:t>weightedValues</w:t>
-      </w:r>
-      <w:proofErr w:type="spellEnd"/>
-      <w:r>
-        <w:rPr>
-          <w:rFonts w:ascii="Courier New" w:eastAsia="Courier New" w:hAnsi="Courier New" w:cs="Courier New"/>
-          <w:color w:val="C7254E"/>
-          <w:sz w:val="20"/>
-          <w:szCs w:val="20"/>
-        </w:rPr>
-        <w:t xml:space="preserve">, </w:t>
-      </w:r>
-      <w:proofErr w:type="spellStart"/>
-      <w:r>
-        <w:rPr>
-          <w:rFonts w:ascii="Courier New" w:eastAsia="Courier New" w:hAnsi="Courier New" w:cs="Courier New"/>
-          <w:color w:val="C7254E"/>
-          <w:sz w:val="20"/>
-          <w:szCs w:val="20"/>
-        </w:rPr>
-        <w:t>inputs</w:t>
-      </w:r>
-      <w:proofErr w:type="spellEnd"/>
-      <w:r>
-        <w:rPr>
-          <w:rFonts w:ascii="Courier New" w:eastAsia="Courier New" w:hAnsi="Courier New" w:cs="Courier New"/>
-          <w:color w:val="C7254E"/>
-          <w:sz w:val="20"/>
-          <w:szCs w:val="20"/>
-        </w:rPr>
-        <w:t xml:space="preserve">): </w:t>
-      </w:r>
-      <w:proofErr w:type="spellStart"/>
-      <w:r>
-        <w:rPr>
-          <w:rFonts w:ascii="Courier New" w:eastAsia="Courier New" w:hAnsi="Courier New" w:cs="Courier New"/>
-          <w:color w:val="C7254E"/>
-          <w:sz w:val="20"/>
-          <w:szCs w:val="20"/>
-        </w:rPr>
-        <w:t>CategoryScore</w:t>
-      </w:r>
-      <w:proofErr w:type="spellEnd"/>
-    </w:p>
-    <w:p>
-      <w:pPr>
-        <w:spacing w:before="80" w:after="100"/>
-      </w:pPr>
-      <w:r>
-        <w:t xml:space="preserve">Eingaben werden zunächst nach ihrer </w:t>
-      </w:r>
-      <w:proofErr w:type="spellStart"/>
-      <w:r>
-        <w:rPr>
-          <w:rFonts w:ascii="Courier New" w:eastAsia="Courier New" w:hAnsi="Courier New" w:cs="Courier New"/>
-          <w:color w:val="C7254E"/>
-          <w:sz w:val="20"/>
-          <w:szCs w:val="20"/>
-        </w:rPr>
-        <w:t>category</w:t>
-      </w:r>
-      <w:proofErr w:type="spellEnd"/>
-      <w:r>
-        <w:t>-Eigenschaft gruppiert. Innerhalb jeder Kategorie wird ein gewichteter Durchschnitt berechnet:</w:t>
-      </w:r>
-    </w:p>
-    <w:p>
-      <w:pPr>
-        <w:spacing w:before="60" w:after="60"/>
-        <w:ind w:left="720"/>
-      </w:pPr>
-      <w:proofErr w:type="spellStart"/>
-      <w:r>
-        <w:rPr>
-          <w:rFonts w:ascii="Courier New" w:eastAsia="Courier New" w:hAnsi="Courier New" w:cs="Courier New"/>
-          <w:color w:val="1A1A2E"/>
-          <w:sz w:val="18"/>
-          <w:szCs w:val="18"/>
-        </w:rPr>
-        <w:t>score_</w:t>
-      </w:r>
-      <w:proofErr w:type="gramStart"/>
-      <w:r>
-        <w:rPr>
-          <w:rFonts w:ascii="Courier New" w:eastAsia="Courier New" w:hAnsi="Courier New" w:cs="Courier New"/>
-          <w:color w:val="1A1A2E"/>
-          <w:sz w:val="18"/>
-          <w:szCs w:val="18"/>
-        </w:rPr>
-        <w:t>cat</w:t>
-      </w:r>
-      <w:proofErr w:type="spellEnd"/>
-      <w:r>
-        <w:rPr>
-          <w:rFonts w:ascii="Courier New" w:eastAsia="Courier New" w:hAnsi="Courier New" w:cs="Courier New"/>
-          <w:color w:val="1A1A2E"/>
-          <w:sz w:val="18"/>
-          <w:szCs w:val="18"/>
-        </w:rPr>
-        <w:t xml:space="preserve">  =</w:t>
-      </w:r>
-      <w:proofErr w:type="gramEnd"/>
-      <w:r>
-        <w:rPr>
-          <w:rFonts w:ascii="Courier New" w:eastAsia="Courier New" w:hAnsi="Courier New" w:cs="Courier New"/>
-          <w:color w:val="1A1A2E"/>
-          <w:sz w:val="18"/>
-          <w:szCs w:val="18"/>
-        </w:rPr>
-        <w:t xml:space="preserve">  Σ (</w:t>
-      </w:r>
-      <w:proofErr w:type="spellStart"/>
-      <w:r>
-        <w:rPr>
-          <w:rFonts w:ascii="Courier New" w:eastAsia="Courier New" w:hAnsi="Courier New" w:cs="Courier New"/>
-          <w:color w:val="1A1A2E"/>
-          <w:sz w:val="18"/>
-          <w:szCs w:val="18"/>
-        </w:rPr>
-        <w:t>x_i</w:t>
-      </w:r>
-      <w:proofErr w:type="spellEnd"/>
-      <w:r>
-        <w:rPr>
-          <w:rFonts w:ascii="Courier New" w:eastAsia="Courier New" w:hAnsi="Courier New" w:cs="Courier New"/>
-          <w:color w:val="1A1A2E"/>
-          <w:sz w:val="18"/>
-          <w:szCs w:val="18"/>
-        </w:rPr>
-        <w:t xml:space="preserve"> · </w:t>
-      </w:r>
-      <w:proofErr w:type="spellStart"/>
-      <w:r>
-        <w:rPr>
-          <w:rFonts w:ascii="Courier New" w:eastAsia="Courier New" w:hAnsi="Courier New" w:cs="Courier New"/>
-          <w:color w:val="1A1A2E"/>
-          <w:sz w:val="18"/>
-          <w:szCs w:val="18"/>
-        </w:rPr>
-        <w:t>w_i</w:t>
-      </w:r>
-      <w:proofErr w:type="spellEnd"/>
-      <w:proofErr w:type="gramStart"/>
-      <w:r>
-        <w:rPr>
-          <w:rFonts w:ascii="Courier New" w:eastAsia="Courier New" w:hAnsi="Courier New" w:cs="Courier New"/>
-          <w:color w:val="1A1A2E"/>
-          <w:sz w:val="18"/>
-          <w:szCs w:val="18"/>
-        </w:rPr>
-        <w:t>)  /</w:t>
-      </w:r>
-      <w:proofErr w:type="gramEnd"/>
-      <w:r>
-        <w:rPr>
-          <w:rFonts w:ascii="Courier New" w:eastAsia="Courier New" w:hAnsi="Courier New" w:cs="Courier New"/>
-          <w:color w:val="1A1A2E"/>
-          <w:sz w:val="18"/>
-          <w:szCs w:val="18"/>
-        </w:rPr>
-        <w:t xml:space="preserve">  Σ </w:t>
-      </w:r>
-      <w:proofErr w:type="spellStart"/>
-      <w:r>
-        <w:rPr>
-          <w:rFonts w:ascii="Courier New" w:eastAsia="Courier New" w:hAnsi="Courier New" w:cs="Courier New"/>
-          <w:color w:val="1A1A2E"/>
-          <w:sz w:val="18"/>
-          <w:szCs w:val="18"/>
-        </w:rPr>
-        <w:t>w_i</w:t>
-      </w:r>
-      <w:proofErr w:type="spellEnd"/>
-      <w:r>
-        <w:rPr>
-          <w:rFonts w:ascii="Courier New" w:eastAsia="Courier New" w:hAnsi="Courier New" w:cs="Courier New"/>
-          <w:color w:val="1A1A2E"/>
-          <w:sz w:val="18"/>
-          <w:szCs w:val="18"/>
-        </w:rPr>
-        <w:t xml:space="preserve">   für alle i ∈ Kategorie</w:t>
-      </w:r>
-    </w:p>
-    <w:p>
-      <w:pPr>
-        <w:spacing w:before="80" w:after="100"/>
-      </w:pPr>
-      <w:r>
-        <w:t xml:space="preserve">Enthält eine Kategorie keine Eingaben, wird </w:t>
-      </w:r>
-      <w:r>
-        <w:rPr>
-          <w:b/>
-          <w:bCs/>
-        </w:rPr>
-        <w:t>0.5 als neutraler Standardwert</w:t>
-      </w:r>
-      <w:r>
-        <w:t xml:space="preserve"> gesetzt, um Berechnungen mit Standardparametern zu stabilisieren.</w:t>
-      </w:r>
-    </w:p>
-    <w:p>
-      <w:pPr>
-        <w:pStyle w:val="berschrift2"/>
-      </w:pPr>
-      <w:r>
-        <w:t xml:space="preserve">4.3 </w:t>
-      </w:r>
-      <w:proofErr w:type="spellStart"/>
-      <w:proofErr w:type="gramStart"/>
-      <w:r>
-        <w:t>calculateOverallScore</w:t>
-      </w:r>
-      <w:proofErr w:type="spellEnd"/>
-      <w:r>
-        <w:t>(</w:t>
-      </w:r>
-      <w:proofErr w:type="gramEnd"/>
-      <w:r>
-        <w:t>)</w:t>
-      </w:r>
-    </w:p>
-    <w:p>
-      <w:pPr>
-        <w:spacing w:before="80" w:after="100"/>
-      </w:pPr>
-      <w:r>
-        <w:t xml:space="preserve">Der Gesamtscore fasst den Projektzustand in einem einzigen Wert zusammen. Da hohe </w:t>
-      </w:r>
-      <w:proofErr w:type="spellStart"/>
-      <w:r>
-        <w:t>Complexity</w:t>
-      </w:r>
-      <w:proofErr w:type="spellEnd"/>
-      <w:r>
-        <w:t xml:space="preserve"> und </w:t>
-      </w:r>
-      <w:proofErr w:type="spellStart"/>
-      <w:r>
-        <w:t>Uncertainty</w:t>
-      </w:r>
-      <w:proofErr w:type="spellEnd"/>
-      <w:r>
-        <w:t xml:space="preserve"> negativ sind, werden diese Terme invertiert:</w:t>
-      </w:r>
-    </w:p>
-    <w:p>
-      <w:pPr>
-        <w:spacing w:before="60" w:after="60"/>
-        <w:ind w:left="720"/>
-      </w:pPr>
-      <w:proofErr w:type="spellStart"/>
-      <w:proofErr w:type="gramStart"/>
-      <w:r>
-        <w:rPr>
-          <w:rFonts w:ascii="Courier New" w:eastAsia="Courier New" w:hAnsi="Courier New" w:cs="Courier New"/>
-          <w:color w:val="1A1A2E"/>
-          <w:sz w:val="18"/>
-          <w:szCs w:val="18"/>
-        </w:rPr>
-        <w:lastRenderedPageBreak/>
-        <w:t>overallScore</w:t>
-      </w:r>
-      <w:proofErr w:type="spellEnd"/>
-      <w:r>
-        <w:rPr>
-          <w:rFonts w:ascii="Courier New" w:eastAsia="Courier New" w:hAnsi="Courier New" w:cs="Courier New"/>
-          <w:color w:val="1A1A2E"/>
-          <w:sz w:val="18"/>
-          <w:szCs w:val="18"/>
-        </w:rPr>
-        <w:t xml:space="preserve">  =</w:t>
-      </w:r>
-      <w:proofErr w:type="gramEnd"/>
-      <w:r>
-        <w:rPr>
-          <w:rFonts w:ascii="Courier New" w:eastAsia="Courier New" w:hAnsi="Courier New" w:cs="Courier New"/>
-          <w:color w:val="1A1A2E"/>
-          <w:sz w:val="18"/>
-          <w:szCs w:val="18"/>
-        </w:rPr>
-        <w:t xml:space="preserve">  </w:t>
-      </w:r>
-      <w:proofErr w:type="spellStart"/>
-      <w:r>
-        <w:rPr>
-          <w:rFonts w:ascii="Courier New" w:eastAsia="Courier New" w:hAnsi="Courier New" w:cs="Courier New"/>
-          <w:color w:val="1A1A2E"/>
-          <w:sz w:val="18"/>
-          <w:szCs w:val="18"/>
-        </w:rPr>
-        <w:t>readiness</w:t>
-      </w:r>
-      <w:proofErr w:type="spellEnd"/>
-      <w:r>
-        <w:rPr>
-          <w:rFonts w:ascii="Courier New" w:eastAsia="Courier New" w:hAnsi="Courier New" w:cs="Courier New"/>
-          <w:color w:val="1A1A2E"/>
-          <w:sz w:val="18"/>
-          <w:szCs w:val="18"/>
-        </w:rPr>
-        <w:t xml:space="preserve"> × </w:t>
-      </w:r>
-      <w:proofErr w:type="gramStart"/>
-      <w:r>
-        <w:rPr>
-          <w:rFonts w:ascii="Courier New" w:eastAsia="Courier New" w:hAnsi="Courier New" w:cs="Courier New"/>
-          <w:color w:val="1A1A2E"/>
-          <w:sz w:val="18"/>
-          <w:szCs w:val="18"/>
-        </w:rPr>
-        <w:t>0.4  +</w:t>
-      </w:r>
-      <w:proofErr w:type="gramEnd"/>
-      <w:r>
-        <w:rPr>
-          <w:rFonts w:ascii="Courier New" w:eastAsia="Courier New" w:hAnsi="Courier New" w:cs="Courier New"/>
-          <w:color w:val="1A1A2E"/>
-          <w:sz w:val="18"/>
-          <w:szCs w:val="18"/>
-        </w:rPr>
-        <w:t xml:space="preserve">  (1 – </w:t>
-      </w:r>
-      <w:proofErr w:type="spellStart"/>
-      <w:r>
-        <w:rPr>
-          <w:rFonts w:ascii="Courier New" w:eastAsia="Courier New" w:hAnsi="Courier New" w:cs="Courier New"/>
-          <w:color w:val="1A1A2E"/>
-          <w:sz w:val="18"/>
-          <w:szCs w:val="18"/>
-        </w:rPr>
-        <w:t>complexity</w:t>
-      </w:r>
-      <w:proofErr w:type="spellEnd"/>
-      <w:r>
-        <w:rPr>
-          <w:rFonts w:ascii="Courier New" w:eastAsia="Courier New" w:hAnsi="Courier New" w:cs="Courier New"/>
-          <w:color w:val="1A1A2E"/>
-          <w:sz w:val="18"/>
-          <w:szCs w:val="18"/>
-        </w:rPr>
-        <w:t xml:space="preserve">) × </w:t>
-      </w:r>
-      <w:proofErr w:type="gramStart"/>
-      <w:r>
-        <w:rPr>
-          <w:rFonts w:ascii="Courier New" w:eastAsia="Courier New" w:hAnsi="Courier New" w:cs="Courier New"/>
-          <w:color w:val="1A1A2E"/>
-          <w:sz w:val="18"/>
-          <w:szCs w:val="18"/>
-        </w:rPr>
-        <w:t>0.3  +</w:t>
-      </w:r>
-      <w:proofErr w:type="gramEnd"/>
-      <w:r>
-        <w:rPr>
-          <w:rFonts w:ascii="Courier New" w:eastAsia="Courier New" w:hAnsi="Courier New" w:cs="Courier New"/>
-          <w:color w:val="1A1A2E"/>
-          <w:sz w:val="18"/>
-          <w:szCs w:val="18"/>
-        </w:rPr>
-        <w:t xml:space="preserve">  (1 – </w:t>
-      </w:r>
-      <w:proofErr w:type="spellStart"/>
-      <w:r>
-        <w:rPr>
-          <w:rFonts w:ascii="Courier New" w:eastAsia="Courier New" w:hAnsi="Courier New" w:cs="Courier New"/>
-          <w:color w:val="1A1A2E"/>
-          <w:sz w:val="18"/>
-          <w:szCs w:val="18"/>
-        </w:rPr>
-        <w:t>uncertainty</w:t>
-      </w:r>
-      <w:proofErr w:type="spellEnd"/>
-      <w:r>
-        <w:rPr>
-          <w:rFonts w:ascii="Courier New" w:eastAsia="Courier New" w:hAnsi="Courier New" w:cs="Courier New"/>
-          <w:color w:val="1A1A2E"/>
-          <w:sz w:val="18"/>
-          <w:szCs w:val="18"/>
-        </w:rPr>
-        <w:t>) × 0.3</w:t>
-      </w:r>
-    </w:p>
-    <w:p>
-      <w:pPr>
-        <w:spacing w:before="80" w:after="100"/>
-      </w:pPr>
-      <w:r>
-        <w:t>Die Gewichtung 0.4 / 0.3 / 0.3 reflektiert die empirische Annahme, dass Projektvorbereitung (</w:t>
-      </w:r>
-      <w:proofErr w:type="spellStart"/>
-      <w:r>
-        <w:t>Readiness</w:t>
-      </w:r>
-      <w:proofErr w:type="spellEnd"/>
-      <w:r>
-        <w:t>) den stärksten Einzeleinfluss auf den Projekterfolg hat.</w:t>
-      </w:r>
-    </w:p>
-    <w:p>
-      <w:pPr>
-        <w:pBdr>
-          <w:bottom w:val="single" w:sz="4" w:space="1" w:color="CCCCCC"/>
-        </w:pBdr>
-        <w:spacing w:before="160" w:after="160"/>
-      </w:pPr>
-    </w:p>
-    <w:p>
-      <w:pPr>
-        <w:pStyle w:val="berschrift1"/>
-      </w:pPr>
-      <w:r>
-        <w:t>5. Aufwandsschätzung</w:t>
-      </w:r>
-    </w:p>
-    <w:p>
-      <w:pPr>
-        <w:pStyle w:val="berschrift2"/>
-      </w:pPr>
-      <w:r>
-        <w:t xml:space="preserve">5.1 </w:t>
-      </w:r>
-      <w:proofErr w:type="spellStart"/>
-      <w:proofErr w:type="gramStart"/>
-      <w:r>
-        <w:t>estimateEffort</w:t>
-      </w:r>
-      <w:proofErr w:type="spellEnd"/>
-      <w:r>
-        <w:t>(</w:t>
-      </w:r>
-      <w:proofErr w:type="gramEnd"/>
-      <w:r>
-        <w:t>)</w:t>
-      </w:r>
-    </w:p>
-    <w:p>
-      <w:pPr>
-        <w:spacing w:before="80" w:after="100"/>
-      </w:pPr>
-      <w:r>
-        <w:rPr>
-          <w:b/>
-          <w:bCs/>
-        </w:rPr>
-        <w:t xml:space="preserve">Signatur: </w:t>
-      </w:r>
-      <w:proofErr w:type="spellStart"/>
-      <w:proofErr w:type="gramStart"/>
-      <w:r>
-        <w:rPr>
-          <w:rFonts w:ascii="Courier New" w:eastAsia="Courier New" w:hAnsi="Courier New" w:cs="Courier New"/>
-          <w:color w:val="C7254E"/>
-          <w:sz w:val="20"/>
-          <w:szCs w:val="20"/>
-        </w:rPr>
-        <w:t>estimateEffort</w:t>
-      </w:r>
-      <w:proofErr w:type="spellEnd"/>
-      <w:r>
-        <w:rPr>
-          <w:rFonts w:ascii="Courier New" w:eastAsia="Courier New" w:hAnsi="Courier New" w:cs="Courier New"/>
-          <w:color w:val="C7254E"/>
-          <w:sz w:val="20"/>
-          <w:szCs w:val="20"/>
-        </w:rPr>
-        <w:t>(</w:t>
-      </w:r>
-      <w:proofErr w:type="spellStart"/>
-      <w:proofErr w:type="gramEnd"/>
-      <w:r>
-        <w:rPr>
-          <w:rFonts w:ascii="Courier New" w:eastAsia="Courier New" w:hAnsi="Courier New" w:cs="Courier New"/>
-          <w:color w:val="C7254E"/>
-          <w:sz w:val="20"/>
-          <w:szCs w:val="20"/>
-        </w:rPr>
-        <w:t>projectType</w:t>
-      </w:r>
-      <w:proofErr w:type="spellEnd"/>
-      <w:r>
-        <w:rPr>
-          <w:rFonts w:ascii="Courier New" w:eastAsia="Courier New" w:hAnsi="Courier New" w:cs="Courier New"/>
-          <w:color w:val="C7254E"/>
-          <w:sz w:val="20"/>
-          <w:szCs w:val="20"/>
-        </w:rPr>
-        <w:t xml:space="preserve">, </w:t>
-      </w:r>
-      <w:proofErr w:type="spellStart"/>
-      <w:r>
-        <w:rPr>
-          <w:rFonts w:ascii="Courier New" w:eastAsia="Courier New" w:hAnsi="Courier New" w:cs="Courier New"/>
-          <w:color w:val="C7254E"/>
-          <w:sz w:val="20"/>
-          <w:szCs w:val="20"/>
-        </w:rPr>
-        <w:t>categoryScores</w:t>
-      </w:r>
-      <w:proofErr w:type="spellEnd"/>
-      <w:r>
-        <w:rPr>
-          <w:rFonts w:ascii="Courier New" w:eastAsia="Courier New" w:hAnsi="Courier New" w:cs="Courier New"/>
-          <w:color w:val="C7254E"/>
-          <w:sz w:val="20"/>
-          <w:szCs w:val="20"/>
-        </w:rPr>
-        <w:t xml:space="preserve">, </w:t>
-      </w:r>
-      <w:proofErr w:type="spellStart"/>
-      <w:r>
-        <w:rPr>
-          <w:rFonts w:ascii="Courier New" w:eastAsia="Courier New" w:hAnsi="Courier New" w:cs="Courier New"/>
-          <w:color w:val="C7254E"/>
-          <w:sz w:val="20"/>
-          <w:szCs w:val="20"/>
-        </w:rPr>
-        <w:t>includeRiskBuffer</w:t>
-      </w:r>
-      <w:proofErr w:type="spellEnd"/>
-      <w:r>
-        <w:rPr>
-          <w:rFonts w:ascii="Courier New" w:eastAsia="Courier New" w:hAnsi="Courier New" w:cs="Courier New"/>
-          <w:color w:val="C7254E"/>
-          <w:sz w:val="20"/>
-          <w:szCs w:val="20"/>
-        </w:rPr>
-        <w:t xml:space="preserve">?): </w:t>
-      </w:r>
-      <w:proofErr w:type="spellStart"/>
-      <w:r>
-        <w:rPr>
-          <w:rFonts w:ascii="Courier New" w:eastAsia="Courier New" w:hAnsi="Courier New" w:cs="Courier New"/>
-          <w:color w:val="C7254E"/>
-          <w:sz w:val="20"/>
-          <w:szCs w:val="20"/>
-        </w:rPr>
-        <w:t>number</w:t>
-      </w:r>
-      <w:proofErr w:type="spellEnd"/>
-    </w:p>
-    <w:p>
-      <w:pPr>
-        <w:spacing w:before="80" w:after="100"/>
-      </w:pPr>
-      <w:r>
-        <w:t xml:space="preserve">Der Aufwand in Personenwochen wird durch multiplikative Skalierung eines projekttyp-spezifischen Basiswerts berechnet. Der Basisaufwand ist in der Konstante </w:t>
-      </w:r>
-      <w:r>
-        <w:rPr>
-          <w:rFonts w:ascii="Courier New" w:eastAsia="Courier New" w:hAnsi="Courier New" w:cs="Courier New"/>
-          <w:color w:val="C7254E"/>
-          <w:sz w:val="20"/>
-          <w:szCs w:val="20"/>
-        </w:rPr>
-        <w:t>BASE_</w:t>
-      </w:r>
-      <w:proofErr w:type="gramStart"/>
-      <w:r>
-        <w:rPr>
-          <w:rFonts w:ascii="Courier New" w:eastAsia="Courier New" w:hAnsi="Courier New" w:cs="Courier New"/>
-          <w:color w:val="C7254E"/>
-          <w:sz w:val="20"/>
-          <w:szCs w:val="20"/>
-        </w:rPr>
-        <w:t>EFFORT[</w:t>
-      </w:r>
-      <w:proofErr w:type="spellStart"/>
-      <w:proofErr w:type="gramEnd"/>
-      <w:r>
-        <w:rPr>
-          <w:rFonts w:ascii="Courier New" w:eastAsia="Courier New" w:hAnsi="Courier New" w:cs="Courier New"/>
-          <w:color w:val="C7254E"/>
-          <w:sz w:val="20"/>
-          <w:szCs w:val="20"/>
-        </w:rPr>
-        <w:t>projectType</w:t>
-      </w:r>
-      <w:proofErr w:type="spellEnd"/>
-      <w:r>
-        <w:rPr>
-          <w:rFonts w:ascii="Courier New" w:eastAsia="Courier New" w:hAnsi="Courier New" w:cs="Courier New"/>
-          <w:color w:val="C7254E"/>
-          <w:sz w:val="20"/>
-          <w:szCs w:val="20"/>
-        </w:rPr>
-        <w:t>]</w:t>
+        <w:t>BASE_EFFORT[projectType]</w:t>
       </w:r>
       <w:r>
         <w:t xml:space="preserve"> hinterlegt.</w:t>
@@ -4307,12 +2847,6 @@
         <w:gridCol w:w="3600"/>
       </w:tblGrid>
       <w:tr>
-        <w:tblPrEx>
-          <w:tblCellMar>
-            <w:top w:w="0" w:type="dxa"/>
-            <w:bottom w:w="0" w:type="dxa"/>
-          </w:tblCellMar>
-        </w:tblPrEx>
         <w:tc>
           <w:tcPr>
             <w:tcW w:w="2600" w:type="dxa"/>
@@ -4405,12 +2939,6 @@
         </w:tc>
       </w:tr>
       <w:tr>
-        <w:tblPrEx>
-          <w:tblCellMar>
-            <w:top w:w="0" w:type="dxa"/>
-            <w:bottom w:w="0" w:type="dxa"/>
-          </w:tblCellMar>
-        </w:tblPrEx>
         <w:tc>
           <w:tcPr>
             <w:tcW w:w="2600" w:type="dxa"/>
@@ -4429,21 +2957,12 @@
             </w:tcMar>
           </w:tcPr>
           <w:p>
-            <w:proofErr w:type="spellStart"/>
-            <w:r>
-              <w:rPr>
-                <w:sz w:val="20"/>
-                <w:szCs w:val="20"/>
-              </w:rPr>
-              <w:t>Readiness</w:t>
-            </w:r>
-            <w:proofErr w:type="spellEnd"/>
-            <w:r>
-              <w:rPr>
-                <w:sz w:val="20"/>
-                <w:szCs w:val="20"/>
-              </w:rPr>
-              <w:t>-Faktor</w:t>
+            <w:r>
+              <w:rPr>
+                <w:sz w:val="20"/>
+                <w:szCs w:val="20"/>
+              </w:rPr>
+              <w:t>Readiness-Faktor</w:t>
             </w:r>
           </w:p>
         </w:tc>
@@ -4472,9 +2991,91 @@
                 <w:sz w:val="20"/>
                 <w:szCs w:val="20"/>
               </w:rPr>
-              <w:t xml:space="preserve">1 + (0.5 – </w:t>
-            </w:r>
-            <w:proofErr w:type="spellStart"/>
+              <w:t>1 + (0.5 – readiness)</w:t>
+            </w:r>
+          </w:p>
+        </w:tc>
+        <w:tc>
+          <w:tcPr>
+            <w:tcW w:w="3600" w:type="dxa"/>
+            <w:tcBorders>
+              <w:top w:val="single" w:sz="1" w:space="0" w:color="CCCCCC"/>
+              <w:left w:val="single" w:sz="1" w:space="0" w:color="CCCCCC"/>
+              <w:bottom w:val="single" w:sz="1" w:space="0" w:color="CCCCCC"/>
+              <w:right w:val="single" w:sz="1" w:space="0" w:color="CCCCCC"/>
+            </w:tcBorders>
+            <w:shd w:val="clear" w:color="auto" w:fill="FFFFFF"/>
+            <w:tcMar>
+              <w:top w:w="100" w:type="dxa"/>
+              <w:left w:w="140" w:type="dxa"/>
+              <w:bottom w:w="100" w:type="dxa"/>
+              <w:right w:w="140" w:type="dxa"/>
+            </w:tcMar>
+          </w:tcPr>
+          <w:p>
+            <w:r>
+              <w:rPr>
+                <w:sz w:val="20"/>
+                <w:szCs w:val="20"/>
+              </w:rPr>
+              <w:t>Bei readiness = 0.5: neutral (×1). Bei readiness = 0: Aufwand ×1.5, bei readiness = 1: Reduktion auf ×0.</w:t>
+            </w:r>
+            <w:r>
+              <w:rPr>
+                <w:sz w:val="20"/>
+                <w:szCs w:val="20"/>
+              </w:rPr>
+              <w:t>8</w:t>
+            </w:r>
+          </w:p>
+        </w:tc>
+      </w:tr>
+      <w:tr>
+        <w:tc>
+          <w:tcPr>
+            <w:tcW w:w="2600" w:type="dxa"/>
+            <w:tcBorders>
+              <w:top w:val="single" w:sz="1" w:space="0" w:color="CCCCCC"/>
+              <w:left w:val="single" w:sz="1" w:space="0" w:color="CCCCCC"/>
+              <w:bottom w:val="single" w:sz="1" w:space="0" w:color="CCCCCC"/>
+              <w:right w:val="single" w:sz="1" w:space="0" w:color="CCCCCC"/>
+            </w:tcBorders>
+            <w:shd w:val="clear" w:color="auto" w:fill="EEF3FB"/>
+            <w:tcMar>
+              <w:top w:w="100" w:type="dxa"/>
+              <w:left w:w="140" w:type="dxa"/>
+              <w:bottom w:w="100" w:type="dxa"/>
+              <w:right w:w="140" w:type="dxa"/>
+            </w:tcMar>
+          </w:tcPr>
+          <w:p>
+            <w:r>
+              <w:rPr>
+                <w:sz w:val="20"/>
+                <w:szCs w:val="20"/>
+              </w:rPr>
+              <w:t>Complexity-Faktor</w:t>
+            </w:r>
+          </w:p>
+        </w:tc>
+        <w:tc>
+          <w:tcPr>
+            <w:tcW w:w="3160" w:type="dxa"/>
+            <w:tcBorders>
+              <w:top w:val="single" w:sz="1" w:space="0" w:color="CCCCCC"/>
+              <w:left w:val="single" w:sz="1" w:space="0" w:color="CCCCCC"/>
+              <w:bottom w:val="single" w:sz="1" w:space="0" w:color="CCCCCC"/>
+              <w:right w:val="single" w:sz="1" w:space="0" w:color="CCCCCC"/>
+            </w:tcBorders>
+            <w:shd w:val="clear" w:color="auto" w:fill="EEF3FB"/>
+            <w:tcMar>
+              <w:top w:w="100" w:type="dxa"/>
+              <w:left w:w="140" w:type="dxa"/>
+              <w:bottom w:w="100" w:type="dxa"/>
+              <w:right w:w="140" w:type="dxa"/>
+            </w:tcMar>
+          </w:tcPr>
+          <w:p>
             <w:r>
               <w:rPr>
                 <w:rFonts w:ascii="Courier New" w:eastAsia="Courier New" w:hAnsi="Courier New" w:cs="Courier New"/>
@@ -4482,9 +3083,84 @@
                 <w:sz w:val="20"/>
                 <w:szCs w:val="20"/>
               </w:rPr>
-              <w:t>readiness</w:t>
-            </w:r>
-            <w:proofErr w:type="spellEnd"/>
+              <w:t>1 + complexity × 0.8</w:t>
+            </w:r>
+          </w:p>
+        </w:tc>
+        <w:tc>
+          <w:tcPr>
+            <w:tcW w:w="3600" w:type="dxa"/>
+            <w:tcBorders>
+              <w:top w:val="single" w:sz="1" w:space="0" w:color="CCCCCC"/>
+              <w:left w:val="single" w:sz="1" w:space="0" w:color="CCCCCC"/>
+              <w:bottom w:val="single" w:sz="1" w:space="0" w:color="CCCCCC"/>
+              <w:right w:val="single" w:sz="1" w:space="0" w:color="CCCCCC"/>
+            </w:tcBorders>
+            <w:shd w:val="clear" w:color="auto" w:fill="EEF3FB"/>
+            <w:tcMar>
+              <w:top w:w="100" w:type="dxa"/>
+              <w:left w:w="140" w:type="dxa"/>
+              <w:bottom w:w="100" w:type="dxa"/>
+              <w:right w:w="140" w:type="dxa"/>
+            </w:tcMar>
+          </w:tcPr>
+          <w:p>
+            <w:r>
+              <w:rPr>
+                <w:sz w:val="20"/>
+                <w:szCs w:val="20"/>
+              </w:rPr>
+              <w:t>Maximaler Aufwandszuwachs bei complexity = 1: ×1.8</w:t>
+            </w:r>
+          </w:p>
+        </w:tc>
+      </w:tr>
+      <w:tr>
+        <w:tc>
+          <w:tcPr>
+            <w:tcW w:w="2600" w:type="dxa"/>
+            <w:tcBorders>
+              <w:top w:val="single" w:sz="1" w:space="0" w:color="CCCCCC"/>
+              <w:left w:val="single" w:sz="1" w:space="0" w:color="CCCCCC"/>
+              <w:bottom w:val="single" w:sz="1" w:space="0" w:color="CCCCCC"/>
+              <w:right w:val="single" w:sz="1" w:space="0" w:color="CCCCCC"/>
+            </w:tcBorders>
+            <w:shd w:val="clear" w:color="auto" w:fill="FFFFFF"/>
+            <w:tcMar>
+              <w:top w:w="100" w:type="dxa"/>
+              <w:left w:w="140" w:type="dxa"/>
+              <w:bottom w:w="100" w:type="dxa"/>
+              <w:right w:w="140" w:type="dxa"/>
+            </w:tcMar>
+          </w:tcPr>
+          <w:p>
+            <w:r>
+              <w:rPr>
+                <w:sz w:val="20"/>
+                <w:szCs w:val="20"/>
+              </w:rPr>
+              <w:t>Uncertainty-Faktor</w:t>
+            </w:r>
+          </w:p>
+        </w:tc>
+        <w:tc>
+          <w:tcPr>
+            <w:tcW w:w="3160" w:type="dxa"/>
+            <w:tcBorders>
+              <w:top w:val="single" w:sz="1" w:space="0" w:color="CCCCCC"/>
+              <w:left w:val="single" w:sz="1" w:space="0" w:color="CCCCCC"/>
+              <w:bottom w:val="single" w:sz="1" w:space="0" w:color="CCCCCC"/>
+              <w:right w:val="single" w:sz="1" w:space="0" w:color="CCCCCC"/>
+            </w:tcBorders>
+            <w:shd w:val="clear" w:color="auto" w:fill="FFFFFF"/>
+            <w:tcMar>
+              <w:top w:w="100" w:type="dxa"/>
+              <w:left w:w="140" w:type="dxa"/>
+              <w:bottom w:w="100" w:type="dxa"/>
+              <w:right w:w="140" w:type="dxa"/>
+            </w:tcMar>
+          </w:tcPr>
+          <w:p>
             <w:r>
               <w:rPr>
                 <w:rFonts w:ascii="Courier New" w:eastAsia="Courier New" w:hAnsi="Courier New" w:cs="Courier New"/>
@@ -4492,7 +3168,7 @@
                 <w:sz w:val="20"/>
                 <w:szCs w:val="20"/>
               </w:rPr>
-              <w:t>)</w:t>
+              <w:t>1 + uncertainty × 0.6</w:t>
             </w:r>
           </w:p>
         </w:tc>
@@ -4519,66 +3195,12 @@
                 <w:sz w:val="20"/>
                 <w:szCs w:val="20"/>
               </w:rPr>
-              <w:t xml:space="preserve">Bei </w:t>
-            </w:r>
-            <w:proofErr w:type="spellStart"/>
-            <w:r>
-              <w:rPr>
-                <w:sz w:val="20"/>
-                <w:szCs w:val="20"/>
-              </w:rPr>
-              <w:t>readiness</w:t>
-            </w:r>
-            <w:proofErr w:type="spellEnd"/>
-            <w:r>
-              <w:rPr>
-                <w:sz w:val="20"/>
-                <w:szCs w:val="20"/>
-              </w:rPr>
-              <w:t xml:space="preserve"> = 0.5: neutral (×1). Bei </w:t>
-            </w:r>
-            <w:proofErr w:type="spellStart"/>
-            <w:r>
-              <w:rPr>
-                <w:sz w:val="20"/>
-                <w:szCs w:val="20"/>
-              </w:rPr>
-              <w:t>readiness</w:t>
-            </w:r>
-            <w:proofErr w:type="spellEnd"/>
-            <w:r>
-              <w:rPr>
-                <w:sz w:val="20"/>
-                <w:szCs w:val="20"/>
-              </w:rPr>
-              <w:t xml:space="preserve"> = 0: Aufwand ×1.5, bei </w:t>
-            </w:r>
-            <w:proofErr w:type="spellStart"/>
-            <w:r>
-              <w:rPr>
-                <w:sz w:val="20"/>
-                <w:szCs w:val="20"/>
-              </w:rPr>
-              <w:t>readiness</w:t>
-            </w:r>
-            <w:proofErr w:type="spellEnd"/>
-            <w:r>
-              <w:rPr>
-                <w:sz w:val="20"/>
-                <w:szCs w:val="20"/>
-              </w:rPr>
-              <w:t xml:space="preserve"> = 1: Reduktion auf ×0.5</w:t>
+              <w:t>Maximaler Aufwandszuwachs bei uncertainty = 1: ×1.6</w:t>
             </w:r>
           </w:p>
         </w:tc>
       </w:tr>
       <w:tr>
-        <w:tblPrEx>
-          <w:tblCellMar>
-            <w:top w:w="0" w:type="dxa"/>
-            <w:bottom w:w="0" w:type="dxa"/>
-          </w:tblCellMar>
-        </w:tblPrEx>
         <w:tc>
           <w:tcPr>
             <w:tcW w:w="2600" w:type="dxa"/>
@@ -4597,21 +3219,12 @@
             </w:tcMar>
           </w:tcPr>
           <w:p>
-            <w:proofErr w:type="spellStart"/>
-            <w:r>
-              <w:rPr>
-                <w:sz w:val="20"/>
-                <w:szCs w:val="20"/>
-              </w:rPr>
-              <w:t>Complexity</w:t>
-            </w:r>
-            <w:proofErr w:type="spellEnd"/>
-            <w:r>
-              <w:rPr>
-                <w:sz w:val="20"/>
-                <w:szCs w:val="20"/>
-              </w:rPr>
-              <w:t>-Faktor</w:t>
+            <w:r>
+              <w:rPr>
+                <w:sz w:val="20"/>
+                <w:szCs w:val="20"/>
+              </w:rPr>
+              <w:t>Readiness-Penalty</w:t>
             </w:r>
           </w:p>
         </w:tc>
@@ -4640,27 +3253,7 @@
                 <w:sz w:val="20"/>
                 <w:szCs w:val="20"/>
               </w:rPr>
-              <w:t xml:space="preserve">1 + </w:t>
-            </w:r>
-            <w:proofErr w:type="spellStart"/>
-            <w:r>
-              <w:rPr>
-                <w:rFonts w:ascii="Courier New" w:eastAsia="Courier New" w:hAnsi="Courier New" w:cs="Courier New"/>
-                <w:color w:val="C7254E"/>
-                <w:sz w:val="20"/>
-                <w:szCs w:val="20"/>
-              </w:rPr>
-              <w:t>complexity</w:t>
-            </w:r>
-            <w:proofErr w:type="spellEnd"/>
-            <w:r>
-              <w:rPr>
-                <w:rFonts w:ascii="Courier New" w:eastAsia="Courier New" w:hAnsi="Courier New" w:cs="Courier New"/>
-                <w:color w:val="C7254E"/>
-                <w:sz w:val="20"/>
-                <w:szCs w:val="20"/>
-              </w:rPr>
-              <w:t xml:space="preserve"> × 0.8</w:t>
+              <w:t>readiness &lt; 0.3 ? ×1.2 : ×1.0</w:t>
             </w:r>
           </w:p>
         </w:tc>
@@ -4687,310 +3280,28 @@
                 <w:sz w:val="20"/>
                 <w:szCs w:val="20"/>
               </w:rPr>
-              <w:t xml:space="preserve">Maximaler Aufwandszuwachs bei </w:t>
-            </w:r>
-            <w:proofErr w:type="spellStart"/>
-            <w:r>
-              <w:rPr>
-                <w:sz w:val="20"/>
-                <w:szCs w:val="20"/>
-              </w:rPr>
-              <w:t>complexity</w:t>
-            </w:r>
-            <w:proofErr w:type="spellEnd"/>
-            <w:r>
-              <w:rPr>
-                <w:sz w:val="20"/>
-                <w:szCs w:val="20"/>
-              </w:rPr>
-              <w:t xml:space="preserve"> = 1: ×1.8</w:t>
-            </w:r>
-          </w:p>
-        </w:tc>
-      </w:tr>
-      <w:tr>
-        <w:tblPrEx>
-          <w:tblCellMar>
-            <w:top w:w="0" w:type="dxa"/>
-            <w:bottom w:w="0" w:type="dxa"/>
-          </w:tblCellMar>
-        </w:tblPrEx>
-        <w:tc>
-          <w:tcPr>
-            <w:tcW w:w="2600" w:type="dxa"/>
-            <w:tcBorders>
-              <w:top w:val="single" w:sz="1" w:space="0" w:color="CCCCCC"/>
-              <w:left w:val="single" w:sz="1" w:space="0" w:color="CCCCCC"/>
-              <w:bottom w:val="single" w:sz="1" w:space="0" w:color="CCCCCC"/>
-              <w:right w:val="single" w:sz="1" w:space="0" w:color="CCCCCC"/>
-            </w:tcBorders>
-            <w:shd w:val="clear" w:color="auto" w:fill="FFFFFF"/>
-            <w:tcMar>
-              <w:top w:w="100" w:type="dxa"/>
-              <w:left w:w="140" w:type="dxa"/>
-              <w:bottom w:w="100" w:type="dxa"/>
-              <w:right w:w="140" w:type="dxa"/>
-            </w:tcMar>
-          </w:tcPr>
-          <w:p>
-            <w:proofErr w:type="spellStart"/>
-            <w:r>
-              <w:rPr>
-                <w:sz w:val="20"/>
-                <w:szCs w:val="20"/>
-              </w:rPr>
-              <w:t>Uncertainty</w:t>
-            </w:r>
-            <w:proofErr w:type="spellEnd"/>
-            <w:r>
-              <w:rPr>
-                <w:sz w:val="20"/>
-                <w:szCs w:val="20"/>
-              </w:rPr>
-              <w:t>-Faktor</w:t>
-            </w:r>
-          </w:p>
-        </w:tc>
-        <w:tc>
-          <w:tcPr>
-            <w:tcW w:w="3160" w:type="dxa"/>
-            <w:tcBorders>
-              <w:top w:val="single" w:sz="1" w:space="0" w:color="CCCCCC"/>
-              <w:left w:val="single" w:sz="1" w:space="0" w:color="CCCCCC"/>
-              <w:bottom w:val="single" w:sz="1" w:space="0" w:color="CCCCCC"/>
-              <w:right w:val="single" w:sz="1" w:space="0" w:color="CCCCCC"/>
-            </w:tcBorders>
-            <w:shd w:val="clear" w:color="auto" w:fill="FFFFFF"/>
-            <w:tcMar>
-              <w:top w:w="100" w:type="dxa"/>
-              <w:left w:w="140" w:type="dxa"/>
-              <w:bottom w:w="100" w:type="dxa"/>
-              <w:right w:w="140" w:type="dxa"/>
-            </w:tcMar>
-          </w:tcPr>
-          <w:p>
-            <w:r>
-              <w:rPr>
-                <w:rFonts w:ascii="Courier New" w:eastAsia="Courier New" w:hAnsi="Courier New" w:cs="Courier New"/>
-                <w:color w:val="C7254E"/>
-                <w:sz w:val="20"/>
-                <w:szCs w:val="20"/>
-              </w:rPr>
-              <w:t xml:space="preserve">1 + </w:t>
-            </w:r>
-            <w:proofErr w:type="spellStart"/>
-            <w:r>
-              <w:rPr>
-                <w:rFonts w:ascii="Courier New" w:eastAsia="Courier New" w:hAnsi="Courier New" w:cs="Courier New"/>
-                <w:color w:val="C7254E"/>
-                <w:sz w:val="20"/>
-                <w:szCs w:val="20"/>
-              </w:rPr>
-              <w:t>uncertainty</w:t>
-            </w:r>
-            <w:proofErr w:type="spellEnd"/>
-            <w:r>
-              <w:rPr>
-                <w:rFonts w:ascii="Courier New" w:eastAsia="Courier New" w:hAnsi="Courier New" w:cs="Courier New"/>
-                <w:color w:val="C7254E"/>
-                <w:sz w:val="20"/>
-                <w:szCs w:val="20"/>
-              </w:rPr>
-              <w:t xml:space="preserve"> × 0.6</w:t>
-            </w:r>
-          </w:p>
-        </w:tc>
-        <w:tc>
-          <w:tcPr>
-            <w:tcW w:w="3600" w:type="dxa"/>
-            <w:tcBorders>
-              <w:top w:val="single" w:sz="1" w:space="0" w:color="CCCCCC"/>
-              <w:left w:val="single" w:sz="1" w:space="0" w:color="CCCCCC"/>
-              <w:bottom w:val="single" w:sz="1" w:space="0" w:color="CCCCCC"/>
-              <w:right w:val="single" w:sz="1" w:space="0" w:color="CCCCCC"/>
-            </w:tcBorders>
-            <w:shd w:val="clear" w:color="auto" w:fill="FFFFFF"/>
-            <w:tcMar>
-              <w:top w:w="100" w:type="dxa"/>
-              <w:left w:w="140" w:type="dxa"/>
-              <w:bottom w:w="100" w:type="dxa"/>
-              <w:right w:w="140" w:type="dxa"/>
-            </w:tcMar>
-          </w:tcPr>
-          <w:p>
-            <w:r>
-              <w:rPr>
-                <w:sz w:val="20"/>
-                <w:szCs w:val="20"/>
-              </w:rPr>
-              <w:t xml:space="preserve">Maximaler Aufwandszuwachs bei </w:t>
-            </w:r>
-            <w:proofErr w:type="spellStart"/>
-            <w:r>
-              <w:rPr>
-                <w:sz w:val="20"/>
-                <w:szCs w:val="20"/>
-              </w:rPr>
-              <w:t>uncertainty</w:t>
-            </w:r>
-            <w:proofErr w:type="spellEnd"/>
-            <w:r>
-              <w:rPr>
-                <w:sz w:val="20"/>
-                <w:szCs w:val="20"/>
-              </w:rPr>
-              <w:t xml:space="preserve"> = 1: ×1.6</w:t>
-            </w:r>
-          </w:p>
-        </w:tc>
-      </w:tr>
-      <w:tr>
-        <w:tblPrEx>
-          <w:tblCellMar>
-            <w:top w:w="0" w:type="dxa"/>
-            <w:bottom w:w="0" w:type="dxa"/>
-          </w:tblCellMar>
-        </w:tblPrEx>
-        <w:tc>
-          <w:tcPr>
-            <w:tcW w:w="2600" w:type="dxa"/>
-            <w:tcBorders>
-              <w:top w:val="single" w:sz="1" w:space="0" w:color="CCCCCC"/>
-              <w:left w:val="single" w:sz="1" w:space="0" w:color="CCCCCC"/>
-              <w:bottom w:val="single" w:sz="1" w:space="0" w:color="CCCCCC"/>
-              <w:right w:val="single" w:sz="1" w:space="0" w:color="CCCCCC"/>
-            </w:tcBorders>
-            <w:shd w:val="clear" w:color="auto" w:fill="EEF3FB"/>
-            <w:tcMar>
-              <w:top w:w="100" w:type="dxa"/>
-              <w:left w:w="140" w:type="dxa"/>
-              <w:bottom w:w="100" w:type="dxa"/>
-              <w:right w:w="140" w:type="dxa"/>
-            </w:tcMar>
-          </w:tcPr>
-          <w:p>
-            <w:proofErr w:type="spellStart"/>
-            <w:r>
-              <w:rPr>
-                <w:sz w:val="20"/>
-                <w:szCs w:val="20"/>
-              </w:rPr>
-              <w:t>Readiness</w:t>
-            </w:r>
-            <w:proofErr w:type="spellEnd"/>
-            <w:r>
-              <w:rPr>
-                <w:sz w:val="20"/>
-                <w:szCs w:val="20"/>
-              </w:rPr>
-              <w:t>-Penalty</w:t>
-            </w:r>
-          </w:p>
-        </w:tc>
-        <w:tc>
-          <w:tcPr>
-            <w:tcW w:w="3160" w:type="dxa"/>
-            <w:tcBorders>
-              <w:top w:val="single" w:sz="1" w:space="0" w:color="CCCCCC"/>
-              <w:left w:val="single" w:sz="1" w:space="0" w:color="CCCCCC"/>
-              <w:bottom w:val="single" w:sz="1" w:space="0" w:color="CCCCCC"/>
-              <w:right w:val="single" w:sz="1" w:space="0" w:color="CCCCCC"/>
-            </w:tcBorders>
-            <w:shd w:val="clear" w:color="auto" w:fill="EEF3FB"/>
-            <w:tcMar>
-              <w:top w:w="100" w:type="dxa"/>
-              <w:left w:w="140" w:type="dxa"/>
-              <w:bottom w:w="100" w:type="dxa"/>
-              <w:right w:w="140" w:type="dxa"/>
-            </w:tcMar>
-          </w:tcPr>
-          <w:p>
-            <w:proofErr w:type="spellStart"/>
-            <w:r>
-              <w:rPr>
-                <w:rFonts w:ascii="Courier New" w:eastAsia="Courier New" w:hAnsi="Courier New" w:cs="Courier New"/>
-                <w:color w:val="C7254E"/>
-                <w:sz w:val="20"/>
-                <w:szCs w:val="20"/>
-              </w:rPr>
-              <w:t>readiness</w:t>
-            </w:r>
-            <w:proofErr w:type="spellEnd"/>
-            <w:r>
-              <w:rPr>
-                <w:rFonts w:ascii="Courier New" w:eastAsia="Courier New" w:hAnsi="Courier New" w:cs="Courier New"/>
-                <w:color w:val="C7254E"/>
-                <w:sz w:val="20"/>
-                <w:szCs w:val="20"/>
-              </w:rPr>
-              <w:t xml:space="preserve"> &lt; </w:t>
-            </w:r>
-            <w:proofErr w:type="gramStart"/>
-            <w:r>
-              <w:rPr>
-                <w:rFonts w:ascii="Courier New" w:eastAsia="Courier New" w:hAnsi="Courier New" w:cs="Courier New"/>
-                <w:color w:val="C7254E"/>
-                <w:sz w:val="20"/>
-                <w:szCs w:val="20"/>
-              </w:rPr>
-              <w:t>0.3 ?</w:t>
-            </w:r>
-            <w:proofErr w:type="gramEnd"/>
-            <w:r>
-              <w:rPr>
-                <w:rFonts w:ascii="Courier New" w:eastAsia="Courier New" w:hAnsi="Courier New" w:cs="Courier New"/>
-                <w:color w:val="C7254E"/>
-                <w:sz w:val="20"/>
-                <w:szCs w:val="20"/>
-              </w:rPr>
-              <w:t xml:space="preserve"> ×1.</w:t>
-            </w:r>
-            <w:proofErr w:type="gramStart"/>
-            <w:r>
-              <w:rPr>
-                <w:rFonts w:ascii="Courier New" w:eastAsia="Courier New" w:hAnsi="Courier New" w:cs="Courier New"/>
-                <w:color w:val="C7254E"/>
-                <w:sz w:val="20"/>
-                <w:szCs w:val="20"/>
-              </w:rPr>
-              <w:t>2 :</w:t>
-            </w:r>
-            <w:proofErr w:type="gramEnd"/>
-            <w:r>
-              <w:rPr>
-                <w:rFonts w:ascii="Courier New" w:eastAsia="Courier New" w:hAnsi="Courier New" w:cs="Courier New"/>
-                <w:color w:val="C7254E"/>
-                <w:sz w:val="20"/>
-                <w:szCs w:val="20"/>
-              </w:rPr>
-              <w:t xml:space="preserve"> ×1.0</w:t>
-            </w:r>
-          </w:p>
-        </w:tc>
-        <w:tc>
-          <w:tcPr>
-            <w:tcW w:w="3600" w:type="dxa"/>
-            <w:tcBorders>
-              <w:top w:val="single" w:sz="1" w:space="0" w:color="CCCCCC"/>
-              <w:left w:val="single" w:sz="1" w:space="0" w:color="CCCCCC"/>
-              <w:bottom w:val="single" w:sz="1" w:space="0" w:color="CCCCCC"/>
-              <w:right w:val="single" w:sz="1" w:space="0" w:color="CCCCCC"/>
-            </w:tcBorders>
-            <w:shd w:val="clear" w:color="auto" w:fill="EEF3FB"/>
-            <w:tcMar>
-              <w:top w:w="100" w:type="dxa"/>
-              <w:left w:w="140" w:type="dxa"/>
-              <w:bottom w:w="100" w:type="dxa"/>
-              <w:right w:w="140" w:type="dxa"/>
-            </w:tcMar>
-          </w:tcPr>
-          <w:p>
-            <w:r>
-              <w:rPr>
-                <w:sz w:val="20"/>
-                <w:szCs w:val="20"/>
-              </w:rPr>
-              <w:t>Harter Aufschlag von +20 % bei sehr schlechter Vorbereitung als Schwellenwertstrafe</w:t>
+              <w:t>Gleitender</w:t>
+            </w:r>
+            <w:r>
+              <w:rPr>
+                <w:sz w:val="20"/>
+                <w:szCs w:val="20"/>
+              </w:rPr>
+              <w:t xml:space="preserve"> Aufschlag von</w:t>
+            </w:r>
+            <w:r>
+              <w:rPr>
+                <w:sz w:val="20"/>
+                <w:szCs w:val="20"/>
+              </w:rPr>
+              <w:t xml:space="preserve"> bis zu</w:t>
+            </w:r>
+            <w:r>
+              <w:rPr>
+                <w:sz w:val="20"/>
+                <w:szCs w:val="20"/>
+              </w:rPr>
+              <w:t xml:space="preserve"> 20 % bei sehr schlechter Vorbereitung als Schwellenwertstrafe</w:t>
             </w:r>
           </w:p>
         </w:tc>
@@ -5014,8 +3325,6 @@
         <w:spacing w:before="60" w:after="60"/>
         <w:ind w:left="720"/>
       </w:pPr>
-      <w:proofErr w:type="spellStart"/>
-      <w:proofErr w:type="gramStart"/>
       <w:r>
         <w:rPr>
           <w:rFonts w:ascii="Courier New" w:eastAsia="Courier New" w:hAnsi="Courier New" w:cs="Courier New"/>
@@ -5023,9 +3332,60 @@
           <w:sz w:val="18"/>
           <w:szCs w:val="18"/>
         </w:rPr>
-        <w:t>effort</w:t>
-      </w:r>
-      <w:proofErr w:type="spellEnd"/>
+        <w:t>effort  =  BASE_EFFORT × F_readiness × F_complexity × F_uncertainty × F_penalty</w:t>
+      </w:r>
+    </w:p>
+    <w:p>
+      <w:pPr>
+        <w:spacing w:before="80" w:after="100"/>
+      </w:pPr>
+      <w:r>
+        <w:t xml:space="preserve">Die multiplikative Verknüpfung ist entscheidend: Schlechte Werte in mehreren Kategorien verstärken sich gegenseitig superlinear, anstatt lediglich additiv zu akkumulieren. Ein Projekt mit complexity = 0.8 </w:t>
+      </w:r>
+      <w:r>
+        <w:rPr>
+          <w:b/>
+          <w:bCs/>
+        </w:rPr>
+        <w:t>und</w:t>
+      </w:r>
+      <w:r>
+        <w:t xml:space="preserve"> uncertainty = 0.8 hat damit einen deutlich höheren Aufwand als die Summe beider Einzeleffekte erwarten ließe.</w:t>
+      </w:r>
+    </w:p>
+    <w:p>
+      <w:pPr>
+        <w:pStyle w:val="berschrift3"/>
+      </w:pPr>
+      <w:r>
+        <w:t>Optionaler Risikopuffer</w:t>
+      </w:r>
+    </w:p>
+    <w:p>
+      <w:pPr>
+        <w:spacing w:before="80" w:after="100"/>
+      </w:pPr>
+      <w:r>
+        <w:t xml:space="preserve">Wenn </w:t>
+      </w:r>
+      <w:r>
+        <w:rPr>
+          <w:rFonts w:ascii="Courier New" w:eastAsia="Courier New" w:hAnsi="Courier New" w:cs="Courier New"/>
+          <w:color w:val="C7254E"/>
+          <w:sz w:val="20"/>
+          <w:szCs w:val="20"/>
+        </w:rPr>
+        <w:t>includeRiskBuffer = true</w:t>
+      </w:r>
+      <w:r>
+        <w:t xml:space="preserve"> (Standard), wird ein prozentualer Aufschlag auf den skalierten Aufwand addiert:</w:t>
+      </w:r>
+    </w:p>
+    <w:p>
+      <w:pPr>
+        <w:spacing w:before="60" w:after="60"/>
+        <w:ind w:left="720"/>
+      </w:pPr>
       <w:r>
         <w:rPr>
           <w:rFonts w:ascii="Courier New" w:eastAsia="Courier New" w:hAnsi="Courier New" w:cs="Courier New"/>
@@ -5033,9 +3393,14 @@
           <w:sz w:val="18"/>
           <w:szCs w:val="18"/>
         </w:rPr>
-        <w:t xml:space="preserve">  =</w:t>
-      </w:r>
-      <w:proofErr w:type="gramEnd"/>
+        <w:t>riskLevel       =  (complexity + uncertainty) / 2</w:t>
+      </w:r>
+    </w:p>
+    <w:p>
+      <w:pPr>
+        <w:spacing w:before="60" w:after="60"/>
+        <w:ind w:left="720"/>
+      </w:pPr>
       <w:r>
         <w:rPr>
           <w:rFonts w:ascii="Courier New" w:eastAsia="Courier New" w:hAnsi="Courier New" w:cs="Courier New"/>
@@ -5043,9 +3408,14 @@
           <w:sz w:val="18"/>
           <w:szCs w:val="18"/>
         </w:rPr>
-        <w:t xml:space="preserve">  BASE_EFFORT × </w:t>
-      </w:r>
-      <w:proofErr w:type="spellStart"/>
+        <w:t>bufferPercent   =  riskLevel × 0.15                  // max. 15 %</w:t>
+      </w:r>
+    </w:p>
+    <w:p>
+      <w:pPr>
+        <w:spacing w:before="60" w:after="60"/>
+        <w:ind w:left="720"/>
+      </w:pPr>
       <w:r>
         <w:rPr>
           <w:rFonts w:ascii="Courier New" w:eastAsia="Courier New" w:hAnsi="Courier New" w:cs="Courier New"/>
@@ -5053,9 +3423,88 @@
           <w:sz w:val="18"/>
           <w:szCs w:val="18"/>
         </w:rPr>
-        <w:t>F_readiness</w:t>
-      </w:r>
-      <w:proofErr w:type="spellEnd"/>
+        <w:t>effort_final    =  effort × (1 + bufferPercent)</w:t>
+      </w:r>
+    </w:p>
+    <w:p>
+      <w:pPr>
+        <w:spacing w:before="80" w:after="100"/>
+      </w:pPr>
+      <w:r>
+        <w:lastRenderedPageBreak/>
+        <w:t xml:space="preserve">Der Puffer wird separat als </w:t>
+      </w:r>
+      <w:r>
+        <w:rPr>
+          <w:rFonts w:ascii="Courier New" w:eastAsia="Courier New" w:hAnsi="Courier New" w:cs="Courier New"/>
+          <w:color w:val="C7254E"/>
+          <w:sz w:val="20"/>
+          <w:szCs w:val="20"/>
+        </w:rPr>
+        <w:t>effortBreakdown.bufferEffort</w:t>
+      </w:r>
+      <w:r>
+        <w:t xml:space="preserve"> ausgewiesen, damit nachgelagerte Phasenberechnungen Basis- und Pufferanteil unabhängig voneinander verteilen können.</w:t>
+      </w:r>
+    </w:p>
+    <w:p>
+      <w:pPr>
+        <w:pBdr>
+          <w:bottom w:val="single" w:sz="4" w:space="1" w:color="CCCCCC"/>
+        </w:pBdr>
+        <w:spacing w:before="160" w:after="160"/>
+      </w:pPr>
+    </w:p>
+    <w:p>
+      <w:pPr>
+        <w:pStyle w:val="berschrift1"/>
+      </w:pPr>
+      <w:r>
+        <w:t>6. Projektdauer und Backlog</w:t>
+      </w:r>
+    </w:p>
+    <w:p>
+      <w:pPr>
+        <w:pStyle w:val="berschrift2"/>
+      </w:pPr>
+      <w:r>
+        <w:t>6.1 estimateDuration()</w:t>
+      </w:r>
+    </w:p>
+    <w:p>
+      <w:pPr>
+        <w:spacing w:before="80" w:after="100"/>
+      </w:pPr>
+      <w:r>
+        <w:rPr>
+          <w:b/>
+          <w:bCs/>
+        </w:rPr>
+        <w:t xml:space="preserve">Signatur: </w:t>
+      </w:r>
+      <w:r>
+        <w:rPr>
+          <w:rFonts w:ascii="Courier New" w:eastAsia="Courier New" w:hAnsi="Courier New" w:cs="Courier New"/>
+          <w:color w:val="C7254E"/>
+          <w:sz w:val="20"/>
+          <w:szCs w:val="20"/>
+        </w:rPr>
+        <w:t>estimateDuration(effortPersonWeeks, teamSize, productivityFactor?): number</w:t>
+      </w:r>
+    </w:p>
+    <w:p>
+      <w:pPr>
+        <w:spacing w:before="80" w:after="100"/>
+      </w:pPr>
+      <w:r>
+        <w:t>Die kalendarische Dauer ergibt sich aus einer einfachen Parallelisierungsannahme:</w:t>
+      </w:r>
+    </w:p>
+    <w:p>
+      <w:pPr>
+        <w:spacing w:before="60" w:after="60"/>
+        <w:ind w:left="720"/>
+      </w:pPr>
       <w:r>
         <w:rPr>
           <w:rFonts w:ascii="Courier New" w:eastAsia="Courier New" w:hAnsi="Courier New" w:cs="Courier New"/>
@@ -5063,9 +3512,97 @@
           <w:sz w:val="18"/>
           <w:szCs w:val="18"/>
         </w:rPr>
-        <w:t xml:space="preserve"> × </w:t>
-      </w:r>
-      <w:proofErr w:type="spellStart"/>
+        <w:t>durationWeeks  =  ⌈ effortPersonWeeks / (teamSize × productivityFactor) ⌉</w:t>
+      </w:r>
+    </w:p>
+    <w:p>
+      <w:pPr>
+        <w:spacing w:before="80" w:after="100"/>
+      </w:pPr>
+      <w:r>
+        <w:t xml:space="preserve">Der </w:t>
+      </w:r>
+      <w:r>
+        <w:rPr>
+          <w:b/>
+          <w:bCs/>
+        </w:rPr>
+        <w:t>Produktivitätsfaktor</w:t>
+      </w:r>
+      <w:r>
+        <w:t xml:space="preserve"> (Standard: 0.6) modelliert, dass ein Entwickler in der Praxis nur einen Teil seiner Zeit direkt produktiv am Projekt arbeitet – der Rest entfällt auf Meetings, Code-Reviews, administrative Tätigkeiten etc. Das Ceiling (⌈ ⌉) stellt sicher, dass immer auf eine ganze Woche aufgerundet wird.</w:t>
+      </w:r>
+    </w:p>
+    <w:p>
+      <w:pPr>
+        <w:pStyle w:val="berschrift2"/>
+      </w:pPr>
+      <w:r>
+        <w:t>6.2 calculateBacklog()</w:t>
+      </w:r>
+    </w:p>
+    <w:p>
+      <w:pPr>
+        <w:spacing w:before="80" w:after="100"/>
+      </w:pPr>
+      <w:r>
+        <w:rPr>
+          <w:b/>
+          <w:bCs/>
+        </w:rPr>
+        <w:t xml:space="preserve">Signatur: </w:t>
+      </w:r>
+      <w:r>
+        <w:rPr>
+          <w:rFonts w:ascii="Courier New" w:eastAsia="Courier New" w:hAnsi="Courier New" w:cs="Courier New"/>
+          <w:color w:val="C7254E"/>
+          <w:sz w:val="20"/>
+          <w:szCs w:val="20"/>
+        </w:rPr>
+        <w:t>calculateBacklog(</w:t>
+      </w:r>
+      <w:r>
+        <w:rPr>
+          <w:rFonts w:ascii="Courier New" w:eastAsia="Courier New" w:hAnsi="Courier New" w:cs="Courier New"/>
+          <w:color w:val="C7254E"/>
+          <w:sz w:val="20"/>
+          <w:szCs w:val="20"/>
+        </w:rPr>
+        <w:t>baseEffor</w:t>
+      </w:r>
+      <w:r>
+        <w:rPr>
+          <w:rFonts w:ascii="Courier New" w:eastAsia="Courier New" w:hAnsi="Courier New" w:cs="Courier New"/>
+          <w:color w:val="C7254E"/>
+          <w:sz w:val="20"/>
+          <w:szCs w:val="20"/>
+        </w:rPr>
+        <w:t>,</w:t>
+      </w:r>
+      <w:r>
+        <w:rPr>
+          <w:rFonts w:ascii="Courier New" w:eastAsia="Courier New" w:hAnsi="Courier New" w:cs="Courier New"/>
+          <w:color w:val="C7254E"/>
+          <w:sz w:val="20"/>
+          <w:szCs w:val="20"/>
+        </w:rPr>
+        <w:t xml:space="preserve"> teamSize, </w:t>
+      </w:r>
+      <w:r>
+        <w:rPr>
+          <w:rFonts w:ascii="Courier New" w:eastAsia="Courier New" w:hAnsi="Courier New" w:cs="Courier New"/>
+          <w:color w:val="C7254E"/>
+          <w:sz w:val="20"/>
+          <w:szCs w:val="20"/>
+        </w:rPr>
+        <w:t xml:space="preserve"> velocityPerSprint?): { storyPoints, sprintCount }</w:t>
+      </w:r>
+    </w:p>
+    <w:p>
+      <w:pPr>
+        <w:spacing w:before="60" w:after="60"/>
+        <w:ind w:left="720"/>
+      </w:pPr>
       <w:r>
         <w:rPr>
           <w:rFonts w:ascii="Courier New" w:eastAsia="Courier New" w:hAnsi="Courier New" w:cs="Courier New"/>
@@ -5073,9 +3610,8 @@
           <w:sz w:val="18"/>
           <w:szCs w:val="18"/>
         </w:rPr>
-        <w:t>F_complexity</w:t>
-      </w:r>
-      <w:proofErr w:type="spellEnd"/>
+        <w:t>storyPoints  =  round(</w:t>
+      </w:r>
       <w:r>
         <w:rPr>
           <w:rFonts w:ascii="Courier New" w:eastAsia="Courier New" w:hAnsi="Courier New" w:cs="Courier New"/>
@@ -5083,9 +3619,8 @@
           <w:sz w:val="18"/>
           <w:szCs w:val="18"/>
         </w:rPr>
-        <w:t xml:space="preserve"> × </w:t>
-      </w:r>
-      <w:proofErr w:type="spellStart"/>
+        <w:t>baseEffort</w:t>
+      </w:r>
       <w:r>
         <w:rPr>
           <w:rFonts w:ascii="Courier New" w:eastAsia="Courier New" w:hAnsi="Courier New" w:cs="Courier New"/>
@@ -5093,9 +3628,14 @@
           <w:sz w:val="18"/>
           <w:szCs w:val="18"/>
         </w:rPr>
-        <w:t>F_uncertainty</w:t>
-      </w:r>
-      <w:proofErr w:type="spellEnd"/>
+        <w:t xml:space="preserve"> × 8)</w:t>
+      </w:r>
+    </w:p>
+    <w:p>
+      <w:pPr>
+        <w:spacing w:before="60" w:after="60"/>
+        <w:ind w:left="720"/>
+      </w:pPr>
       <w:r>
         <w:rPr>
           <w:rFonts w:ascii="Courier New" w:eastAsia="Courier New" w:hAnsi="Courier New" w:cs="Courier New"/>
@@ -5103,70 +3643,63 @@
           <w:sz w:val="18"/>
           <w:szCs w:val="18"/>
         </w:rPr>
-        <w:t xml:space="preserve"> × </w:t>
-      </w:r>
-      <w:proofErr w:type="spellStart"/>
-      <w:r>
-        <w:rPr>
-          <w:rFonts w:ascii="Courier New" w:eastAsia="Courier New" w:hAnsi="Courier New" w:cs="Courier New"/>
-          <w:color w:val="1A1A2E"/>
-          <w:sz w:val="18"/>
-          <w:szCs w:val="18"/>
-        </w:rPr>
-        <w:t>F_penalty</w:t>
-      </w:r>
-      <w:proofErr w:type="spellEnd"/>
+        <w:t>sprintCount  =  ⌈ storyPoints / velocityPerSprint ⌉</w:t>
+      </w:r>
     </w:p>
     <w:p>
       <w:pPr>
         <w:spacing w:before="80" w:after="100"/>
       </w:pPr>
       <w:r>
-        <w:t xml:space="preserve">Die multiplikative Verknüpfung ist entscheidend: Schlechte Werte in mehreren Kategorien verstärken sich gegenseitig superlinear, anstatt lediglich additiv zu akkumulieren. Ein Projekt mit </w:t>
-      </w:r>
-      <w:proofErr w:type="spellStart"/>
-      <w:r>
-        <w:t>complexity</w:t>
-      </w:r>
-      <w:proofErr w:type="spellEnd"/>
-      <w:r>
-        <w:t xml:space="preserve"> = 0.8 </w:t>
-      </w:r>
+        <w:t>Die Umrechnungskonstante 8 entspricht 8 Story Points pro Personenwoche, wobei 1 Story Point näherungsweise einem Arbeitstag entspricht.</w:t>
+      </w:r>
+      <w:r>
+        <w:t>. Story Points sind hier eine direkte lineare Transformation des Aufwands – die Methode abstrahiert dabei bewusst von teamspezifischen Skalierungsunterschieden.</w:t>
+      </w:r>
+    </w:p>
+    <w:p>
+      <w:pPr>
+        <w:pBdr>
+          <w:bottom w:val="single" w:sz="4" w:space="1" w:color="CCCCCC"/>
+        </w:pBdr>
+        <w:spacing w:before="160" w:after="160"/>
+      </w:pPr>
+    </w:p>
+    <w:p>
+      <w:pPr>
+        <w:pStyle w:val="berschrift1"/>
+      </w:pPr>
+      <w:r>
+        <w:t>7. Phasengenerierung</w:t>
+      </w:r>
+    </w:p>
+    <w:p>
+      <w:pPr>
+        <w:spacing w:before="80" w:after="100"/>
+      </w:pPr>
+      <w:r>
+        <w:t>Die Phasengenerierung ist der algorithmisch komplexeste Teil des Service. Sie verteilt den Gesamtaufwand auf die DSLC-Phasen (Data Science Lifecycle) und passt dabei sowohl den Aufwandsanteil als auch die Risikoverteilung anhand der Kategorie-Scores an.</w:t>
+      </w:r>
+    </w:p>
+    <w:p>
+      <w:pPr>
+        <w:pStyle w:val="berschrift2"/>
+      </w:pPr>
+      <w:r>
+        <w:t>7.1 calculatePhaseMetrics()</w:t>
+      </w:r>
+    </w:p>
+    <w:p>
+      <w:pPr>
+        <w:spacing w:before="80" w:after="100"/>
+      </w:pPr>
       <w:r>
         <w:rPr>
           <w:b/>
           <w:bCs/>
         </w:rPr>
-        <w:t>und</w:t>
-      </w:r>
-      <w:r>
-        <w:t xml:space="preserve"> </w:t>
-      </w:r>
-      <w:proofErr w:type="spellStart"/>
-      <w:r>
-        <w:t>uncertainty</w:t>
-      </w:r>
-      <w:proofErr w:type="spellEnd"/>
-      <w:r>
-        <w:t xml:space="preserve"> = 0.8 hat damit einen deutlich höheren Aufwand als die Summe beider Einzeleffekte erwarten ließe.</w:t>
-      </w:r>
-    </w:p>
-    <w:p>
-      <w:pPr>
-        <w:pStyle w:val="berschrift3"/>
-      </w:pPr>
-      <w:r>
-        <w:t>Optionaler Risikopuffer</w:t>
-      </w:r>
-    </w:p>
-    <w:p>
-      <w:pPr>
-        <w:spacing w:before="80" w:after="100"/>
-      </w:pPr>
-      <w:r>
-        <w:t xml:space="preserve">Wenn </w:t>
-      </w:r>
-      <w:proofErr w:type="spellStart"/>
+        <w:t xml:space="preserve">Signatur: </w:t>
+      </w:r>
       <w:r>
         <w:rPr>
           <w:rFonts w:ascii="Courier New" w:eastAsia="Courier New" w:hAnsi="Courier New" w:cs="Courier New"/>
@@ -5174,970 +3707,7 @@
           <w:sz w:val="20"/>
           <w:szCs w:val="20"/>
         </w:rPr>
-        <w:t>includeRiskBuffer</w:t>
-      </w:r>
-      <w:proofErr w:type="spellEnd"/>
-      <w:r>
-        <w:rPr>
-          <w:rFonts w:ascii="Courier New" w:eastAsia="Courier New" w:hAnsi="Courier New" w:cs="Courier New"/>
-          <w:color w:val="C7254E"/>
-          <w:sz w:val="20"/>
-          <w:szCs w:val="20"/>
-        </w:rPr>
-        <w:t xml:space="preserve"> = </w:t>
-      </w:r>
-      <w:proofErr w:type="spellStart"/>
-      <w:r>
-        <w:rPr>
-          <w:rFonts w:ascii="Courier New" w:eastAsia="Courier New" w:hAnsi="Courier New" w:cs="Courier New"/>
-          <w:color w:val="C7254E"/>
-          <w:sz w:val="20"/>
-          <w:szCs w:val="20"/>
-        </w:rPr>
-        <w:t>true</w:t>
-      </w:r>
-      <w:proofErr w:type="spellEnd"/>
-      <w:r>
-        <w:t xml:space="preserve"> (Standard), wird ein prozentualer Aufschlag auf den skalierten Aufwand addiert:</w:t>
-      </w:r>
-    </w:p>
-    <w:p>
-      <w:pPr>
-        <w:spacing w:before="60" w:after="60"/>
-        <w:ind w:left="720"/>
-      </w:pPr>
-      <w:proofErr w:type="spellStart"/>
-      <w:r>
-        <w:rPr>
-          <w:rFonts w:ascii="Courier New" w:eastAsia="Courier New" w:hAnsi="Courier New" w:cs="Courier New"/>
-          <w:color w:val="1A1A2E"/>
-          <w:sz w:val="18"/>
-          <w:szCs w:val="18"/>
-        </w:rPr>
-        <w:t>riskLevel</w:t>
-      </w:r>
-      <w:proofErr w:type="spellEnd"/>
-      <w:r>
-        <w:rPr>
-          <w:rFonts w:ascii="Courier New" w:eastAsia="Courier New" w:hAnsi="Courier New" w:cs="Courier New"/>
-          <w:color w:val="1A1A2E"/>
-          <w:sz w:val="18"/>
-          <w:szCs w:val="18"/>
-        </w:rPr>
-        <w:t xml:space="preserve">       </w:t>
-      </w:r>
-      <w:proofErr w:type="gramStart"/>
-      <w:r>
-        <w:rPr>
-          <w:rFonts w:ascii="Courier New" w:eastAsia="Courier New" w:hAnsi="Courier New" w:cs="Courier New"/>
-          <w:color w:val="1A1A2E"/>
-          <w:sz w:val="18"/>
-          <w:szCs w:val="18"/>
-        </w:rPr>
-        <w:t>=  (</w:t>
-      </w:r>
-      <w:proofErr w:type="spellStart"/>
-      <w:proofErr w:type="gramEnd"/>
-      <w:r>
-        <w:rPr>
-          <w:rFonts w:ascii="Courier New" w:eastAsia="Courier New" w:hAnsi="Courier New" w:cs="Courier New"/>
-          <w:color w:val="1A1A2E"/>
-          <w:sz w:val="18"/>
-          <w:szCs w:val="18"/>
-        </w:rPr>
-        <w:t>complexity</w:t>
-      </w:r>
-      <w:proofErr w:type="spellEnd"/>
-      <w:r>
-        <w:rPr>
-          <w:rFonts w:ascii="Courier New" w:eastAsia="Courier New" w:hAnsi="Courier New" w:cs="Courier New"/>
-          <w:color w:val="1A1A2E"/>
-          <w:sz w:val="18"/>
-          <w:szCs w:val="18"/>
-        </w:rPr>
-        <w:t xml:space="preserve"> + </w:t>
-      </w:r>
-      <w:proofErr w:type="spellStart"/>
-      <w:r>
-        <w:rPr>
-          <w:rFonts w:ascii="Courier New" w:eastAsia="Courier New" w:hAnsi="Courier New" w:cs="Courier New"/>
-          <w:color w:val="1A1A2E"/>
-          <w:sz w:val="18"/>
-          <w:szCs w:val="18"/>
-        </w:rPr>
-        <w:t>uncertainty</w:t>
-      </w:r>
-      <w:proofErr w:type="spellEnd"/>
-      <w:r>
-        <w:rPr>
-          <w:rFonts w:ascii="Courier New" w:eastAsia="Courier New" w:hAnsi="Courier New" w:cs="Courier New"/>
-          <w:color w:val="1A1A2E"/>
-          <w:sz w:val="18"/>
-          <w:szCs w:val="18"/>
-        </w:rPr>
-        <w:t>) / 2</w:t>
-      </w:r>
-    </w:p>
-    <w:p>
-      <w:pPr>
-        <w:spacing w:before="60" w:after="60"/>
-        <w:ind w:left="720"/>
-      </w:pPr>
-      <w:proofErr w:type="spellStart"/>
-      <w:r>
-        <w:rPr>
-          <w:rFonts w:ascii="Courier New" w:eastAsia="Courier New" w:hAnsi="Courier New" w:cs="Courier New"/>
-          <w:color w:val="1A1A2E"/>
-          <w:sz w:val="18"/>
-          <w:szCs w:val="18"/>
-        </w:rPr>
-        <w:t>bufferPercent</w:t>
-      </w:r>
-      <w:proofErr w:type="spellEnd"/>
-      <w:r>
-        <w:rPr>
-          <w:rFonts w:ascii="Courier New" w:eastAsia="Courier New" w:hAnsi="Courier New" w:cs="Courier New"/>
-          <w:color w:val="1A1A2E"/>
-          <w:sz w:val="18"/>
-          <w:szCs w:val="18"/>
-        </w:rPr>
-        <w:t xml:space="preserve">   </w:t>
-      </w:r>
-      <w:proofErr w:type="gramStart"/>
-      <w:r>
-        <w:rPr>
-          <w:rFonts w:ascii="Courier New" w:eastAsia="Courier New" w:hAnsi="Courier New" w:cs="Courier New"/>
-          <w:color w:val="1A1A2E"/>
-          <w:sz w:val="18"/>
-          <w:szCs w:val="18"/>
-        </w:rPr>
-        <w:t xml:space="preserve">=  </w:t>
-      </w:r>
-      <w:proofErr w:type="spellStart"/>
-      <w:r>
-        <w:rPr>
-          <w:rFonts w:ascii="Courier New" w:eastAsia="Courier New" w:hAnsi="Courier New" w:cs="Courier New"/>
-          <w:color w:val="1A1A2E"/>
-          <w:sz w:val="18"/>
-          <w:szCs w:val="18"/>
-        </w:rPr>
-        <w:t>riskLevel</w:t>
-      </w:r>
-      <w:proofErr w:type="spellEnd"/>
-      <w:proofErr w:type="gramEnd"/>
-      <w:r>
-        <w:rPr>
-          <w:rFonts w:ascii="Courier New" w:eastAsia="Courier New" w:hAnsi="Courier New" w:cs="Courier New"/>
-          <w:color w:val="1A1A2E"/>
-          <w:sz w:val="18"/>
-          <w:szCs w:val="18"/>
-        </w:rPr>
-        <w:t xml:space="preserve"> × 0.15                  // max. 15 %</w:t>
-      </w:r>
-    </w:p>
-    <w:p>
-      <w:pPr>
-        <w:spacing w:before="60" w:after="60"/>
-        <w:ind w:left="720"/>
-      </w:pPr>
-      <w:proofErr w:type="spellStart"/>
-      <w:r>
-        <w:rPr>
-          <w:rFonts w:ascii="Courier New" w:eastAsia="Courier New" w:hAnsi="Courier New" w:cs="Courier New"/>
-          <w:color w:val="1A1A2E"/>
-          <w:sz w:val="18"/>
-          <w:szCs w:val="18"/>
-        </w:rPr>
-        <w:t>effort_final</w:t>
-      </w:r>
-      <w:proofErr w:type="spellEnd"/>
-      <w:r>
-        <w:rPr>
-          <w:rFonts w:ascii="Courier New" w:eastAsia="Courier New" w:hAnsi="Courier New" w:cs="Courier New"/>
-          <w:color w:val="1A1A2E"/>
-          <w:sz w:val="18"/>
-          <w:szCs w:val="18"/>
-        </w:rPr>
-        <w:t xml:space="preserve">    </w:t>
-      </w:r>
-      <w:proofErr w:type="gramStart"/>
-      <w:r>
-        <w:rPr>
-          <w:rFonts w:ascii="Courier New" w:eastAsia="Courier New" w:hAnsi="Courier New" w:cs="Courier New"/>
-          <w:color w:val="1A1A2E"/>
-          <w:sz w:val="18"/>
-          <w:szCs w:val="18"/>
-        </w:rPr>
-        <w:t xml:space="preserve">=  </w:t>
-      </w:r>
-      <w:proofErr w:type="spellStart"/>
-      <w:r>
-        <w:rPr>
-          <w:rFonts w:ascii="Courier New" w:eastAsia="Courier New" w:hAnsi="Courier New" w:cs="Courier New"/>
-          <w:color w:val="1A1A2E"/>
-          <w:sz w:val="18"/>
-          <w:szCs w:val="18"/>
-        </w:rPr>
-        <w:t>effort</w:t>
-      </w:r>
-      <w:proofErr w:type="spellEnd"/>
-      <w:proofErr w:type="gramEnd"/>
-      <w:r>
-        <w:rPr>
-          <w:rFonts w:ascii="Courier New" w:eastAsia="Courier New" w:hAnsi="Courier New" w:cs="Courier New"/>
-          <w:color w:val="1A1A2E"/>
-          <w:sz w:val="18"/>
-          <w:szCs w:val="18"/>
-        </w:rPr>
-        <w:t xml:space="preserve"> × (1 + </w:t>
-      </w:r>
-      <w:proofErr w:type="spellStart"/>
-      <w:r>
-        <w:rPr>
-          <w:rFonts w:ascii="Courier New" w:eastAsia="Courier New" w:hAnsi="Courier New" w:cs="Courier New"/>
-          <w:color w:val="1A1A2E"/>
-          <w:sz w:val="18"/>
-          <w:szCs w:val="18"/>
-        </w:rPr>
-        <w:t>bufferPercent</w:t>
-      </w:r>
-      <w:proofErr w:type="spellEnd"/>
-      <w:r>
-        <w:rPr>
-          <w:rFonts w:ascii="Courier New" w:eastAsia="Courier New" w:hAnsi="Courier New" w:cs="Courier New"/>
-          <w:color w:val="1A1A2E"/>
-          <w:sz w:val="18"/>
-          <w:szCs w:val="18"/>
-        </w:rPr>
-        <w:t>)</w:t>
-      </w:r>
-    </w:p>
-    <w:p>
-      <w:pPr>
-        <w:spacing w:before="80" w:after="100"/>
-      </w:pPr>
-      <w:r>
-        <w:t xml:space="preserve">Der Puffer wird separat als </w:t>
-      </w:r>
-      <w:proofErr w:type="spellStart"/>
-      <w:r>
-        <w:rPr>
-          <w:rFonts w:ascii="Courier New" w:eastAsia="Courier New" w:hAnsi="Courier New" w:cs="Courier New"/>
-          <w:color w:val="C7254E"/>
-          <w:sz w:val="20"/>
-          <w:szCs w:val="20"/>
-        </w:rPr>
-        <w:t>effortBreakdown.bufferEffort</w:t>
-      </w:r>
-      <w:proofErr w:type="spellEnd"/>
-      <w:r>
-        <w:t xml:space="preserve"> ausgewiesen, damit nachgelagerte Phasenberechnungen Basis- und Pufferanteil unabhängig voneinander verteilen können.</w:t>
-      </w:r>
-    </w:p>
-    <w:p>
-      <w:pPr>
-        <w:pBdr>
-          <w:bottom w:val="single" w:sz="4" w:space="1" w:color="CCCCCC"/>
-        </w:pBdr>
-        <w:spacing w:before="160" w:after="160"/>
-      </w:pPr>
-    </w:p>
-    <w:p>
-      <w:pPr>
-        <w:pStyle w:val="berschrift1"/>
-      </w:pPr>
-      <w:r>
-        <w:lastRenderedPageBreak/>
-        <w:t>6. Projektdauer und Backlog</w:t>
-      </w:r>
-    </w:p>
-    <w:p>
-      <w:pPr>
-        <w:pStyle w:val="berschrift2"/>
-      </w:pPr>
-      <w:r>
-        <w:t xml:space="preserve">6.1 </w:t>
-      </w:r>
-      <w:proofErr w:type="spellStart"/>
-      <w:proofErr w:type="gramStart"/>
-      <w:r>
-        <w:t>estimateDuration</w:t>
-      </w:r>
-      <w:proofErr w:type="spellEnd"/>
-      <w:r>
-        <w:t>(</w:t>
-      </w:r>
-      <w:proofErr w:type="gramEnd"/>
-      <w:r>
-        <w:t>)</w:t>
-      </w:r>
-    </w:p>
-    <w:p>
-      <w:pPr>
-        <w:spacing w:before="80" w:after="100"/>
-      </w:pPr>
-      <w:r>
-        <w:rPr>
-          <w:b/>
-          <w:bCs/>
-        </w:rPr>
-        <w:t xml:space="preserve">Signatur: </w:t>
-      </w:r>
-      <w:proofErr w:type="spellStart"/>
-      <w:proofErr w:type="gramStart"/>
-      <w:r>
-        <w:rPr>
-          <w:rFonts w:ascii="Courier New" w:eastAsia="Courier New" w:hAnsi="Courier New" w:cs="Courier New"/>
-          <w:color w:val="C7254E"/>
-          <w:sz w:val="20"/>
-          <w:szCs w:val="20"/>
-        </w:rPr>
-        <w:t>estimateDuration</w:t>
-      </w:r>
-      <w:proofErr w:type="spellEnd"/>
-      <w:r>
-        <w:rPr>
-          <w:rFonts w:ascii="Courier New" w:eastAsia="Courier New" w:hAnsi="Courier New" w:cs="Courier New"/>
-          <w:color w:val="C7254E"/>
-          <w:sz w:val="20"/>
-          <w:szCs w:val="20"/>
-        </w:rPr>
-        <w:t>(</w:t>
-      </w:r>
-      <w:proofErr w:type="spellStart"/>
-      <w:proofErr w:type="gramEnd"/>
-      <w:r>
-        <w:rPr>
-          <w:rFonts w:ascii="Courier New" w:eastAsia="Courier New" w:hAnsi="Courier New" w:cs="Courier New"/>
-          <w:color w:val="C7254E"/>
-          <w:sz w:val="20"/>
-          <w:szCs w:val="20"/>
-        </w:rPr>
-        <w:t>effortPersonWeeks</w:t>
-      </w:r>
-      <w:proofErr w:type="spellEnd"/>
-      <w:r>
-        <w:rPr>
-          <w:rFonts w:ascii="Courier New" w:eastAsia="Courier New" w:hAnsi="Courier New" w:cs="Courier New"/>
-          <w:color w:val="C7254E"/>
-          <w:sz w:val="20"/>
-          <w:szCs w:val="20"/>
-        </w:rPr>
-        <w:t xml:space="preserve">, </w:t>
-      </w:r>
-      <w:proofErr w:type="spellStart"/>
-      <w:r>
-        <w:rPr>
-          <w:rFonts w:ascii="Courier New" w:eastAsia="Courier New" w:hAnsi="Courier New" w:cs="Courier New"/>
-          <w:color w:val="C7254E"/>
-          <w:sz w:val="20"/>
-          <w:szCs w:val="20"/>
-        </w:rPr>
-        <w:t>teamSize</w:t>
-      </w:r>
-      <w:proofErr w:type="spellEnd"/>
-      <w:r>
-        <w:rPr>
-          <w:rFonts w:ascii="Courier New" w:eastAsia="Courier New" w:hAnsi="Courier New" w:cs="Courier New"/>
-          <w:color w:val="C7254E"/>
-          <w:sz w:val="20"/>
-          <w:szCs w:val="20"/>
-        </w:rPr>
-        <w:t xml:space="preserve">, </w:t>
-      </w:r>
-      <w:proofErr w:type="spellStart"/>
-      <w:r>
-        <w:rPr>
-          <w:rFonts w:ascii="Courier New" w:eastAsia="Courier New" w:hAnsi="Courier New" w:cs="Courier New"/>
-          <w:color w:val="C7254E"/>
-          <w:sz w:val="20"/>
-          <w:szCs w:val="20"/>
-        </w:rPr>
-        <w:t>productivityFactor</w:t>
-      </w:r>
-      <w:proofErr w:type="spellEnd"/>
-      <w:r>
-        <w:rPr>
-          <w:rFonts w:ascii="Courier New" w:eastAsia="Courier New" w:hAnsi="Courier New" w:cs="Courier New"/>
-          <w:color w:val="C7254E"/>
-          <w:sz w:val="20"/>
-          <w:szCs w:val="20"/>
-        </w:rPr>
-        <w:t xml:space="preserve">?): </w:t>
-      </w:r>
-      <w:proofErr w:type="spellStart"/>
-      <w:r>
-        <w:rPr>
-          <w:rFonts w:ascii="Courier New" w:eastAsia="Courier New" w:hAnsi="Courier New" w:cs="Courier New"/>
-          <w:color w:val="C7254E"/>
-          <w:sz w:val="20"/>
-          <w:szCs w:val="20"/>
-        </w:rPr>
-        <w:t>number</w:t>
-      </w:r>
-      <w:proofErr w:type="spellEnd"/>
-    </w:p>
-    <w:p>
-      <w:pPr>
-        <w:spacing w:before="80" w:after="100"/>
-      </w:pPr>
-      <w:r>
-        <w:t>Die kalendarische Dauer ergibt sich aus einer einfachen Parallelisierungsannahme:</w:t>
-      </w:r>
-    </w:p>
-    <w:p>
-      <w:pPr>
-        <w:spacing w:before="60" w:after="60"/>
-        <w:ind w:left="720"/>
-      </w:pPr>
-      <w:proofErr w:type="spellStart"/>
-      <w:proofErr w:type="gramStart"/>
-      <w:r>
-        <w:rPr>
-          <w:rFonts w:ascii="Courier New" w:eastAsia="Courier New" w:hAnsi="Courier New" w:cs="Courier New"/>
-          <w:color w:val="1A1A2E"/>
-          <w:sz w:val="18"/>
-          <w:szCs w:val="18"/>
-        </w:rPr>
-        <w:t>durationWeeks</w:t>
-      </w:r>
-      <w:proofErr w:type="spellEnd"/>
-      <w:r>
-        <w:rPr>
-          <w:rFonts w:ascii="Courier New" w:eastAsia="Courier New" w:hAnsi="Courier New" w:cs="Courier New"/>
-          <w:color w:val="1A1A2E"/>
-          <w:sz w:val="18"/>
-          <w:szCs w:val="18"/>
-        </w:rPr>
-        <w:t xml:space="preserve">  =</w:t>
-      </w:r>
-      <w:proofErr w:type="gramEnd"/>
-      <w:r>
-        <w:rPr>
-          <w:rFonts w:ascii="Courier New" w:eastAsia="Courier New" w:hAnsi="Courier New" w:cs="Courier New"/>
-          <w:color w:val="1A1A2E"/>
-          <w:sz w:val="18"/>
-          <w:szCs w:val="18"/>
-        </w:rPr>
-        <w:t xml:space="preserve">  ⌈ </w:t>
-      </w:r>
-      <w:proofErr w:type="spellStart"/>
-      <w:r>
-        <w:rPr>
-          <w:rFonts w:ascii="Courier New" w:eastAsia="Courier New" w:hAnsi="Courier New" w:cs="Courier New"/>
-          <w:color w:val="1A1A2E"/>
-          <w:sz w:val="18"/>
-          <w:szCs w:val="18"/>
-        </w:rPr>
-        <w:t>effortPersonWeeks</w:t>
-      </w:r>
-      <w:proofErr w:type="spellEnd"/>
-      <w:r>
-        <w:rPr>
-          <w:rFonts w:ascii="Courier New" w:eastAsia="Courier New" w:hAnsi="Courier New" w:cs="Courier New"/>
-          <w:color w:val="1A1A2E"/>
-          <w:sz w:val="18"/>
-          <w:szCs w:val="18"/>
-        </w:rPr>
-        <w:t xml:space="preserve"> / (</w:t>
-      </w:r>
-      <w:proofErr w:type="spellStart"/>
-      <w:r>
-        <w:rPr>
-          <w:rFonts w:ascii="Courier New" w:eastAsia="Courier New" w:hAnsi="Courier New" w:cs="Courier New"/>
-          <w:color w:val="1A1A2E"/>
-          <w:sz w:val="18"/>
-          <w:szCs w:val="18"/>
-        </w:rPr>
-        <w:t>teamSize</w:t>
-      </w:r>
-      <w:proofErr w:type="spellEnd"/>
-      <w:r>
-        <w:rPr>
-          <w:rFonts w:ascii="Courier New" w:eastAsia="Courier New" w:hAnsi="Courier New" w:cs="Courier New"/>
-          <w:color w:val="1A1A2E"/>
-          <w:sz w:val="18"/>
-          <w:szCs w:val="18"/>
-        </w:rPr>
-        <w:t xml:space="preserve"> × </w:t>
-      </w:r>
-      <w:proofErr w:type="spellStart"/>
-      <w:r>
-        <w:rPr>
-          <w:rFonts w:ascii="Courier New" w:eastAsia="Courier New" w:hAnsi="Courier New" w:cs="Courier New"/>
-          <w:color w:val="1A1A2E"/>
-          <w:sz w:val="18"/>
-          <w:szCs w:val="18"/>
-        </w:rPr>
-        <w:t>productivityFactor</w:t>
-      </w:r>
-      <w:proofErr w:type="spellEnd"/>
-      <w:r>
-        <w:rPr>
-          <w:rFonts w:ascii="Courier New" w:eastAsia="Courier New" w:hAnsi="Courier New" w:cs="Courier New"/>
-          <w:color w:val="1A1A2E"/>
-          <w:sz w:val="18"/>
-          <w:szCs w:val="18"/>
-        </w:rPr>
-        <w:t>) ⌉</w:t>
-      </w:r>
-    </w:p>
-    <w:p>
-      <w:pPr>
-        <w:spacing w:before="80" w:after="100"/>
-      </w:pPr>
-      <w:r>
-        <w:t xml:space="preserve">Der </w:t>
-      </w:r>
-      <w:r>
-        <w:rPr>
-          <w:b/>
-          <w:bCs/>
-        </w:rPr>
-        <w:t>Produktivitätsfaktor</w:t>
-      </w:r>
-      <w:r>
-        <w:t xml:space="preserve"> (Standard: 0.6) modelliert, dass ein Entwickler in der Praxis nur einen Teil seiner Zeit direkt produktiv am Projekt arbeitet – der Rest entfällt auf Meetings, Code-Reviews, administrative Tätigkeiten etc. Das Ceiling (⌈ ⌉) stellt sicher, dass immer auf eine ganze Woche aufgerundet wird.</w:t>
-      </w:r>
-    </w:p>
-    <w:p>
-      <w:pPr>
-        <w:pStyle w:val="berschrift2"/>
-      </w:pPr>
-      <w:r>
-        <w:t xml:space="preserve">6.2 </w:t>
-      </w:r>
-      <w:proofErr w:type="spellStart"/>
-      <w:proofErr w:type="gramStart"/>
-      <w:r>
-        <w:t>calculateBacklog</w:t>
-      </w:r>
-      <w:proofErr w:type="spellEnd"/>
-      <w:r>
-        <w:t>(</w:t>
-      </w:r>
-      <w:proofErr w:type="gramEnd"/>
-      <w:r>
-        <w:t>)</w:t>
-      </w:r>
-    </w:p>
-    <w:p>
-      <w:pPr>
-        <w:spacing w:before="80" w:after="100"/>
-      </w:pPr>
-      <w:r>
-        <w:rPr>
-          <w:b/>
-          <w:bCs/>
-        </w:rPr>
-        <w:t xml:space="preserve">Signatur: </w:t>
-      </w:r>
-      <w:proofErr w:type="spellStart"/>
-      <w:proofErr w:type="gramStart"/>
-      <w:r>
-        <w:rPr>
-          <w:rFonts w:ascii="Courier New" w:eastAsia="Courier New" w:hAnsi="Courier New" w:cs="Courier New"/>
-          <w:color w:val="C7254E"/>
-          <w:sz w:val="20"/>
-          <w:szCs w:val="20"/>
-        </w:rPr>
-        <w:t>calculateBacklog</w:t>
-      </w:r>
-      <w:proofErr w:type="spellEnd"/>
-      <w:r>
-        <w:rPr>
-          <w:rFonts w:ascii="Courier New" w:eastAsia="Courier New" w:hAnsi="Courier New" w:cs="Courier New"/>
-          <w:color w:val="C7254E"/>
-          <w:sz w:val="20"/>
-          <w:szCs w:val="20"/>
-        </w:rPr>
-        <w:t>(</w:t>
-      </w:r>
-      <w:proofErr w:type="spellStart"/>
-      <w:proofErr w:type="gramEnd"/>
-      <w:r>
-        <w:rPr>
-          <w:rFonts w:ascii="Courier New" w:eastAsia="Courier New" w:hAnsi="Courier New" w:cs="Courier New"/>
-          <w:color w:val="C7254E"/>
-          <w:sz w:val="20"/>
-          <w:szCs w:val="20"/>
-        </w:rPr>
-        <w:t>effortPersonWeeks</w:t>
-      </w:r>
-      <w:proofErr w:type="spellEnd"/>
-      <w:r>
-        <w:rPr>
-          <w:rFonts w:ascii="Courier New" w:eastAsia="Courier New" w:hAnsi="Courier New" w:cs="Courier New"/>
-          <w:color w:val="C7254E"/>
-          <w:sz w:val="20"/>
-          <w:szCs w:val="20"/>
-        </w:rPr>
-        <w:t xml:space="preserve">, </w:t>
-      </w:r>
-      <w:proofErr w:type="spellStart"/>
-      <w:r>
-        <w:rPr>
-          <w:rFonts w:ascii="Courier New" w:eastAsia="Courier New" w:hAnsi="Courier New" w:cs="Courier New"/>
-          <w:color w:val="C7254E"/>
-          <w:sz w:val="20"/>
-          <w:szCs w:val="20"/>
-        </w:rPr>
-        <w:t>velocityPerSprint</w:t>
-      </w:r>
-      <w:proofErr w:type="spellEnd"/>
-      <w:r>
-        <w:rPr>
-          <w:rFonts w:ascii="Courier New" w:eastAsia="Courier New" w:hAnsi="Courier New" w:cs="Courier New"/>
-          <w:color w:val="C7254E"/>
-          <w:sz w:val="20"/>
-          <w:szCs w:val="20"/>
-        </w:rPr>
-        <w:t xml:space="preserve">?): </w:t>
-      </w:r>
-      <w:proofErr w:type="gramStart"/>
-      <w:r>
-        <w:rPr>
-          <w:rFonts w:ascii="Courier New" w:eastAsia="Courier New" w:hAnsi="Courier New" w:cs="Courier New"/>
-          <w:color w:val="C7254E"/>
-          <w:sz w:val="20"/>
-          <w:szCs w:val="20"/>
-        </w:rPr>
-        <w:t xml:space="preserve">{ </w:t>
-      </w:r>
-      <w:proofErr w:type="spellStart"/>
-      <w:r>
-        <w:rPr>
-          <w:rFonts w:ascii="Courier New" w:eastAsia="Courier New" w:hAnsi="Courier New" w:cs="Courier New"/>
-          <w:color w:val="C7254E"/>
-          <w:sz w:val="20"/>
-          <w:szCs w:val="20"/>
-        </w:rPr>
-        <w:t>storyPoints</w:t>
-      </w:r>
-      <w:proofErr w:type="spellEnd"/>
-      <w:proofErr w:type="gramEnd"/>
-      <w:r>
-        <w:rPr>
-          <w:rFonts w:ascii="Courier New" w:eastAsia="Courier New" w:hAnsi="Courier New" w:cs="Courier New"/>
-          <w:color w:val="C7254E"/>
-          <w:sz w:val="20"/>
-          <w:szCs w:val="20"/>
-        </w:rPr>
-        <w:t xml:space="preserve">, </w:t>
-      </w:r>
-      <w:proofErr w:type="spellStart"/>
-      <w:proofErr w:type="gramStart"/>
-      <w:r>
-        <w:rPr>
-          <w:rFonts w:ascii="Courier New" w:eastAsia="Courier New" w:hAnsi="Courier New" w:cs="Courier New"/>
-          <w:color w:val="C7254E"/>
-          <w:sz w:val="20"/>
-          <w:szCs w:val="20"/>
-        </w:rPr>
-        <w:t>sprintCount</w:t>
-      </w:r>
-      <w:proofErr w:type="spellEnd"/>
-      <w:r>
-        <w:rPr>
-          <w:rFonts w:ascii="Courier New" w:eastAsia="Courier New" w:hAnsi="Courier New" w:cs="Courier New"/>
-          <w:color w:val="C7254E"/>
-          <w:sz w:val="20"/>
-          <w:szCs w:val="20"/>
-        </w:rPr>
-        <w:t xml:space="preserve"> }</w:t>
-      </w:r>
-      <w:proofErr w:type="gramEnd"/>
-    </w:p>
-    <w:p>
-      <w:pPr>
-        <w:spacing w:before="60" w:after="60"/>
-        <w:ind w:left="720"/>
-      </w:pPr>
-      <w:proofErr w:type="spellStart"/>
-      <w:proofErr w:type="gramStart"/>
-      <w:r>
-        <w:rPr>
-          <w:rFonts w:ascii="Courier New" w:eastAsia="Courier New" w:hAnsi="Courier New" w:cs="Courier New"/>
-          <w:color w:val="1A1A2E"/>
-          <w:sz w:val="18"/>
-          <w:szCs w:val="18"/>
-        </w:rPr>
-        <w:t>storyPoints</w:t>
-      </w:r>
-      <w:proofErr w:type="spellEnd"/>
-      <w:r>
-        <w:rPr>
-          <w:rFonts w:ascii="Courier New" w:eastAsia="Courier New" w:hAnsi="Courier New" w:cs="Courier New"/>
-          <w:color w:val="1A1A2E"/>
-          <w:sz w:val="18"/>
-          <w:szCs w:val="18"/>
-        </w:rPr>
-        <w:t xml:space="preserve">  =</w:t>
-      </w:r>
-      <w:proofErr w:type="gramEnd"/>
-      <w:r>
-        <w:rPr>
-          <w:rFonts w:ascii="Courier New" w:eastAsia="Courier New" w:hAnsi="Courier New" w:cs="Courier New"/>
-          <w:color w:val="1A1A2E"/>
-          <w:sz w:val="18"/>
-          <w:szCs w:val="18"/>
-        </w:rPr>
-        <w:t xml:space="preserve">  </w:t>
-      </w:r>
-      <w:proofErr w:type="spellStart"/>
-      <w:proofErr w:type="gramStart"/>
-      <w:r>
-        <w:rPr>
-          <w:rFonts w:ascii="Courier New" w:eastAsia="Courier New" w:hAnsi="Courier New" w:cs="Courier New"/>
-          <w:color w:val="1A1A2E"/>
-          <w:sz w:val="18"/>
-          <w:szCs w:val="18"/>
-        </w:rPr>
-        <w:t>round</w:t>
-      </w:r>
-      <w:proofErr w:type="spellEnd"/>
-      <w:r>
-        <w:rPr>
-          <w:rFonts w:ascii="Courier New" w:eastAsia="Courier New" w:hAnsi="Courier New" w:cs="Courier New"/>
-          <w:color w:val="1A1A2E"/>
-          <w:sz w:val="18"/>
-          <w:szCs w:val="18"/>
-        </w:rPr>
-        <w:t>(</w:t>
-      </w:r>
-      <w:proofErr w:type="spellStart"/>
-      <w:proofErr w:type="gramEnd"/>
-      <w:r>
-        <w:rPr>
-          <w:rFonts w:ascii="Courier New" w:eastAsia="Courier New" w:hAnsi="Courier New" w:cs="Courier New"/>
-          <w:color w:val="1A1A2E"/>
-          <w:sz w:val="18"/>
-          <w:szCs w:val="18"/>
-        </w:rPr>
-        <w:t>effortPersonWeeks</w:t>
-      </w:r>
-      <w:proofErr w:type="spellEnd"/>
-      <w:r>
-        <w:rPr>
-          <w:rFonts w:ascii="Courier New" w:eastAsia="Courier New" w:hAnsi="Courier New" w:cs="Courier New"/>
-          <w:color w:val="1A1A2E"/>
-          <w:sz w:val="18"/>
-          <w:szCs w:val="18"/>
-        </w:rPr>
-        <w:t xml:space="preserve"> × 8)</w:t>
-      </w:r>
-    </w:p>
-    <w:p>
-      <w:pPr>
-        <w:spacing w:before="60" w:after="60"/>
-        <w:ind w:left="720"/>
-      </w:pPr>
-      <w:proofErr w:type="spellStart"/>
-      <w:proofErr w:type="gramStart"/>
-      <w:r>
-        <w:rPr>
-          <w:rFonts w:ascii="Courier New" w:eastAsia="Courier New" w:hAnsi="Courier New" w:cs="Courier New"/>
-          <w:color w:val="1A1A2E"/>
-          <w:sz w:val="18"/>
-          <w:szCs w:val="18"/>
-        </w:rPr>
-        <w:t>sprintCount</w:t>
-      </w:r>
-      <w:proofErr w:type="spellEnd"/>
-      <w:r>
-        <w:rPr>
-          <w:rFonts w:ascii="Courier New" w:eastAsia="Courier New" w:hAnsi="Courier New" w:cs="Courier New"/>
-          <w:color w:val="1A1A2E"/>
-          <w:sz w:val="18"/>
-          <w:szCs w:val="18"/>
-        </w:rPr>
-        <w:t xml:space="preserve">  =</w:t>
-      </w:r>
-      <w:proofErr w:type="gramEnd"/>
-      <w:r>
-        <w:rPr>
-          <w:rFonts w:ascii="Courier New" w:eastAsia="Courier New" w:hAnsi="Courier New" w:cs="Courier New"/>
-          <w:color w:val="1A1A2E"/>
-          <w:sz w:val="18"/>
-          <w:szCs w:val="18"/>
-        </w:rPr>
-        <w:t xml:space="preserve">  ⌈ </w:t>
-      </w:r>
-      <w:proofErr w:type="spellStart"/>
-      <w:r>
-        <w:rPr>
-          <w:rFonts w:ascii="Courier New" w:eastAsia="Courier New" w:hAnsi="Courier New" w:cs="Courier New"/>
-          <w:color w:val="1A1A2E"/>
-          <w:sz w:val="18"/>
-          <w:szCs w:val="18"/>
-        </w:rPr>
-        <w:t>storyPoints</w:t>
-      </w:r>
-      <w:proofErr w:type="spellEnd"/>
-      <w:r>
-        <w:rPr>
-          <w:rFonts w:ascii="Courier New" w:eastAsia="Courier New" w:hAnsi="Courier New" w:cs="Courier New"/>
-          <w:color w:val="1A1A2E"/>
-          <w:sz w:val="18"/>
-          <w:szCs w:val="18"/>
-        </w:rPr>
-        <w:t xml:space="preserve"> / </w:t>
-      </w:r>
-      <w:proofErr w:type="spellStart"/>
-      <w:r>
-        <w:rPr>
-          <w:rFonts w:ascii="Courier New" w:eastAsia="Courier New" w:hAnsi="Courier New" w:cs="Courier New"/>
-          <w:color w:val="1A1A2E"/>
-          <w:sz w:val="18"/>
-          <w:szCs w:val="18"/>
-        </w:rPr>
-        <w:t>velocityPerSprint</w:t>
-      </w:r>
-      <w:proofErr w:type="spellEnd"/>
-      <w:r>
-        <w:rPr>
-          <w:rFonts w:ascii="Courier New" w:eastAsia="Courier New" w:hAnsi="Courier New" w:cs="Courier New"/>
-          <w:color w:val="1A1A2E"/>
-          <w:sz w:val="18"/>
-          <w:szCs w:val="18"/>
-        </w:rPr>
-        <w:t xml:space="preserve"> ⌉</w:t>
-      </w:r>
-    </w:p>
-    <w:p>
-      <w:pPr>
-        <w:spacing w:before="80" w:after="100"/>
-      </w:pPr>
-      <w:r>
-        <w:t>Die Umrechnungskonstante 8 entspricht 8 Arbeitstagen pro Personenwoche. Story Points sind hier eine direkte lineare Transformation des Aufwands – die Methode abstrahiert dabei bewusst von teamspezifischen Skalierungsunterschieden.</w:t>
-      </w:r>
-    </w:p>
-    <w:p>
-      <w:pPr>
-        <w:pBdr>
-          <w:bottom w:val="single" w:sz="4" w:space="1" w:color="CCCCCC"/>
-        </w:pBdr>
-        <w:spacing w:before="160" w:after="160"/>
-      </w:pPr>
-    </w:p>
-    <w:p>
-      <w:pPr>
-        <w:pStyle w:val="berschrift1"/>
-      </w:pPr>
-      <w:r>
-        <w:t>7. Phasengenerierung</w:t>
-      </w:r>
-    </w:p>
-    <w:p>
-      <w:pPr>
-        <w:spacing w:before="80" w:after="100"/>
-      </w:pPr>
-      <w:r>
-        <w:t>Die Phasengenerierung ist der algorithmisch komplexeste Teil des Service. Sie verteilt den Gesamtaufwand auf die DSLC-Phasen (Data Science Lifecycle) und passt dabei sowohl den Aufwandsanteil als auch die Risikoverteilung anhand der Kategorie-Scores an.</w:t>
-      </w:r>
-    </w:p>
-    <w:p>
-      <w:pPr>
-        <w:pStyle w:val="berschrift2"/>
-      </w:pPr>
-      <w:r>
-        <w:t xml:space="preserve">7.1 </w:t>
-      </w:r>
-      <w:proofErr w:type="spellStart"/>
-      <w:proofErr w:type="gramStart"/>
-      <w:r>
-        <w:t>calculatePhaseMetrics</w:t>
-      </w:r>
-      <w:proofErr w:type="spellEnd"/>
-      <w:r>
-        <w:t>(</w:t>
-      </w:r>
-      <w:proofErr w:type="gramEnd"/>
-      <w:r>
-        <w:t>)</w:t>
-      </w:r>
-    </w:p>
-    <w:p>
-      <w:pPr>
-        <w:spacing w:before="80" w:after="100"/>
-      </w:pPr>
-      <w:r>
-        <w:rPr>
-          <w:b/>
-          <w:bCs/>
-        </w:rPr>
-        <w:t xml:space="preserve">Signatur: </w:t>
-      </w:r>
-      <w:proofErr w:type="spellStart"/>
-      <w:r>
-        <w:rPr>
-          <w:rFonts w:ascii="Courier New" w:eastAsia="Courier New" w:hAnsi="Courier New" w:cs="Courier New"/>
-          <w:color w:val="C7254E"/>
-          <w:sz w:val="20"/>
-          <w:szCs w:val="20"/>
-        </w:rPr>
-        <w:t>calculatePhaseMetrics</w:t>
-      </w:r>
-      <w:proofErr w:type="spellEnd"/>
-      <w:r>
-        <w:rPr>
-          <w:rFonts w:ascii="Courier New" w:eastAsia="Courier New" w:hAnsi="Courier New" w:cs="Courier New"/>
-          <w:color w:val="C7254E"/>
-          <w:sz w:val="20"/>
-          <w:szCs w:val="20"/>
-        </w:rPr>
-        <w:t>(</w:t>
-      </w:r>
-      <w:proofErr w:type="spellStart"/>
-      <w:r>
-        <w:rPr>
-          <w:rFonts w:ascii="Courier New" w:eastAsia="Courier New" w:hAnsi="Courier New" w:cs="Courier New"/>
-          <w:color w:val="C7254E"/>
-          <w:sz w:val="20"/>
-          <w:szCs w:val="20"/>
-        </w:rPr>
-        <w:t>categoryScores</w:t>
-      </w:r>
-      <w:proofErr w:type="spellEnd"/>
-      <w:r>
-        <w:rPr>
-          <w:rFonts w:ascii="Courier New" w:eastAsia="Courier New" w:hAnsi="Courier New" w:cs="Courier New"/>
-          <w:color w:val="C7254E"/>
-          <w:sz w:val="20"/>
-          <w:szCs w:val="20"/>
-        </w:rPr>
-        <w:t xml:space="preserve">): </w:t>
-      </w:r>
-      <w:proofErr w:type="spellStart"/>
-      <w:proofErr w:type="gramStart"/>
-      <w:r>
-        <w:rPr>
-          <w:rFonts w:ascii="Courier New" w:eastAsia="Courier New" w:hAnsi="Courier New" w:cs="Courier New"/>
-          <w:color w:val="C7254E"/>
-          <w:sz w:val="20"/>
-          <w:szCs w:val="20"/>
-        </w:rPr>
-        <w:t>PhaseMetrics</w:t>
-      </w:r>
-      <w:proofErr w:type="spellEnd"/>
-      <w:r>
-        <w:rPr>
-          <w:rFonts w:ascii="Courier New" w:eastAsia="Courier New" w:hAnsi="Courier New" w:cs="Courier New"/>
-          <w:color w:val="C7254E"/>
-          <w:sz w:val="20"/>
-          <w:szCs w:val="20"/>
-        </w:rPr>
-        <w:t>[</w:t>
-      </w:r>
-      <w:proofErr w:type="gramEnd"/>
-      <w:r>
-        <w:rPr>
-          <w:rFonts w:ascii="Courier New" w:eastAsia="Courier New" w:hAnsi="Courier New" w:cs="Courier New"/>
-          <w:color w:val="C7254E"/>
-          <w:sz w:val="20"/>
-          <w:szCs w:val="20"/>
-        </w:rPr>
-        <w:t>]</w:t>
+        <w:t>calculatePhaseMetrics(categoryScores): PhaseMetrics[]</w:t>
       </w:r>
       <w:r>
         <w:t xml:space="preserve"> (privat)</w:t>
@@ -6160,7 +3730,6 @@
         </w:numPr>
         <w:spacing w:before="60" w:after="60"/>
       </w:pPr>
-      <w:proofErr w:type="spellStart"/>
       <w:r>
         <w:rPr>
           <w:b/>
@@ -6168,7 +3737,6 @@
         </w:rPr>
         <w:t>adjustmentFactor</w:t>
       </w:r>
-      <w:proofErr w:type="spellEnd"/>
       <w:r>
         <w:t>: Multiplikator auf den Basisanteil der Phase. Startwert ist 1.0; je nach Phasentyp wird er durch eine gewichtete Linearkombination der Kategorie-Scores erhöht. Wertebereich: [0.5, 2.0].</w:t>
       </w:r>
@@ -6182,7 +3750,6 @@
         </w:numPr>
         <w:spacing w:before="60" w:after="60"/>
       </w:pPr>
-      <w:proofErr w:type="spellStart"/>
       <w:r>
         <w:rPr>
           <w:b/>
@@ -6190,7 +3757,6 @@
         </w:rPr>
         <w:t>riskWeight</w:t>
       </w:r>
-      <w:proofErr w:type="spellEnd"/>
       <w:r>
         <w:t>: Gewicht der Phase bei der Verteilung des globalen Risikopuffers. Wertebereich: [0.0, 1.0].</w:t>
       </w:r>
@@ -6231,12 +3797,6 @@
         <w:gridCol w:w="3280"/>
       </w:tblGrid>
       <w:tr>
-        <w:tblPrEx>
-          <w:tblCellMar>
-            <w:top w:w="0" w:type="dxa"/>
-            <w:bottom w:w="0" w:type="dxa"/>
-          </w:tblCellMar>
-        </w:tblPrEx>
         <w:tc>
           <w:tcPr>
             <w:tcW w:w="2800" w:type="dxa"/>
@@ -6285,7 +3845,6 @@
             </w:tcMar>
           </w:tcPr>
           <w:p>
-            <w:proofErr w:type="spellStart"/>
             <w:r>
               <w:rPr>
                 <w:b/>
@@ -6294,18 +3853,7 @@
                 <w:sz w:val="20"/>
                 <w:szCs w:val="20"/>
               </w:rPr>
-              <w:t>adjustmentFactor</w:t>
-            </w:r>
-            <w:proofErr w:type="spellEnd"/>
-            <w:r>
-              <w:rPr>
-                <w:b/>
-                <w:bCs/>
-                <w:color w:val="FFFFFF"/>
-                <w:sz w:val="20"/>
-                <w:szCs w:val="20"/>
-              </w:rPr>
-              <w:t xml:space="preserve"> (Δ)</w:t>
+              <w:t>adjustmentFactor (Δ)</w:t>
             </w:r>
           </w:p>
         </w:tc>
@@ -6327,7 +3875,6 @@
             </w:tcMar>
           </w:tcPr>
           <w:p>
-            <w:proofErr w:type="spellStart"/>
             <w:r>
               <w:rPr>
                 <w:b/>
@@ -6338,17 +3885,10 @@
               </w:rPr>
               <w:t>riskWeight</w:t>
             </w:r>
-            <w:proofErr w:type="spellEnd"/>
           </w:p>
         </w:tc>
       </w:tr>
       <w:tr>
-        <w:tblPrEx>
-          <w:tblCellMar>
-            <w:top w:w="0" w:type="dxa"/>
-            <w:bottom w:w="0" w:type="dxa"/>
-          </w:tblCellMar>
-        </w:tblPrEx>
         <w:tc>
           <w:tcPr>
             <w:tcW w:w="2800" w:type="dxa"/>
@@ -6372,6 +3912,7 @@
                 <w:sz w:val="20"/>
                 <w:szCs w:val="20"/>
               </w:rPr>
+              <w:lastRenderedPageBreak/>
               <w:t>Business Understanding</w:t>
             </w:r>
           </w:p>
@@ -6436,12 +3977,6 @@
         </w:tc>
       </w:tr>
       <w:tr>
-        <w:tblPrEx>
-          <w:tblCellMar>
-            <w:top w:w="0" w:type="dxa"/>
-            <w:bottom w:w="0" w:type="dxa"/>
-          </w:tblCellMar>
-        </w:tblPrEx>
         <w:tc>
           <w:tcPr>
             <w:tcW w:w="2800" w:type="dxa"/>
@@ -6465,17 +4000,8 @@
                 <w:sz w:val="20"/>
                 <w:szCs w:val="20"/>
               </w:rPr>
-              <w:t xml:space="preserve">Data Collection / Exploration / </w:t>
-            </w:r>
-            <w:proofErr w:type="spellStart"/>
-            <w:r>
-              <w:rPr>
-                <w:sz w:val="20"/>
-                <w:szCs w:val="20"/>
-              </w:rPr>
-              <w:t>Preparation</w:t>
-            </w:r>
-            <w:proofErr w:type="spellEnd"/>
+              <w:t>Data Collection / Exploration / Preparation</w:t>
+            </w:r>
           </w:p>
         </w:tc>
         <w:tc>
@@ -6538,12 +4064,6 @@
         </w:tc>
       </w:tr>
       <w:tr>
-        <w:tblPrEx>
-          <w:tblCellMar>
-            <w:top w:w="0" w:type="dxa"/>
-            <w:bottom w:w="0" w:type="dxa"/>
-          </w:tblCellMar>
-        </w:tblPrEx>
         <w:tc>
           <w:tcPr>
             <w:tcW w:w="2800" w:type="dxa"/>
@@ -6567,7 +4087,6 @@
                 <w:sz w:val="20"/>
                 <w:szCs w:val="20"/>
               </w:rPr>
-              <w:lastRenderedPageBreak/>
               <w:t>Analysis / Modeling</w:t>
             </w:r>
           </w:p>
@@ -6632,12 +4151,6 @@
         </w:tc>
       </w:tr>
       <w:tr>
-        <w:tblPrEx>
-          <w:tblCellMar>
-            <w:top w:w="0" w:type="dxa"/>
-            <w:bottom w:w="0" w:type="dxa"/>
-          </w:tblCellMar>
-        </w:tblPrEx>
         <w:tc>
           <w:tcPr>
             <w:tcW w:w="2800" w:type="dxa"/>
@@ -6661,17 +4174,8 @@
                 <w:sz w:val="20"/>
                 <w:szCs w:val="20"/>
               </w:rPr>
-              <w:t xml:space="preserve">Evaluation / </w:t>
-            </w:r>
-            <w:proofErr w:type="spellStart"/>
-            <w:r>
-              <w:rPr>
-                <w:sz w:val="20"/>
-                <w:szCs w:val="20"/>
-              </w:rPr>
-              <w:t>Testing</w:t>
-            </w:r>
-            <w:proofErr w:type="spellEnd"/>
+              <w:t>Evaluation / Testing</w:t>
+            </w:r>
           </w:p>
         </w:tc>
         <w:tc>
@@ -6734,12 +4238,6 @@
         </w:tc>
       </w:tr>
       <w:tr>
-        <w:tblPrEx>
-          <w:tblCellMar>
-            <w:top w:w="0" w:type="dxa"/>
-            <w:bottom w:w="0" w:type="dxa"/>
-          </w:tblCellMar>
-        </w:tblPrEx>
         <w:tc>
           <w:tcPr>
             <w:tcW w:w="2800" w:type="dxa"/>
@@ -6758,7 +4256,6 @@
             </w:tcMar>
           </w:tcPr>
           <w:p>
-            <w:proofErr w:type="spellStart"/>
             <w:r>
               <w:rPr>
                 <w:sz w:val="20"/>
@@ -6766,7 +4263,6 @@
               </w:rPr>
               <w:t>Deployment</w:t>
             </w:r>
-            <w:proofErr w:type="spellEnd"/>
           </w:p>
         </w:tc>
         <w:tc>
@@ -6794,28 +4290,8 @@
                 <w:sz w:val="20"/>
                 <w:szCs w:val="20"/>
               </w:rPr>
-              <w:t>+readinessDef×0.4 + complex×0.4</w:t>
-            </w:r>
-          </w:p>
-        </w:tc>
-        <w:tc>
-          <w:tcPr>
-            <w:tcW w:w="3280" w:type="dxa"/>
-            <w:tcBorders>
-              <w:top w:val="single" w:sz="1" w:space="0" w:color="CCCCCC"/>
-              <w:left w:val="single" w:sz="1" w:space="0" w:color="CCCCCC"/>
-              <w:bottom w:val="single" w:sz="1" w:space="0" w:color="CCCCCC"/>
-              <w:right w:val="single" w:sz="1" w:space="0" w:color="CCCCCC"/>
-            </w:tcBorders>
-            <w:shd w:val="clear" w:color="auto" w:fill="FFFFFF"/>
-            <w:tcMar>
-              <w:top w:w="100" w:type="dxa"/>
-              <w:left w:w="140" w:type="dxa"/>
-              <w:bottom w:w="100" w:type="dxa"/>
-              <w:right w:w="140" w:type="dxa"/>
-            </w:tcMar>
-          </w:tcPr>
-          <w:p>
+              <w:t>+readinessDef×0.</w:t>
+            </w:r>
             <w:r>
               <w:rPr>
                 <w:rFonts w:ascii="Courier New" w:eastAsia="Courier New" w:hAnsi="Courier New" w:cs="Courier New"/>
@@ -6823,18 +4299,59 @@
                 <w:sz w:val="20"/>
                 <w:szCs w:val="20"/>
               </w:rPr>
+              <w:t>5</w:t>
+            </w:r>
+            <w:r>
+              <w:rPr>
+                <w:rFonts w:ascii="Courier New" w:eastAsia="Courier New" w:hAnsi="Courier New" w:cs="Courier New"/>
+                <w:color w:val="C7254E"/>
+                <w:sz w:val="20"/>
+                <w:szCs w:val="20"/>
+              </w:rPr>
+              <w:t xml:space="preserve"> + complex×0.</w:t>
+            </w:r>
+            <w:r>
+              <w:rPr>
+                <w:rFonts w:ascii="Courier New" w:eastAsia="Courier New" w:hAnsi="Courier New" w:cs="Courier New"/>
+                <w:color w:val="C7254E"/>
+                <w:sz w:val="20"/>
+                <w:szCs w:val="20"/>
+              </w:rPr>
+              <w:t>5</w:t>
+            </w:r>
+          </w:p>
+        </w:tc>
+        <w:tc>
+          <w:tcPr>
+            <w:tcW w:w="3280" w:type="dxa"/>
+            <w:tcBorders>
+              <w:top w:val="single" w:sz="1" w:space="0" w:color="CCCCCC"/>
+              <w:left w:val="single" w:sz="1" w:space="0" w:color="CCCCCC"/>
+              <w:bottom w:val="single" w:sz="1" w:space="0" w:color="CCCCCC"/>
+              <w:right w:val="single" w:sz="1" w:space="0" w:color="CCCCCC"/>
+            </w:tcBorders>
+            <w:shd w:val="clear" w:color="auto" w:fill="FFFFFF"/>
+            <w:tcMar>
+              <w:top w:w="100" w:type="dxa"/>
+              <w:left w:w="140" w:type="dxa"/>
+              <w:bottom w:w="100" w:type="dxa"/>
+              <w:right w:w="140" w:type="dxa"/>
+            </w:tcMar>
+          </w:tcPr>
+          <w:p>
+            <w:r>
+              <w:rPr>
+                <w:rFonts w:ascii="Courier New" w:eastAsia="Courier New" w:hAnsi="Courier New" w:cs="Courier New"/>
+                <w:color w:val="C7254E"/>
+                <w:sz w:val="20"/>
+                <w:szCs w:val="20"/>
+              </w:rPr>
               <w:t>readinessDef×0.5 + complex×0.5</w:t>
             </w:r>
           </w:p>
         </w:tc>
       </w:tr>
       <w:tr>
-        <w:tblPrEx>
-          <w:tblCellMar>
-            <w:top w:w="0" w:type="dxa"/>
-            <w:bottom w:w="0" w:type="dxa"/>
-          </w:tblCellMar>
-        </w:tblPrEx>
         <w:tc>
           <w:tcPr>
             <w:tcW w:w="2800" w:type="dxa"/>
@@ -6853,21 +4370,12 @@
             </w:tcMar>
           </w:tcPr>
           <w:p>
-            <w:proofErr w:type="spellStart"/>
-            <w:r>
-              <w:rPr>
-                <w:sz w:val="20"/>
-                <w:szCs w:val="20"/>
-              </w:rPr>
-              <w:t>Utilization</w:t>
-            </w:r>
-            <w:proofErr w:type="spellEnd"/>
-            <w:r>
-              <w:rPr>
-                <w:sz w:val="20"/>
-                <w:szCs w:val="20"/>
-              </w:rPr>
-              <w:t xml:space="preserve"> / Monitoring</w:t>
+            <w:r>
+              <w:rPr>
+                <w:sz w:val="20"/>
+                <w:szCs w:val="20"/>
+              </w:rPr>
+              <w:t>Utilization / Monitoring</w:t>
             </w:r>
           </w:p>
         </w:tc>
@@ -6896,28 +4404,8 @@
                 <w:sz w:val="20"/>
                 <w:szCs w:val="20"/>
               </w:rPr>
-              <w:t>+complex×0.5 + uncert×0.5</w:t>
-            </w:r>
-          </w:p>
-        </w:tc>
-        <w:tc>
-          <w:tcPr>
-            <w:tcW w:w="3280" w:type="dxa"/>
-            <w:tcBorders>
-              <w:top w:val="single" w:sz="1" w:space="0" w:color="CCCCCC"/>
-              <w:left w:val="single" w:sz="1" w:space="0" w:color="CCCCCC"/>
-              <w:bottom w:val="single" w:sz="1" w:space="0" w:color="CCCCCC"/>
-              <w:right w:val="single" w:sz="1" w:space="0" w:color="CCCCCC"/>
-            </w:tcBorders>
-            <w:shd w:val="clear" w:color="auto" w:fill="EEF3FB"/>
-            <w:tcMar>
-              <w:top w:w="100" w:type="dxa"/>
-              <w:left w:w="140" w:type="dxa"/>
-              <w:bottom w:w="100" w:type="dxa"/>
-              <w:right w:w="140" w:type="dxa"/>
-            </w:tcMar>
-          </w:tcPr>
-          <w:p>
+              <w:t>+complex×0.</w:t>
+            </w:r>
             <w:r>
               <w:rPr>
                 <w:rFonts w:ascii="Courier New" w:eastAsia="Courier New" w:hAnsi="Courier New" w:cs="Courier New"/>
@@ -6925,6 +4413,44 @@
                 <w:sz w:val="20"/>
                 <w:szCs w:val="20"/>
               </w:rPr>
+              <w:t>5</w:t>
+            </w:r>
+            <w:r>
+              <w:rPr>
+                <w:rFonts w:ascii="Courier New" w:eastAsia="Courier New" w:hAnsi="Courier New" w:cs="Courier New"/>
+                <w:color w:val="C7254E"/>
+                <w:sz w:val="20"/>
+                <w:szCs w:val="20"/>
+              </w:rPr>
+              <w:t xml:space="preserve"> + uncert×0.5</w:t>
+            </w:r>
+          </w:p>
+        </w:tc>
+        <w:tc>
+          <w:tcPr>
+            <w:tcW w:w="3280" w:type="dxa"/>
+            <w:tcBorders>
+              <w:top w:val="single" w:sz="1" w:space="0" w:color="CCCCCC"/>
+              <w:left w:val="single" w:sz="1" w:space="0" w:color="CCCCCC"/>
+              <w:bottom w:val="single" w:sz="1" w:space="0" w:color="CCCCCC"/>
+              <w:right w:val="single" w:sz="1" w:space="0" w:color="CCCCCC"/>
+            </w:tcBorders>
+            <w:shd w:val="clear" w:color="auto" w:fill="EEF3FB"/>
+            <w:tcMar>
+              <w:top w:w="100" w:type="dxa"/>
+              <w:left w:w="140" w:type="dxa"/>
+              <w:bottom w:w="100" w:type="dxa"/>
+              <w:right w:w="140" w:type="dxa"/>
+            </w:tcMar>
+          </w:tcPr>
+          <w:p>
+            <w:r>
+              <w:rPr>
+                <w:rFonts w:ascii="Courier New" w:eastAsia="Courier New" w:hAnsi="Courier New" w:cs="Courier New"/>
+                <w:color w:val="C7254E"/>
+                <w:sz w:val="20"/>
+                <w:szCs w:val="20"/>
+              </w:rPr>
               <w:t>complex×0.6 + uncert×0.4</w:t>
             </w:r>
           </w:p>
@@ -6943,7 +4469,6 @@
       <w:r>
         <w:t xml:space="preserve">Dabei gilt: </w:t>
       </w:r>
-      <w:proofErr w:type="spellStart"/>
       <w:r>
         <w:rPr>
           <w:rFonts w:ascii="Courier New" w:eastAsia="Courier New" w:hAnsi="Courier New" w:cs="Courier New"/>
@@ -6951,9 +4476,50 @@
           <w:sz w:val="20"/>
           <w:szCs w:val="20"/>
         </w:rPr>
-        <w:t>readinessDef</w:t>
-      </w:r>
-      <w:proofErr w:type="spellEnd"/>
+        <w:t>readinessDef = 1 – readiness</w:t>
+      </w:r>
+      <w:r>
+        <w:t>. Alle Faktoren werden nach Berechnung auf [0.5, 2.0] resp. [0.0, 1.0] geclampt.</w:t>
+      </w:r>
+    </w:p>
+    <w:p>
+      <w:pPr>
+        <w:pStyle w:val="berschrift2"/>
+      </w:pPr>
+      <w:r>
+        <w:t>7.2 normalizePhaseMetrics()</w:t>
+      </w:r>
+    </w:p>
+    <w:p>
+      <w:pPr>
+        <w:spacing w:before="80" w:after="100"/>
+      </w:pPr>
+      <w:r>
+        <w:t>Nach der Berechnung der Anpassungsfaktoren werden die Phasenanteile re-normalisiert, sodass sie sich exakt zu 1.0 summieren:</w:t>
+      </w:r>
+    </w:p>
+    <w:p>
+      <w:pPr>
+        <w:spacing w:before="60" w:after="60"/>
+        <w:ind w:left="720"/>
+      </w:pPr>
+      <w:r>
+        <w:rPr>
+          <w:rFonts w:ascii="Courier New" w:eastAsia="Courier New" w:hAnsi="Courier New" w:cs="Courier New"/>
+          <w:color w:val="1A1A2E"/>
+          <w:sz w:val="18"/>
+          <w:szCs w:val="18"/>
+        </w:rPr>
+        <w:t>percentage_i  =  (adjustmentFactor_i × basePercentage_i)  /  Σ_j(adjustmentFactor_j × basePercentage_j)</w:t>
+      </w:r>
+    </w:p>
+    <w:p>
+      <w:pPr>
+        <w:spacing w:before="80" w:after="100"/>
+      </w:pPr>
+      <w:r>
+        <w:t xml:space="preserve">Dabei ist </w:t>
+      </w:r>
       <w:r>
         <w:rPr>
           <w:rFonts w:ascii="Courier New" w:eastAsia="Courier New" w:hAnsi="Courier New" w:cs="Courier New"/>
@@ -6961,9 +4527,11 @@
           <w:sz w:val="20"/>
           <w:szCs w:val="20"/>
         </w:rPr>
-        <w:t xml:space="preserve"> = 1 – </w:t>
-      </w:r>
-      <w:proofErr w:type="spellStart"/>
+        <w:t>basePercentage_i</w:t>
+      </w:r>
+      <w:r>
+        <w:t xml:space="preserve"> der in </w:t>
+      </w:r>
       <w:r>
         <w:rPr>
           <w:rFonts w:ascii="Courier New" w:eastAsia="Courier New" w:hAnsi="Courier New" w:cs="Courier New"/>
@@ -6971,19 +4539,10 @@
           <w:sz w:val="20"/>
           <w:szCs w:val="20"/>
         </w:rPr>
-        <w:t>readiness</w:t>
-      </w:r>
-      <w:proofErr w:type="spellEnd"/>
-      <w:r>
-        <w:t xml:space="preserve">. Alle Faktoren werden nach Berechnung auf [0.5, 2.0] resp. [0.0, 1.0] </w:t>
-      </w:r>
-      <w:proofErr w:type="spellStart"/>
-      <w:r>
-        <w:t>geclampt</w:t>
-      </w:r>
-      <w:proofErr w:type="spellEnd"/>
-      <w:r>
-        <w:t>.</w:t>
+        <w:t>DSLC_PHASES_WITH_TASKS</w:t>
+      </w:r>
+      <w:r>
+        <w:t xml:space="preserve"> hinterlegte Standardanteil der Phase am Gesamtprojekt.</w:t>
       </w:r>
     </w:p>
     <w:p>
@@ -6991,20 +4550,7 @@
         <w:pStyle w:val="berschrift2"/>
       </w:pPr>
       <w:r>
-        <w:t xml:space="preserve">7.2 </w:t>
-      </w:r>
-      <w:proofErr w:type="spellStart"/>
-      <w:proofErr w:type="gramStart"/>
-      <w:r>
-        <w:t>normalizePhaseMetrics</w:t>
-      </w:r>
-      <w:proofErr w:type="spellEnd"/>
-      <w:r>
-        <w:t>(</w:t>
-      </w:r>
-      <w:proofErr w:type="gramEnd"/>
-      <w:r>
-        <w:t>)</w:t>
+        <w:t>7.3 distributeBuffer()</w:t>
       </w:r>
     </w:p>
     <w:p>
@@ -7012,15 +4558,19 @@
         <w:spacing w:before="80" w:after="100"/>
       </w:pPr>
       <w:r>
-        <w:t xml:space="preserve">Nach der Berechnung der Anpassungsfaktoren werden die Phasenanteile </w:t>
-      </w:r>
-      <w:proofErr w:type="spellStart"/>
-      <w:r>
-        <w:t>re</w:t>
-      </w:r>
-      <w:proofErr w:type="spellEnd"/>
-      <w:r>
-        <w:t>-normalisiert, sodass sie sich exakt zu 1.0 summieren:</w:t>
+        <w:t xml:space="preserve">Der globale Risikopuffer wird proportional zu den </w:t>
+      </w:r>
+      <w:r>
+        <w:rPr>
+          <w:rFonts w:ascii="Courier New" w:eastAsia="Courier New" w:hAnsi="Courier New" w:cs="Courier New"/>
+          <w:color w:val="C7254E"/>
+          <w:sz w:val="20"/>
+          <w:szCs w:val="20"/>
+        </w:rPr>
+        <w:t>riskWeight</w:t>
+      </w:r>
+      <w:r>
+        <w:t>-Werten auf die Phasen verteilt:</w:t>
       </w:r>
     </w:p>
     <w:p>
@@ -7028,7 +4578,6 @@
         <w:spacing w:before="60" w:after="60"/>
         <w:ind w:left="720"/>
       </w:pPr>
-      <w:proofErr w:type="spellStart"/>
       <w:r>
         <w:rPr>
           <w:rFonts w:ascii="Courier New" w:eastAsia="Courier New" w:hAnsi="Courier New" w:cs="Courier New"/>
@@ -7036,193 +4585,7 @@
           <w:sz w:val="18"/>
           <w:szCs w:val="18"/>
         </w:rPr>
-        <w:t>percentage_</w:t>
-      </w:r>
-      <w:proofErr w:type="gramStart"/>
-      <w:r>
-        <w:rPr>
-          <w:rFonts w:ascii="Courier New" w:eastAsia="Courier New" w:hAnsi="Courier New" w:cs="Courier New"/>
-          <w:color w:val="1A1A2E"/>
-          <w:sz w:val="18"/>
-          <w:szCs w:val="18"/>
-        </w:rPr>
-        <w:t>i</w:t>
-      </w:r>
-      <w:proofErr w:type="spellEnd"/>
-      <w:r>
-        <w:rPr>
-          <w:rFonts w:ascii="Courier New" w:eastAsia="Courier New" w:hAnsi="Courier New" w:cs="Courier New"/>
-          <w:color w:val="1A1A2E"/>
-          <w:sz w:val="18"/>
-          <w:szCs w:val="18"/>
-        </w:rPr>
-        <w:t xml:space="preserve">  =</w:t>
-      </w:r>
-      <w:proofErr w:type="gramEnd"/>
-      <w:r>
-        <w:rPr>
-          <w:rFonts w:ascii="Courier New" w:eastAsia="Courier New" w:hAnsi="Courier New" w:cs="Courier New"/>
-          <w:color w:val="1A1A2E"/>
-          <w:sz w:val="18"/>
-          <w:szCs w:val="18"/>
-        </w:rPr>
-        <w:t xml:space="preserve">  (</w:t>
-      </w:r>
-      <w:proofErr w:type="spellStart"/>
-      <w:r>
-        <w:rPr>
-          <w:rFonts w:ascii="Courier New" w:eastAsia="Courier New" w:hAnsi="Courier New" w:cs="Courier New"/>
-          <w:color w:val="1A1A2E"/>
-          <w:sz w:val="18"/>
-          <w:szCs w:val="18"/>
-        </w:rPr>
-        <w:t>adjustmentFactor_i</w:t>
-      </w:r>
-      <w:proofErr w:type="spellEnd"/>
-      <w:r>
-        <w:rPr>
-          <w:rFonts w:ascii="Courier New" w:eastAsia="Courier New" w:hAnsi="Courier New" w:cs="Courier New"/>
-          <w:color w:val="1A1A2E"/>
-          <w:sz w:val="18"/>
-          <w:szCs w:val="18"/>
-        </w:rPr>
-        <w:t xml:space="preserve"> × </w:t>
-      </w:r>
-      <w:proofErr w:type="spellStart"/>
-      <w:r>
-        <w:rPr>
-          <w:rFonts w:ascii="Courier New" w:eastAsia="Courier New" w:hAnsi="Courier New" w:cs="Courier New"/>
-          <w:color w:val="1A1A2E"/>
-          <w:sz w:val="18"/>
-          <w:szCs w:val="18"/>
-        </w:rPr>
-        <w:t>basePercentage_i</w:t>
-      </w:r>
-      <w:proofErr w:type="spellEnd"/>
-      <w:proofErr w:type="gramStart"/>
-      <w:r>
-        <w:rPr>
-          <w:rFonts w:ascii="Courier New" w:eastAsia="Courier New" w:hAnsi="Courier New" w:cs="Courier New"/>
-          <w:color w:val="1A1A2E"/>
-          <w:sz w:val="18"/>
-          <w:szCs w:val="18"/>
-        </w:rPr>
-        <w:t>)  /</w:t>
-      </w:r>
-      <w:proofErr w:type="gramEnd"/>
-      <w:r>
-        <w:rPr>
-          <w:rFonts w:ascii="Courier New" w:eastAsia="Courier New" w:hAnsi="Courier New" w:cs="Courier New"/>
-          <w:color w:val="1A1A2E"/>
-          <w:sz w:val="18"/>
-          <w:szCs w:val="18"/>
-        </w:rPr>
-        <w:t xml:space="preserve">  </w:t>
-      </w:r>
-      <w:proofErr w:type="spellStart"/>
-      <w:r>
-        <w:rPr>
-          <w:rFonts w:ascii="Courier New" w:eastAsia="Courier New" w:hAnsi="Courier New" w:cs="Courier New"/>
-          <w:color w:val="1A1A2E"/>
-          <w:sz w:val="18"/>
-          <w:szCs w:val="18"/>
-        </w:rPr>
-        <w:t>Σ_</w:t>
-      </w:r>
-      <w:proofErr w:type="gramStart"/>
-      <w:r>
-        <w:rPr>
-          <w:rFonts w:ascii="Courier New" w:eastAsia="Courier New" w:hAnsi="Courier New" w:cs="Courier New"/>
-          <w:color w:val="1A1A2E"/>
-          <w:sz w:val="18"/>
-          <w:szCs w:val="18"/>
-        </w:rPr>
-        <w:t>j</w:t>
-      </w:r>
-      <w:proofErr w:type="spellEnd"/>
-      <w:r>
-        <w:rPr>
-          <w:rFonts w:ascii="Courier New" w:eastAsia="Courier New" w:hAnsi="Courier New" w:cs="Courier New"/>
-          <w:color w:val="1A1A2E"/>
-          <w:sz w:val="18"/>
-          <w:szCs w:val="18"/>
-        </w:rPr>
-        <w:t>(</w:t>
-      </w:r>
-      <w:proofErr w:type="spellStart"/>
-      <w:proofErr w:type="gramEnd"/>
-      <w:r>
-        <w:rPr>
-          <w:rFonts w:ascii="Courier New" w:eastAsia="Courier New" w:hAnsi="Courier New" w:cs="Courier New"/>
-          <w:color w:val="1A1A2E"/>
-          <w:sz w:val="18"/>
-          <w:szCs w:val="18"/>
-        </w:rPr>
-        <w:t>adjustmentFactor_j</w:t>
-      </w:r>
-      <w:proofErr w:type="spellEnd"/>
-      <w:r>
-        <w:rPr>
-          <w:rFonts w:ascii="Courier New" w:eastAsia="Courier New" w:hAnsi="Courier New" w:cs="Courier New"/>
-          <w:color w:val="1A1A2E"/>
-          <w:sz w:val="18"/>
-          <w:szCs w:val="18"/>
-        </w:rPr>
-        <w:t xml:space="preserve"> × </w:t>
-      </w:r>
-      <w:proofErr w:type="spellStart"/>
-      <w:r>
-        <w:rPr>
-          <w:rFonts w:ascii="Courier New" w:eastAsia="Courier New" w:hAnsi="Courier New" w:cs="Courier New"/>
-          <w:color w:val="1A1A2E"/>
-          <w:sz w:val="18"/>
-          <w:szCs w:val="18"/>
-        </w:rPr>
-        <w:t>basePercentage_j</w:t>
-      </w:r>
-      <w:proofErr w:type="spellEnd"/>
-      <w:r>
-        <w:rPr>
-          <w:rFonts w:ascii="Courier New" w:eastAsia="Courier New" w:hAnsi="Courier New" w:cs="Courier New"/>
-          <w:color w:val="1A1A2E"/>
-          <w:sz w:val="18"/>
-          <w:szCs w:val="18"/>
-        </w:rPr>
-        <w:t>)</w:t>
-      </w:r>
-    </w:p>
-    <w:p>
-      <w:pPr>
-        <w:spacing w:before="80" w:after="100"/>
-      </w:pPr>
-      <w:r>
-        <w:t xml:space="preserve">Dabei ist </w:t>
-      </w:r>
-      <w:proofErr w:type="spellStart"/>
-      <w:r>
-        <w:rPr>
-          <w:rFonts w:ascii="Courier New" w:eastAsia="Courier New" w:hAnsi="Courier New" w:cs="Courier New"/>
-          <w:color w:val="C7254E"/>
-          <w:sz w:val="20"/>
-          <w:szCs w:val="20"/>
-        </w:rPr>
-        <w:t>basePercentage_i</w:t>
-      </w:r>
-      <w:proofErr w:type="spellEnd"/>
-      <w:r>
-        <w:t xml:space="preserve"> der in </w:t>
-      </w:r>
-      <w:r>
-        <w:rPr>
-          <w:rFonts w:ascii="Courier New" w:eastAsia="Courier New" w:hAnsi="Courier New" w:cs="Courier New"/>
-          <w:color w:val="C7254E"/>
-          <w:sz w:val="20"/>
-          <w:szCs w:val="20"/>
-        </w:rPr>
-        <w:t>DSLC_PHASES_WITH_TASKS</w:t>
-      </w:r>
-      <w:r>
-        <w:t xml:space="preserve"> hinterlegte Standardanteil der Phase am Gesamtprojekt.</w:t>
+        <w:t>bufferPhase_i  =  (riskWeight_i / Σ riskWeight_j)  ×  riskBufferTotal</w:t>
       </w:r>
     </w:p>
     <w:p>
@@ -7230,180 +4593,7 @@
         <w:pStyle w:val="berschrift2"/>
       </w:pPr>
       <w:r>
-        <w:t xml:space="preserve">7.3 </w:t>
-      </w:r>
-      <w:proofErr w:type="spellStart"/>
-      <w:proofErr w:type="gramStart"/>
-      <w:r>
-        <w:t>distributeBuffer</w:t>
-      </w:r>
-      <w:proofErr w:type="spellEnd"/>
-      <w:r>
-        <w:t>(</w:t>
-      </w:r>
-      <w:proofErr w:type="gramEnd"/>
-      <w:r>
-        <w:t>)</w:t>
-      </w:r>
-    </w:p>
-    <w:p>
-      <w:pPr>
-        <w:spacing w:before="80" w:after="100"/>
-      </w:pPr>
-      <w:r>
-        <w:t xml:space="preserve">Der globale Risikopuffer wird proportional zu den </w:t>
-      </w:r>
-      <w:proofErr w:type="spellStart"/>
-      <w:r>
-        <w:rPr>
-          <w:rFonts w:ascii="Courier New" w:eastAsia="Courier New" w:hAnsi="Courier New" w:cs="Courier New"/>
-          <w:color w:val="C7254E"/>
-          <w:sz w:val="20"/>
-          <w:szCs w:val="20"/>
-        </w:rPr>
-        <w:t>riskWeight</w:t>
-      </w:r>
-      <w:proofErr w:type="spellEnd"/>
-      <w:r>
-        <w:t>-Werten auf die Phasen verteilt:</w:t>
-      </w:r>
-    </w:p>
-    <w:p>
-      <w:pPr>
-        <w:spacing w:before="60" w:after="60"/>
-        <w:ind w:left="720"/>
-      </w:pPr>
-      <w:proofErr w:type="spellStart"/>
-      <w:r>
-        <w:rPr>
-          <w:rFonts w:ascii="Courier New" w:eastAsia="Courier New" w:hAnsi="Courier New" w:cs="Courier New"/>
-          <w:color w:val="1A1A2E"/>
-          <w:sz w:val="18"/>
-          <w:szCs w:val="18"/>
-        </w:rPr>
-        <w:t>bufferPhase_</w:t>
-      </w:r>
-      <w:proofErr w:type="gramStart"/>
-      <w:r>
-        <w:rPr>
-          <w:rFonts w:ascii="Courier New" w:eastAsia="Courier New" w:hAnsi="Courier New" w:cs="Courier New"/>
-          <w:color w:val="1A1A2E"/>
-          <w:sz w:val="18"/>
-          <w:szCs w:val="18"/>
-        </w:rPr>
-        <w:t>i</w:t>
-      </w:r>
-      <w:proofErr w:type="spellEnd"/>
-      <w:r>
-        <w:rPr>
-          <w:rFonts w:ascii="Courier New" w:eastAsia="Courier New" w:hAnsi="Courier New" w:cs="Courier New"/>
-          <w:color w:val="1A1A2E"/>
-          <w:sz w:val="18"/>
-          <w:szCs w:val="18"/>
-        </w:rPr>
-        <w:t xml:space="preserve">  =</w:t>
-      </w:r>
-      <w:proofErr w:type="gramEnd"/>
-      <w:r>
-        <w:rPr>
-          <w:rFonts w:ascii="Courier New" w:eastAsia="Courier New" w:hAnsi="Courier New" w:cs="Courier New"/>
-          <w:color w:val="1A1A2E"/>
-          <w:sz w:val="18"/>
-          <w:szCs w:val="18"/>
-        </w:rPr>
-        <w:t xml:space="preserve">  (</w:t>
-      </w:r>
-      <w:proofErr w:type="spellStart"/>
-      <w:r>
-        <w:rPr>
-          <w:rFonts w:ascii="Courier New" w:eastAsia="Courier New" w:hAnsi="Courier New" w:cs="Courier New"/>
-          <w:color w:val="1A1A2E"/>
-          <w:sz w:val="18"/>
-          <w:szCs w:val="18"/>
-        </w:rPr>
-        <w:t>riskWeight_i</w:t>
-      </w:r>
-      <w:proofErr w:type="spellEnd"/>
-      <w:r>
-        <w:rPr>
-          <w:rFonts w:ascii="Courier New" w:eastAsia="Courier New" w:hAnsi="Courier New" w:cs="Courier New"/>
-          <w:color w:val="1A1A2E"/>
-          <w:sz w:val="18"/>
-          <w:szCs w:val="18"/>
-        </w:rPr>
-        <w:t xml:space="preserve"> / Σ </w:t>
-      </w:r>
-      <w:proofErr w:type="spellStart"/>
-      <w:r>
-        <w:rPr>
-          <w:rFonts w:ascii="Courier New" w:eastAsia="Courier New" w:hAnsi="Courier New" w:cs="Courier New"/>
-          <w:color w:val="1A1A2E"/>
-          <w:sz w:val="18"/>
-          <w:szCs w:val="18"/>
-        </w:rPr>
-        <w:t>riskWeight_</w:t>
-      </w:r>
-      <w:proofErr w:type="gramStart"/>
-      <w:r>
-        <w:rPr>
-          <w:rFonts w:ascii="Courier New" w:eastAsia="Courier New" w:hAnsi="Courier New" w:cs="Courier New"/>
-          <w:color w:val="1A1A2E"/>
-          <w:sz w:val="18"/>
-          <w:szCs w:val="18"/>
-        </w:rPr>
-        <w:t>j</w:t>
-      </w:r>
-      <w:proofErr w:type="spellEnd"/>
-      <w:r>
-        <w:rPr>
-          <w:rFonts w:ascii="Courier New" w:eastAsia="Courier New" w:hAnsi="Courier New" w:cs="Courier New"/>
-          <w:color w:val="1A1A2E"/>
-          <w:sz w:val="18"/>
-          <w:szCs w:val="18"/>
-        </w:rPr>
-        <w:t>)  ×</w:t>
-      </w:r>
-      <w:proofErr w:type="gramEnd"/>
-      <w:r>
-        <w:rPr>
-          <w:rFonts w:ascii="Courier New" w:eastAsia="Courier New" w:hAnsi="Courier New" w:cs="Courier New"/>
-          <w:color w:val="1A1A2E"/>
-          <w:sz w:val="18"/>
-          <w:szCs w:val="18"/>
-        </w:rPr>
-        <w:t xml:space="preserve">  </w:t>
-      </w:r>
-      <w:proofErr w:type="spellStart"/>
-      <w:r>
-        <w:rPr>
-          <w:rFonts w:ascii="Courier New" w:eastAsia="Courier New" w:hAnsi="Courier New" w:cs="Courier New"/>
-          <w:color w:val="1A1A2E"/>
-          <w:sz w:val="18"/>
-          <w:szCs w:val="18"/>
-        </w:rPr>
-        <w:t>riskBufferTotal</w:t>
-      </w:r>
-      <w:proofErr w:type="spellEnd"/>
-    </w:p>
-    <w:p>
-      <w:pPr>
-        <w:pStyle w:val="berschrift2"/>
-      </w:pPr>
-      <w:r>
-        <w:t xml:space="preserve">7.4 </w:t>
-      </w:r>
-      <w:proofErr w:type="spellStart"/>
-      <w:proofErr w:type="gramStart"/>
-      <w:r>
-        <w:t>buildPhasesWithPreciseDuration</w:t>
-      </w:r>
-      <w:proofErr w:type="spellEnd"/>
-      <w:r>
-        <w:t>(</w:t>
-      </w:r>
-      <w:proofErr w:type="gramEnd"/>
-      <w:r>
-        <w:t>)</w:t>
+        <w:t>7.4 buildPhasesWithPreciseDuration()</w:t>
       </w:r>
     </w:p>
     <w:p>
@@ -7430,23 +4620,9 @@
         </w:rPr>
         <w:t xml:space="preserve">Dauer: </w:t>
       </w:r>
-      <w:proofErr w:type="spellStart"/>
-      <w:r>
-        <w:t>durationWeeks</w:t>
-      </w:r>
-      <w:proofErr w:type="spellEnd"/>
-      <w:r>
-        <w:t xml:space="preserve"> × </w:t>
-      </w:r>
-      <w:proofErr w:type="spellStart"/>
-      <w:r>
-        <w:t>percentage_i</w:t>
-      </w:r>
-      <w:proofErr w:type="spellEnd"/>
-      <w:r>
-        <w:t>, gerundet auf eine Dezimalstelle. Die letzte Phase erhält die verbleibende Restdauer (</w:t>
-      </w:r>
-      <w:proofErr w:type="spellStart"/>
+      <w:r>
+        <w:t>durationWeeks × percentage_i, gerundet auf eine Dezimalstelle. Die letzte Phase erhält die verbleibende Restdauer (</w:t>
+      </w:r>
       <w:r>
         <w:rPr>
           <w:rFonts w:ascii="Courier New" w:eastAsia="Courier New" w:hAnsi="Courier New" w:cs="Courier New"/>
@@ -7456,7 +4632,6 @@
         </w:rPr>
         <w:t>remainingDuration</w:t>
       </w:r>
-      <w:proofErr w:type="spellEnd"/>
       <w:r>
         <w:t>), um Gleitkomma-Kumulation zu kompensieren.</w:t>
       </w:r>
@@ -7480,8 +4655,6 @@
       <w:r>
         <w:t xml:space="preserve">Aufruf von </w:t>
       </w:r>
-      <w:proofErr w:type="spellStart"/>
-      <w:proofErr w:type="gramStart"/>
       <w:r>
         <w:rPr>
           <w:rFonts w:ascii="Courier New" w:eastAsia="Courier New" w:hAnsi="Courier New" w:cs="Courier New"/>
@@ -7489,27 +4662,7 @@
           <w:sz w:val="20"/>
           <w:szCs w:val="20"/>
         </w:rPr>
-        <w:t>calculatePhaseTasks</w:t>
-      </w:r>
-      <w:proofErr w:type="spellEnd"/>
-      <w:r>
-        <w:rPr>
-          <w:rFonts w:ascii="Courier New" w:eastAsia="Courier New" w:hAnsi="Courier New" w:cs="Courier New"/>
-          <w:color w:val="C7254E"/>
-          <w:sz w:val="20"/>
-          <w:szCs w:val="20"/>
-        </w:rPr>
-        <w:t>(</w:t>
-      </w:r>
-      <w:proofErr w:type="gramEnd"/>
-      <w:r>
-        <w:rPr>
-          <w:rFonts w:ascii="Courier New" w:eastAsia="Courier New" w:hAnsi="Courier New" w:cs="Courier New"/>
-          <w:color w:val="C7254E"/>
-          <w:sz w:val="20"/>
-          <w:szCs w:val="20"/>
-        </w:rPr>
-        <w:t>)</w:t>
+        <w:t>calculatePhaseTasks()</w:t>
       </w:r>
       <w:r>
         <w:t xml:space="preserve"> mit phasenspeifischen Basis- und Pufferaufwandswerten.</w:t>
@@ -7524,76 +4677,36 @@
         </w:numPr>
         <w:spacing w:before="60" w:after="60"/>
       </w:pPr>
-      <w:proofErr w:type="spellStart"/>
       <w:r>
         <w:rPr>
           <w:b/>
           <w:bCs/>
         </w:rPr>
-        <w:t>baseDuration</w:t>
-      </w:r>
-      <w:proofErr w:type="spellEnd"/>
+        <w:t xml:space="preserve">baseDuration / bufferDuration: </w:t>
+      </w:r>
+      <w:r>
+        <w:t>Aufspaltung der Phasendauer analog zum Verhältnis Basisaufwand / Gesamtaufwand.</w:t>
+      </w:r>
+    </w:p>
+    <w:p>
+      <w:pPr>
+        <w:pStyle w:val="berschrift2"/>
+      </w:pPr>
+      <w:r>
+        <w:t>7.5 calculatePhaseTasks()</w:t>
+      </w:r>
+    </w:p>
+    <w:p>
+      <w:pPr>
+        <w:spacing w:before="80" w:after="100"/>
+      </w:pPr>
       <w:r>
         <w:rPr>
           <w:b/>
           <w:bCs/>
         </w:rPr>
-        <w:t xml:space="preserve"> / </w:t>
-      </w:r>
-      <w:proofErr w:type="spellStart"/>
-      <w:r>
-        <w:rPr>
-          <w:b/>
-          <w:bCs/>
-        </w:rPr>
-        <w:t>bufferDuration</w:t>
-      </w:r>
-      <w:proofErr w:type="spellEnd"/>
-      <w:r>
-        <w:rPr>
-          <w:b/>
-          <w:bCs/>
-        </w:rPr>
-        <w:t xml:space="preserve">: </w:t>
-      </w:r>
-      <w:r>
-        <w:t>Aufspaltung der Phasendauer analog zum Verhältnis Basisaufwand / Gesamtaufwand.</w:t>
-      </w:r>
-    </w:p>
-    <w:p>
-      <w:pPr>
-        <w:pStyle w:val="berschrift2"/>
-      </w:pPr>
-      <w:r>
-        <w:t xml:space="preserve">7.5 </w:t>
-      </w:r>
-      <w:proofErr w:type="spellStart"/>
-      <w:proofErr w:type="gramStart"/>
-      <w:r>
-        <w:t>calculatePhaseTasks</w:t>
-      </w:r>
-      <w:proofErr w:type="spellEnd"/>
-      <w:r>
-        <w:t>(</w:t>
-      </w:r>
-      <w:proofErr w:type="gramEnd"/>
-      <w:r>
-        <w:t>)</w:t>
-      </w:r>
-    </w:p>
-    <w:p>
-      <w:pPr>
-        <w:spacing w:before="80" w:after="100"/>
-      </w:pPr>
-      <w:r>
-        <w:rPr>
-          <w:b/>
-          <w:bCs/>
-        </w:rPr>
         <w:t xml:space="preserve">Signatur: </w:t>
       </w:r>
-      <w:proofErr w:type="spellStart"/>
-      <w:proofErr w:type="gramStart"/>
       <w:r>
         <w:rPr>
           <w:rFonts w:ascii="Courier New" w:eastAsia="Courier New" w:hAnsi="Courier New" w:cs="Courier New"/>
@@ -7601,9 +4714,16 @@
           <w:sz w:val="20"/>
           <w:szCs w:val="20"/>
         </w:rPr>
-        <w:t>calculatePhaseTasks</w:t>
-      </w:r>
-      <w:proofErr w:type="spellEnd"/>
+        <w:t>calculatePhaseTasks(phaseTasks, phaseBaseEffort, phaseBufferEffort, customWeights?): CalculatedTask[]</w:t>
+      </w:r>
+    </w:p>
+    <w:p>
+      <w:pPr>
+        <w:spacing w:before="80" w:after="100"/>
+      </w:pPr>
+      <w:r>
+        <w:t xml:space="preserve">Die Aufgabengewichte werden zunächst durch </w:t>
+      </w:r>
       <w:r>
         <w:rPr>
           <w:rFonts w:ascii="Courier New" w:eastAsia="Courier New" w:hAnsi="Courier New" w:cs="Courier New"/>
@@ -7611,10 +4731,11 @@
           <w:sz w:val="20"/>
           <w:szCs w:val="20"/>
         </w:rPr>
-        <w:t>(</w:t>
-      </w:r>
-      <w:proofErr w:type="spellStart"/>
-      <w:proofErr w:type="gramEnd"/>
+        <w:t>normalizeTaskWeights()</w:t>
+      </w:r>
+      <w:r>
+        <w:t xml:space="preserve"> normalisiert (identisches Verfahren wie </w:t>
+      </w:r>
       <w:r>
         <w:rPr>
           <w:rFonts w:ascii="Courier New" w:eastAsia="Courier New" w:hAnsi="Courier New" w:cs="Courier New"/>
@@ -7622,9 +4743,63 @@
           <w:sz w:val="20"/>
           <w:szCs w:val="20"/>
         </w:rPr>
-        <w:t>phaseTasks</w:t>
-      </w:r>
-      <w:proofErr w:type="spellEnd"/>
+        <w:t>applyWeights()</w:t>
+      </w:r>
+      <w:r>
+        <w:t xml:space="preserve"> auf Eingabeebene). Danach:</w:t>
+      </w:r>
+    </w:p>
+    <w:p>
+      <w:pPr>
+        <w:spacing w:before="60" w:after="60"/>
+        <w:ind w:left="720"/>
+      </w:pPr>
+      <w:r>
+        <w:rPr>
+          <w:rFonts w:ascii="Courier New" w:eastAsia="Courier New" w:hAnsi="Courier New" w:cs="Courier New"/>
+          <w:color w:val="1A1A2E"/>
+          <w:sz w:val="18"/>
+          <w:szCs w:val="18"/>
+        </w:rPr>
+        <w:t>taskEffort_i  =  (phaseBaseEffort + phaseBufferEffort) × weight_i</w:t>
+      </w:r>
+    </w:p>
+    <w:p>
+      <w:pPr>
+        <w:spacing w:before="80" w:after="100"/>
+      </w:pPr>
+      <w:r>
+        <w:lastRenderedPageBreak/>
+        <w:t>Jede Aufgabe erhält damit ihren proportionalen Anteil am Phasenaufwand, wobei Basis- und Pufferanteil separat ausgewiesen werden.</w:t>
+      </w:r>
+    </w:p>
+    <w:p>
+      <w:pPr>
+        <w:pBdr>
+          <w:bottom w:val="single" w:sz="4" w:space="1" w:color="CCCCCC"/>
+        </w:pBdr>
+        <w:spacing w:before="160" w:after="160"/>
+      </w:pPr>
+    </w:p>
+    <w:p>
+      <w:pPr>
+        <w:pStyle w:val="berschrift1"/>
+      </w:pPr>
+      <w:r>
+        <w:t>8. Hauptmethode: calculate()</w:t>
+      </w:r>
+    </w:p>
+    <w:p>
+      <w:pPr>
+        <w:spacing w:before="80" w:after="100"/>
+      </w:pPr>
+      <w:r>
+        <w:rPr>
+          <w:b/>
+          <w:bCs/>
+        </w:rPr>
+        <w:t xml:space="preserve">Signatur: </w:t>
+      </w:r>
       <w:r>
         <w:rPr>
           <w:rFonts w:ascii="Courier New" w:eastAsia="Courier New" w:hAnsi="Courier New" w:cs="Courier New"/>
@@ -7632,9 +4807,16 @@
           <w:sz w:val="20"/>
           <w:szCs w:val="20"/>
         </w:rPr>
-        <w:t xml:space="preserve">, </w:t>
-      </w:r>
-      <w:proofErr w:type="spellStart"/>
+        <w:t>calculate(request: CalculationRequest): ProjectMetrics</w:t>
+      </w:r>
+    </w:p>
+    <w:p>
+      <w:pPr>
+        <w:spacing w:before="80" w:after="100"/>
+      </w:pPr>
+      <w:r>
+        <w:t xml:space="preserve">Die öffentliche Einstiegsmethode orchestriert die vollständige Berechnungspipeline. Sie ruft zunächst </w:t>
+      </w:r>
       <w:r>
         <w:rPr>
           <w:rFonts w:ascii="Courier New" w:eastAsia="Courier New" w:hAnsi="Courier New" w:cs="Courier New"/>
@@ -7642,434 +4824,10 @@
           <w:sz w:val="20"/>
           <w:szCs w:val="20"/>
         </w:rPr>
-        <w:t>phaseBaseEffort</w:t>
-      </w:r>
-      <w:proofErr w:type="spellEnd"/>
-      <w:r>
-        <w:rPr>
-          <w:rFonts w:ascii="Courier New" w:eastAsia="Courier New" w:hAnsi="Courier New" w:cs="Courier New"/>
-          <w:color w:val="C7254E"/>
-          <w:sz w:val="20"/>
-          <w:szCs w:val="20"/>
-        </w:rPr>
-        <w:t xml:space="preserve">, </w:t>
-      </w:r>
-      <w:proofErr w:type="spellStart"/>
-      <w:r>
-        <w:rPr>
-          <w:rFonts w:ascii="Courier New" w:eastAsia="Courier New" w:hAnsi="Courier New" w:cs="Courier New"/>
-          <w:color w:val="C7254E"/>
-          <w:sz w:val="20"/>
-          <w:szCs w:val="20"/>
-        </w:rPr>
-        <w:t>phaseBufferEffort</w:t>
-      </w:r>
-      <w:proofErr w:type="spellEnd"/>
-      <w:r>
-        <w:rPr>
-          <w:rFonts w:ascii="Courier New" w:eastAsia="Courier New" w:hAnsi="Courier New" w:cs="Courier New"/>
-          <w:color w:val="C7254E"/>
-          <w:sz w:val="20"/>
-          <w:szCs w:val="20"/>
-        </w:rPr>
-        <w:t xml:space="preserve">, </w:t>
-      </w:r>
-      <w:proofErr w:type="spellStart"/>
-      <w:r>
-        <w:rPr>
-          <w:rFonts w:ascii="Courier New" w:eastAsia="Courier New" w:hAnsi="Courier New" w:cs="Courier New"/>
-          <w:color w:val="C7254E"/>
-          <w:sz w:val="20"/>
-          <w:szCs w:val="20"/>
-        </w:rPr>
-        <w:t>customWeights</w:t>
-      </w:r>
-      <w:proofErr w:type="spellEnd"/>
-      <w:r>
-        <w:rPr>
-          <w:rFonts w:ascii="Courier New" w:eastAsia="Courier New" w:hAnsi="Courier New" w:cs="Courier New"/>
-          <w:color w:val="C7254E"/>
-          <w:sz w:val="20"/>
-          <w:szCs w:val="20"/>
-        </w:rPr>
-        <w:t xml:space="preserve">?): </w:t>
-      </w:r>
-      <w:proofErr w:type="spellStart"/>
-      <w:proofErr w:type="gramStart"/>
-      <w:r>
-        <w:rPr>
-          <w:rFonts w:ascii="Courier New" w:eastAsia="Courier New" w:hAnsi="Courier New" w:cs="Courier New"/>
-          <w:color w:val="C7254E"/>
-          <w:sz w:val="20"/>
-          <w:szCs w:val="20"/>
-        </w:rPr>
-        <w:t>CalculatedTask</w:t>
-      </w:r>
-      <w:proofErr w:type="spellEnd"/>
-      <w:r>
-        <w:rPr>
-          <w:rFonts w:ascii="Courier New" w:eastAsia="Courier New" w:hAnsi="Courier New" w:cs="Courier New"/>
-          <w:color w:val="C7254E"/>
-          <w:sz w:val="20"/>
-          <w:szCs w:val="20"/>
-        </w:rPr>
-        <w:t>[</w:t>
-      </w:r>
-      <w:proofErr w:type="gramEnd"/>
-      <w:r>
-        <w:rPr>
-          <w:rFonts w:ascii="Courier New" w:eastAsia="Courier New" w:hAnsi="Courier New" w:cs="Courier New"/>
-          <w:color w:val="C7254E"/>
-          <w:sz w:val="20"/>
-          <w:szCs w:val="20"/>
-        </w:rPr>
-        <w:t>]</w:t>
-      </w:r>
-    </w:p>
-    <w:p>
-      <w:pPr>
-        <w:spacing w:before="80" w:after="100"/>
-      </w:pPr>
-      <w:r>
-        <w:t xml:space="preserve">Die Aufgabengewichte werden zunächst durch </w:t>
-      </w:r>
-      <w:proofErr w:type="spellStart"/>
-      <w:proofErr w:type="gramStart"/>
-      <w:r>
-        <w:rPr>
-          <w:rFonts w:ascii="Courier New" w:eastAsia="Courier New" w:hAnsi="Courier New" w:cs="Courier New"/>
-          <w:color w:val="C7254E"/>
-          <w:sz w:val="20"/>
-          <w:szCs w:val="20"/>
-        </w:rPr>
-        <w:t>normalizeTaskWeights</w:t>
-      </w:r>
-      <w:proofErr w:type="spellEnd"/>
-      <w:r>
-        <w:rPr>
-          <w:rFonts w:ascii="Courier New" w:eastAsia="Courier New" w:hAnsi="Courier New" w:cs="Courier New"/>
-          <w:color w:val="C7254E"/>
-          <w:sz w:val="20"/>
-          <w:szCs w:val="20"/>
-        </w:rPr>
-        <w:t>(</w:t>
-      </w:r>
-      <w:proofErr w:type="gramEnd"/>
-      <w:r>
-        <w:rPr>
-          <w:rFonts w:ascii="Courier New" w:eastAsia="Courier New" w:hAnsi="Courier New" w:cs="Courier New"/>
-          <w:color w:val="C7254E"/>
-          <w:sz w:val="20"/>
-          <w:szCs w:val="20"/>
-        </w:rPr>
-        <w:t>)</w:t>
-      </w:r>
-      <w:r>
-        <w:t xml:space="preserve"> normalisiert (identisches Verfahren wie </w:t>
-      </w:r>
-      <w:proofErr w:type="spellStart"/>
-      <w:proofErr w:type="gramStart"/>
-      <w:r>
-        <w:rPr>
-          <w:rFonts w:ascii="Courier New" w:eastAsia="Courier New" w:hAnsi="Courier New" w:cs="Courier New"/>
-          <w:color w:val="C7254E"/>
-          <w:sz w:val="20"/>
-          <w:szCs w:val="20"/>
-        </w:rPr>
-        <w:t>applyWeights</w:t>
-      </w:r>
-      <w:proofErr w:type="spellEnd"/>
-      <w:r>
-        <w:rPr>
-          <w:rFonts w:ascii="Courier New" w:eastAsia="Courier New" w:hAnsi="Courier New" w:cs="Courier New"/>
-          <w:color w:val="C7254E"/>
-          <w:sz w:val="20"/>
-          <w:szCs w:val="20"/>
-        </w:rPr>
-        <w:t>(</w:t>
-      </w:r>
-      <w:proofErr w:type="gramEnd"/>
-      <w:r>
-        <w:rPr>
-          <w:rFonts w:ascii="Courier New" w:eastAsia="Courier New" w:hAnsi="Courier New" w:cs="Courier New"/>
-          <w:color w:val="C7254E"/>
-          <w:sz w:val="20"/>
-          <w:szCs w:val="20"/>
-        </w:rPr>
-        <w:t>)</w:t>
-      </w:r>
-      <w:r>
-        <w:t xml:space="preserve"> auf Eingabeebene). Danach:</w:t>
-      </w:r>
-    </w:p>
-    <w:p>
-      <w:pPr>
-        <w:spacing w:before="60" w:after="60"/>
-        <w:ind w:left="720"/>
-      </w:pPr>
-      <w:proofErr w:type="spellStart"/>
-      <w:r>
-        <w:rPr>
-          <w:rFonts w:ascii="Courier New" w:eastAsia="Courier New" w:hAnsi="Courier New" w:cs="Courier New"/>
-          <w:color w:val="1A1A2E"/>
-          <w:sz w:val="18"/>
-          <w:szCs w:val="18"/>
-        </w:rPr>
-        <w:t>taskEffort_</w:t>
-      </w:r>
-      <w:proofErr w:type="gramStart"/>
-      <w:r>
-        <w:rPr>
-          <w:rFonts w:ascii="Courier New" w:eastAsia="Courier New" w:hAnsi="Courier New" w:cs="Courier New"/>
-          <w:color w:val="1A1A2E"/>
-          <w:sz w:val="18"/>
-          <w:szCs w:val="18"/>
-        </w:rPr>
-        <w:t>i</w:t>
-      </w:r>
-      <w:proofErr w:type="spellEnd"/>
-      <w:r>
-        <w:rPr>
-          <w:rFonts w:ascii="Courier New" w:eastAsia="Courier New" w:hAnsi="Courier New" w:cs="Courier New"/>
-          <w:color w:val="1A1A2E"/>
-          <w:sz w:val="18"/>
-          <w:szCs w:val="18"/>
-        </w:rPr>
-        <w:t xml:space="preserve">  =</w:t>
-      </w:r>
-      <w:proofErr w:type="gramEnd"/>
-      <w:r>
-        <w:rPr>
-          <w:rFonts w:ascii="Courier New" w:eastAsia="Courier New" w:hAnsi="Courier New" w:cs="Courier New"/>
-          <w:color w:val="1A1A2E"/>
-          <w:sz w:val="18"/>
-          <w:szCs w:val="18"/>
-        </w:rPr>
-        <w:t xml:space="preserve">  (</w:t>
-      </w:r>
-      <w:proofErr w:type="spellStart"/>
-      <w:r>
-        <w:rPr>
-          <w:rFonts w:ascii="Courier New" w:eastAsia="Courier New" w:hAnsi="Courier New" w:cs="Courier New"/>
-          <w:color w:val="1A1A2E"/>
-          <w:sz w:val="18"/>
-          <w:szCs w:val="18"/>
-        </w:rPr>
-        <w:t>phaseBaseEffort</w:t>
-      </w:r>
-      <w:proofErr w:type="spellEnd"/>
-      <w:r>
-        <w:rPr>
-          <w:rFonts w:ascii="Courier New" w:eastAsia="Courier New" w:hAnsi="Courier New" w:cs="Courier New"/>
-          <w:color w:val="1A1A2E"/>
-          <w:sz w:val="18"/>
-          <w:szCs w:val="18"/>
-        </w:rPr>
-        <w:t xml:space="preserve"> + </w:t>
-      </w:r>
-      <w:proofErr w:type="spellStart"/>
-      <w:r>
-        <w:rPr>
-          <w:rFonts w:ascii="Courier New" w:eastAsia="Courier New" w:hAnsi="Courier New" w:cs="Courier New"/>
-          <w:color w:val="1A1A2E"/>
-          <w:sz w:val="18"/>
-          <w:szCs w:val="18"/>
-        </w:rPr>
-        <w:t>phaseBufferEffort</w:t>
-      </w:r>
-      <w:proofErr w:type="spellEnd"/>
-      <w:r>
-        <w:rPr>
-          <w:rFonts w:ascii="Courier New" w:eastAsia="Courier New" w:hAnsi="Courier New" w:cs="Courier New"/>
-          <w:color w:val="1A1A2E"/>
-          <w:sz w:val="18"/>
-          <w:szCs w:val="18"/>
-        </w:rPr>
-        <w:t xml:space="preserve">) × </w:t>
-      </w:r>
-      <w:proofErr w:type="spellStart"/>
-      <w:r>
-        <w:rPr>
-          <w:rFonts w:ascii="Courier New" w:eastAsia="Courier New" w:hAnsi="Courier New" w:cs="Courier New"/>
-          <w:color w:val="1A1A2E"/>
-          <w:sz w:val="18"/>
-          <w:szCs w:val="18"/>
-        </w:rPr>
-        <w:t>weight_i</w:t>
-      </w:r>
-      <w:proofErr w:type="spellEnd"/>
-    </w:p>
-    <w:p>
-      <w:pPr>
-        <w:spacing w:before="80" w:after="100"/>
-      </w:pPr>
-      <w:r>
-        <w:t>Jede Aufgabe erhält damit ihren proportionalen Anteil am Phasenaufwand, wobei Basis- und Pufferanteil separat ausgewiesen werden.</w:t>
-      </w:r>
-    </w:p>
-    <w:p>
-      <w:pPr>
-        <w:pBdr>
-          <w:bottom w:val="single" w:sz="4" w:space="1" w:color="CCCCCC"/>
-        </w:pBdr>
-        <w:spacing w:before="160" w:after="160"/>
-      </w:pPr>
-    </w:p>
-    <w:p>
-      <w:pPr>
-        <w:pStyle w:val="berschrift1"/>
-      </w:pPr>
-      <w:r>
-        <w:lastRenderedPageBreak/>
-        <w:t xml:space="preserve">8. Hauptmethode: </w:t>
-      </w:r>
-      <w:proofErr w:type="spellStart"/>
-      <w:proofErr w:type="gramStart"/>
-      <w:r>
-        <w:t>calculate</w:t>
-      </w:r>
-      <w:proofErr w:type="spellEnd"/>
-      <w:r>
-        <w:t>(</w:t>
-      </w:r>
-      <w:proofErr w:type="gramEnd"/>
-      <w:r>
-        <w:t>)</w:t>
-      </w:r>
-    </w:p>
-    <w:p>
-      <w:pPr>
-        <w:spacing w:before="80" w:after="100"/>
-      </w:pPr>
-      <w:r>
-        <w:rPr>
-          <w:b/>
-          <w:bCs/>
-        </w:rPr>
-        <w:t xml:space="preserve">Signatur: </w:t>
-      </w:r>
-      <w:proofErr w:type="spellStart"/>
-      <w:proofErr w:type="gramStart"/>
-      <w:r>
-        <w:rPr>
-          <w:rFonts w:ascii="Courier New" w:eastAsia="Courier New" w:hAnsi="Courier New" w:cs="Courier New"/>
-          <w:color w:val="C7254E"/>
-          <w:sz w:val="20"/>
-          <w:szCs w:val="20"/>
-        </w:rPr>
-        <w:t>calculate</w:t>
-      </w:r>
-      <w:proofErr w:type="spellEnd"/>
-      <w:r>
-        <w:rPr>
-          <w:rFonts w:ascii="Courier New" w:eastAsia="Courier New" w:hAnsi="Courier New" w:cs="Courier New"/>
-          <w:color w:val="C7254E"/>
-          <w:sz w:val="20"/>
-          <w:szCs w:val="20"/>
-        </w:rPr>
-        <w:t>(</w:t>
-      </w:r>
-      <w:proofErr w:type="spellStart"/>
-      <w:proofErr w:type="gramEnd"/>
-      <w:r>
-        <w:rPr>
-          <w:rFonts w:ascii="Courier New" w:eastAsia="Courier New" w:hAnsi="Courier New" w:cs="Courier New"/>
-          <w:color w:val="C7254E"/>
-          <w:sz w:val="20"/>
-          <w:szCs w:val="20"/>
-        </w:rPr>
-        <w:t>request</w:t>
-      </w:r>
-      <w:proofErr w:type="spellEnd"/>
-      <w:r>
-        <w:rPr>
-          <w:rFonts w:ascii="Courier New" w:eastAsia="Courier New" w:hAnsi="Courier New" w:cs="Courier New"/>
-          <w:color w:val="C7254E"/>
-          <w:sz w:val="20"/>
-          <w:szCs w:val="20"/>
-        </w:rPr>
-        <w:t xml:space="preserve">: </w:t>
-      </w:r>
-      <w:proofErr w:type="spellStart"/>
-      <w:r>
-        <w:rPr>
-          <w:rFonts w:ascii="Courier New" w:eastAsia="Courier New" w:hAnsi="Courier New" w:cs="Courier New"/>
-          <w:color w:val="C7254E"/>
-          <w:sz w:val="20"/>
-          <w:szCs w:val="20"/>
-        </w:rPr>
-        <w:t>CalculationRequest</w:t>
-      </w:r>
-      <w:proofErr w:type="spellEnd"/>
-      <w:r>
-        <w:rPr>
-          <w:rFonts w:ascii="Courier New" w:eastAsia="Courier New" w:hAnsi="Courier New" w:cs="Courier New"/>
-          <w:color w:val="C7254E"/>
-          <w:sz w:val="20"/>
-          <w:szCs w:val="20"/>
-        </w:rPr>
-        <w:t xml:space="preserve">): </w:t>
-      </w:r>
-      <w:proofErr w:type="spellStart"/>
-      <w:r>
-        <w:rPr>
-          <w:rFonts w:ascii="Courier New" w:eastAsia="Courier New" w:hAnsi="Courier New" w:cs="Courier New"/>
-          <w:color w:val="C7254E"/>
-          <w:sz w:val="20"/>
-          <w:szCs w:val="20"/>
-        </w:rPr>
-        <w:t>ProjectMetrics</w:t>
-      </w:r>
-      <w:proofErr w:type="spellEnd"/>
-    </w:p>
-    <w:p>
-      <w:pPr>
-        <w:spacing w:before="80" w:after="100"/>
-      </w:pPr>
-      <w:r>
-        <w:t xml:space="preserve">Die öffentliche Einstiegsmethode orchestriert die vollständige Berechnungspipeline. Sie ruft zunächst </w:t>
-      </w:r>
-      <w:proofErr w:type="spellStart"/>
-      <w:proofErr w:type="gramStart"/>
-      <w:r>
-        <w:rPr>
-          <w:rFonts w:ascii="Courier New" w:eastAsia="Courier New" w:hAnsi="Courier New" w:cs="Courier New"/>
-          <w:color w:val="C7254E"/>
-          <w:sz w:val="20"/>
-          <w:szCs w:val="20"/>
-        </w:rPr>
-        <w:t>validateRequest</w:t>
-      </w:r>
-      <w:proofErr w:type="spellEnd"/>
-      <w:r>
-        <w:rPr>
-          <w:rFonts w:ascii="Courier New" w:eastAsia="Courier New" w:hAnsi="Courier New" w:cs="Courier New"/>
-          <w:color w:val="C7254E"/>
-          <w:sz w:val="20"/>
-          <w:szCs w:val="20"/>
-        </w:rPr>
-        <w:t>(</w:t>
-      </w:r>
-      <w:proofErr w:type="gramEnd"/>
-      <w:r>
-        <w:rPr>
-          <w:rFonts w:ascii="Courier New" w:eastAsia="Courier New" w:hAnsi="Courier New" w:cs="Courier New"/>
-          <w:color w:val="C7254E"/>
-          <w:sz w:val="20"/>
-          <w:szCs w:val="20"/>
-        </w:rPr>
-        <w:t>)</w:t>
-      </w:r>
-      <w:r>
-        <w:t xml:space="preserve"> auf, um Eingabefehler frühzeitig zu erkennen, und wirft bei Validierungsfehlern eine strukturierte </w:t>
-      </w:r>
-      <w:proofErr w:type="spellStart"/>
-      <w:r>
-        <w:t>Exception</w:t>
-      </w:r>
-      <w:proofErr w:type="spellEnd"/>
-      <w:r>
-        <w:t>.</w:t>
+        <w:t>validateRequest()</w:t>
+      </w:r>
+      <w:r>
+        <w:t xml:space="preserve"> auf, um Eingabefehler frühzeitig zu erkennen, und wirft bei Validierungsfehlern eine strukturierte Exception.</w:t>
       </w:r>
     </w:p>
     <w:p>
@@ -8093,8 +4851,6 @@
         </w:numPr>
         <w:spacing w:before="60" w:after="60"/>
       </w:pPr>
-      <w:proofErr w:type="spellStart"/>
-      <w:proofErr w:type="gramStart"/>
       <w:r>
         <w:rPr>
           <w:rFonts w:ascii="Courier New" w:eastAsia="Courier New" w:hAnsi="Courier New" w:cs="Courier New"/>
@@ -8102,27 +4858,7 @@
           <w:sz w:val="20"/>
           <w:szCs w:val="20"/>
         </w:rPr>
-        <w:t>normalizeInputs</w:t>
-      </w:r>
-      <w:proofErr w:type="spellEnd"/>
-      <w:r>
-        <w:rPr>
-          <w:rFonts w:ascii="Courier New" w:eastAsia="Courier New" w:hAnsi="Courier New" w:cs="Courier New"/>
-          <w:color w:val="C7254E"/>
-          <w:sz w:val="20"/>
-          <w:szCs w:val="20"/>
-        </w:rPr>
-        <w:t>(</w:t>
-      </w:r>
-      <w:proofErr w:type="gramEnd"/>
-      <w:r>
-        <w:rPr>
-          <w:rFonts w:ascii="Courier New" w:eastAsia="Courier New" w:hAnsi="Courier New" w:cs="Courier New"/>
-          <w:color w:val="C7254E"/>
-          <w:sz w:val="20"/>
-          <w:szCs w:val="20"/>
-        </w:rPr>
-        <w:t>)</w:t>
+        <w:t>normalizeInputs()</w:t>
       </w:r>
       <w:r>
         <w:t xml:space="preserve"> → Normalisierung der Roheingaben</w:t>
@@ -8137,8 +4873,6 @@
         </w:numPr>
         <w:spacing w:before="60" w:after="60"/>
       </w:pPr>
-      <w:proofErr w:type="spellStart"/>
-      <w:proofErr w:type="gramStart"/>
       <w:r>
         <w:rPr>
           <w:rFonts w:ascii="Courier New" w:eastAsia="Courier New" w:hAnsi="Courier New" w:cs="Courier New"/>
@@ -8146,27 +4880,7 @@
           <w:sz w:val="20"/>
           <w:szCs w:val="20"/>
         </w:rPr>
-        <w:t>applyWeights</w:t>
-      </w:r>
-      <w:proofErr w:type="spellEnd"/>
-      <w:r>
-        <w:rPr>
-          <w:rFonts w:ascii="Courier New" w:eastAsia="Courier New" w:hAnsi="Courier New" w:cs="Courier New"/>
-          <w:color w:val="C7254E"/>
-          <w:sz w:val="20"/>
-          <w:szCs w:val="20"/>
-        </w:rPr>
-        <w:t>(</w:t>
-      </w:r>
-      <w:proofErr w:type="gramEnd"/>
-      <w:r>
-        <w:rPr>
-          <w:rFonts w:ascii="Courier New" w:eastAsia="Courier New" w:hAnsi="Courier New" w:cs="Courier New"/>
-          <w:color w:val="C7254E"/>
-          <w:sz w:val="20"/>
-          <w:szCs w:val="20"/>
-        </w:rPr>
-        <w:t>)</w:t>
+        <w:t>applyWeights()</w:t>
       </w:r>
       <w:r>
         <w:t xml:space="preserve"> → Gewichtungsnormalisierung</w:t>
@@ -8181,8 +4895,6 @@
         </w:numPr>
         <w:spacing w:before="60" w:after="60"/>
       </w:pPr>
-      <w:proofErr w:type="spellStart"/>
-      <w:proofErr w:type="gramStart"/>
       <w:r>
         <w:rPr>
           <w:rFonts w:ascii="Courier New" w:eastAsia="Courier New" w:hAnsi="Courier New" w:cs="Courier New"/>
@@ -8190,27 +4902,7 @@
           <w:sz w:val="20"/>
           <w:szCs w:val="20"/>
         </w:rPr>
-        <w:t>calculateCategoryScores</w:t>
-      </w:r>
-      <w:proofErr w:type="spellEnd"/>
-      <w:r>
-        <w:rPr>
-          <w:rFonts w:ascii="Courier New" w:eastAsia="Courier New" w:hAnsi="Courier New" w:cs="Courier New"/>
-          <w:color w:val="C7254E"/>
-          <w:sz w:val="20"/>
-          <w:szCs w:val="20"/>
-        </w:rPr>
-        <w:t>(</w:t>
-      </w:r>
-      <w:proofErr w:type="gramEnd"/>
-      <w:r>
-        <w:rPr>
-          <w:rFonts w:ascii="Courier New" w:eastAsia="Courier New" w:hAnsi="Courier New" w:cs="Courier New"/>
-          <w:color w:val="C7254E"/>
-          <w:sz w:val="20"/>
-          <w:szCs w:val="20"/>
-        </w:rPr>
-        <w:t>)</w:t>
+        <w:t>calculateCategoryScores()</w:t>
       </w:r>
       <w:r>
         <w:t xml:space="preserve"> → Aggregation zu drei Kategorie-Scores</w:t>
@@ -8225,8 +4917,6 @@
         </w:numPr>
         <w:spacing w:before="60" w:after="60"/>
       </w:pPr>
-      <w:proofErr w:type="spellStart"/>
-      <w:proofErr w:type="gramStart"/>
       <w:r>
         <w:rPr>
           <w:rFonts w:ascii="Courier New" w:eastAsia="Courier New" w:hAnsi="Courier New" w:cs="Courier New"/>
@@ -8234,47 +4924,7 @@
           <w:sz w:val="20"/>
           <w:szCs w:val="20"/>
         </w:rPr>
-        <w:t>estimateEffort</w:t>
-      </w:r>
-      <w:proofErr w:type="spellEnd"/>
-      <w:r>
-        <w:rPr>
-          <w:rFonts w:ascii="Courier New" w:eastAsia="Courier New" w:hAnsi="Courier New" w:cs="Courier New"/>
-          <w:color w:val="C7254E"/>
-          <w:sz w:val="20"/>
-          <w:szCs w:val="20"/>
-        </w:rPr>
-        <w:t>(</w:t>
-      </w:r>
-      <w:proofErr w:type="gramEnd"/>
-      <w:r>
-        <w:rPr>
-          <w:rFonts w:ascii="Courier New" w:eastAsia="Courier New" w:hAnsi="Courier New" w:cs="Courier New"/>
-          <w:color w:val="C7254E"/>
-          <w:sz w:val="20"/>
-          <w:szCs w:val="20"/>
-        </w:rPr>
-        <w:t xml:space="preserve">..., </w:t>
-      </w:r>
-      <w:proofErr w:type="spellStart"/>
-      <w:r>
-        <w:rPr>
-          <w:rFonts w:ascii="Courier New" w:eastAsia="Courier New" w:hAnsi="Courier New" w:cs="Courier New"/>
-          <w:color w:val="C7254E"/>
-          <w:sz w:val="20"/>
-          <w:szCs w:val="20"/>
-        </w:rPr>
-        <w:t>false</w:t>
-      </w:r>
-      <w:proofErr w:type="spellEnd"/>
-      <w:r>
-        <w:rPr>
-          <w:rFonts w:ascii="Courier New" w:eastAsia="Courier New" w:hAnsi="Courier New" w:cs="Courier New"/>
-          <w:color w:val="C7254E"/>
-          <w:sz w:val="20"/>
-          <w:szCs w:val="20"/>
-        </w:rPr>
-        <w:t>)</w:t>
+        <w:t>estimateEffort(..., false)</w:t>
       </w:r>
       <w:r>
         <w:t xml:space="preserve"> → Basisaufwand ohne Puffer</w:t>
@@ -8292,7 +4942,6 @@
       <w:r>
         <w:t xml:space="preserve">Pufferkalkulation: </w:t>
       </w:r>
-      <w:proofErr w:type="spellStart"/>
       <w:r>
         <w:rPr>
           <w:rFonts w:ascii="Courier New" w:eastAsia="Courier New" w:hAnsi="Courier New" w:cs="Courier New"/>
@@ -8300,9 +4949,11 @@
           <w:sz w:val="20"/>
           <w:szCs w:val="20"/>
         </w:rPr>
-        <w:t>riskLevel</w:t>
-      </w:r>
-      <w:proofErr w:type="spellEnd"/>
+        <w:t>riskLevel × 0.15 × baseEffort</w:t>
+      </w:r>
+      <w:r>
+        <w:t xml:space="preserve"> → separater </w:t>
+      </w:r>
       <w:r>
         <w:rPr>
           <w:rFonts w:ascii="Courier New" w:eastAsia="Courier New" w:hAnsi="Courier New" w:cs="Courier New"/>
@@ -8310,33 +4961,8 @@
           <w:sz w:val="20"/>
           <w:szCs w:val="20"/>
         </w:rPr>
-        <w:t xml:space="preserve"> × 0.15 × </w:t>
-      </w:r>
-      <w:proofErr w:type="spellStart"/>
-      <w:r>
-        <w:rPr>
-          <w:rFonts w:ascii="Courier New" w:eastAsia="Courier New" w:hAnsi="Courier New" w:cs="Courier New"/>
-          <w:color w:val="C7254E"/>
-          <w:sz w:val="20"/>
-          <w:szCs w:val="20"/>
-        </w:rPr>
-        <w:t>baseEffort</w:t>
-      </w:r>
-      <w:proofErr w:type="spellEnd"/>
-      <w:r>
-        <w:t xml:space="preserve"> → separater </w:t>
-      </w:r>
-      <w:proofErr w:type="spellStart"/>
-      <w:r>
-        <w:rPr>
-          <w:rFonts w:ascii="Courier New" w:eastAsia="Courier New" w:hAnsi="Courier New" w:cs="Courier New"/>
-          <w:color w:val="C7254E"/>
-          <w:sz w:val="20"/>
-          <w:szCs w:val="20"/>
-        </w:rPr>
         <w:t>riskBufferTotal</w:t>
       </w:r>
-      <w:proofErr w:type="spellEnd"/>
     </w:p>
     <w:p>
       <w:pPr>
@@ -8347,8 +4973,6 @@
         </w:numPr>
         <w:spacing w:before="60" w:after="60"/>
       </w:pPr>
-      <w:proofErr w:type="spellStart"/>
-      <w:proofErr w:type="gramStart"/>
       <w:r>
         <w:rPr>
           <w:rFonts w:ascii="Courier New" w:eastAsia="Courier New" w:hAnsi="Courier New" w:cs="Courier New"/>
@@ -8356,27 +4980,7 @@
           <w:sz w:val="20"/>
           <w:szCs w:val="20"/>
         </w:rPr>
-        <w:t>estimateDuration</w:t>
-      </w:r>
-      <w:proofErr w:type="spellEnd"/>
-      <w:r>
-        <w:rPr>
-          <w:rFonts w:ascii="Courier New" w:eastAsia="Courier New" w:hAnsi="Courier New" w:cs="Courier New"/>
-          <w:color w:val="C7254E"/>
-          <w:sz w:val="20"/>
-          <w:szCs w:val="20"/>
-        </w:rPr>
-        <w:t>(</w:t>
-      </w:r>
-      <w:proofErr w:type="gramEnd"/>
-      <w:r>
-        <w:rPr>
-          <w:rFonts w:ascii="Courier New" w:eastAsia="Courier New" w:hAnsi="Courier New" w:cs="Courier New"/>
-          <w:color w:val="C7254E"/>
-          <w:sz w:val="20"/>
-          <w:szCs w:val="20"/>
-        </w:rPr>
-        <w:t>)</w:t>
+        <w:t>estimateDuration()</w:t>
       </w:r>
       <w:r>
         <w:t xml:space="preserve"> → Kalendarische Laufzeit</w:t>
@@ -8391,8 +4995,6 @@
         </w:numPr>
         <w:spacing w:before="60" w:after="60"/>
       </w:pPr>
-      <w:proofErr w:type="spellStart"/>
-      <w:proofErr w:type="gramStart"/>
       <w:r>
         <w:rPr>
           <w:rFonts w:ascii="Courier New" w:eastAsia="Courier New" w:hAnsi="Courier New" w:cs="Courier New"/>
@@ -8400,27 +5002,7 @@
           <w:sz w:val="20"/>
           <w:szCs w:val="20"/>
         </w:rPr>
-        <w:t>classifyProjectSize</w:t>
-      </w:r>
-      <w:proofErr w:type="spellEnd"/>
-      <w:r>
-        <w:rPr>
-          <w:rFonts w:ascii="Courier New" w:eastAsia="Courier New" w:hAnsi="Courier New" w:cs="Courier New"/>
-          <w:color w:val="C7254E"/>
-          <w:sz w:val="20"/>
-          <w:szCs w:val="20"/>
-        </w:rPr>
-        <w:t>(</w:t>
-      </w:r>
-      <w:proofErr w:type="gramEnd"/>
-      <w:r>
-        <w:rPr>
-          <w:rFonts w:ascii="Courier New" w:eastAsia="Courier New" w:hAnsi="Courier New" w:cs="Courier New"/>
-          <w:color w:val="C7254E"/>
-          <w:sz w:val="20"/>
-          <w:szCs w:val="20"/>
-        </w:rPr>
-        <w:t>)</w:t>
+        <w:t>classifyProjectSize()</w:t>
       </w:r>
       <w:r>
         <w:t xml:space="preserve"> → Threshold-basierte Größenklassifikation</w:t>
@@ -8435,8 +5017,6 @@
         </w:numPr>
         <w:spacing w:before="60" w:after="60"/>
       </w:pPr>
-      <w:proofErr w:type="spellStart"/>
-      <w:proofErr w:type="gramStart"/>
       <w:r>
         <w:rPr>
           <w:rFonts w:ascii="Courier New" w:eastAsia="Courier New" w:hAnsi="Courier New" w:cs="Courier New"/>
@@ -8444,27 +5024,7 @@
           <w:sz w:val="20"/>
           <w:szCs w:val="20"/>
         </w:rPr>
-        <w:t>calculateBacklog</w:t>
-      </w:r>
-      <w:proofErr w:type="spellEnd"/>
-      <w:r>
-        <w:rPr>
-          <w:rFonts w:ascii="Courier New" w:eastAsia="Courier New" w:hAnsi="Courier New" w:cs="Courier New"/>
-          <w:color w:val="C7254E"/>
-          <w:sz w:val="20"/>
-          <w:szCs w:val="20"/>
-        </w:rPr>
-        <w:t>(</w:t>
-      </w:r>
-      <w:proofErr w:type="gramEnd"/>
-      <w:r>
-        <w:rPr>
-          <w:rFonts w:ascii="Courier New" w:eastAsia="Courier New" w:hAnsi="Courier New" w:cs="Courier New"/>
-          <w:color w:val="C7254E"/>
-          <w:sz w:val="20"/>
-          <w:szCs w:val="20"/>
-        </w:rPr>
-        <w:t>)</w:t>
+        <w:t>calculateBacklog()</w:t>
       </w:r>
       <w:r>
         <w:t xml:space="preserve"> → Story Points und Sprint-Anzahl</w:t>
@@ -8479,8 +5039,6 @@
         </w:numPr>
         <w:spacing w:before="60" w:after="60"/>
       </w:pPr>
-      <w:proofErr w:type="spellStart"/>
-      <w:proofErr w:type="gramStart"/>
       <w:r>
         <w:rPr>
           <w:rFonts w:ascii="Courier New" w:eastAsia="Courier New" w:hAnsi="Courier New" w:cs="Courier New"/>
@@ -8488,27 +5046,7 @@
           <w:sz w:val="20"/>
           <w:szCs w:val="20"/>
         </w:rPr>
-        <w:t>generatePhases</w:t>
-      </w:r>
-      <w:proofErr w:type="spellEnd"/>
-      <w:r>
-        <w:rPr>
-          <w:rFonts w:ascii="Courier New" w:eastAsia="Courier New" w:hAnsi="Courier New" w:cs="Courier New"/>
-          <w:color w:val="C7254E"/>
-          <w:sz w:val="20"/>
-          <w:szCs w:val="20"/>
-        </w:rPr>
-        <w:t>(</w:t>
-      </w:r>
-      <w:proofErr w:type="gramEnd"/>
-      <w:r>
-        <w:rPr>
-          <w:rFonts w:ascii="Courier New" w:eastAsia="Courier New" w:hAnsi="Courier New" w:cs="Courier New"/>
-          <w:color w:val="C7254E"/>
-          <w:sz w:val="20"/>
-          <w:szCs w:val="20"/>
-        </w:rPr>
-        <w:t>)</w:t>
+        <w:t>generatePhases()</w:t>
       </w:r>
       <w:r>
         <w:t xml:space="preserve"> → Vollständiger Phasenplan mit Aufgaben und Pufferverteilung</w:t>
@@ -8540,12 +5078,6 @@
         <w:gridCol w:w="9360"/>
       </w:tblGrid>
       <w:tr>
-        <w:tblPrEx>
-          <w:tblCellMar>
-            <w:top w:w="0" w:type="dxa"/>
-            <w:bottom w:w="0" w:type="dxa"/>
-          </w:tblCellMar>
-        </w:tblPrEx>
         <w:tc>
           <w:tcPr>
             <w:tcW w:w="0" w:type="auto"/>
@@ -8581,23 +5113,7 @@
                 <w:sz w:val="20"/>
                 <w:szCs w:val="20"/>
               </w:rPr>
-              <w:t>Der Risikopuffer wird nicht einfach auf den Gesamtaufwand addiert, sondern als eigenständige Größe (</w:t>
-            </w:r>
-            <w:proofErr w:type="spellStart"/>
-            <w:r>
-              <w:rPr>
-                <w:sz w:val="20"/>
-                <w:szCs w:val="20"/>
-              </w:rPr>
-              <w:t>riskBufferTotal</w:t>
-            </w:r>
-            <w:proofErr w:type="spellEnd"/>
-            <w:r>
-              <w:rPr>
-                <w:sz w:val="20"/>
-                <w:szCs w:val="20"/>
-              </w:rPr>
-              <w:t>) durch die gesamte Phasengenerierung mitgeführt. Das ermöglicht eine differenzierte Darstellung von Basisplan und Risikoanteil auf Phasen- und Aufgabenebene.</w:t>
+              <w:t>Der Risikopuffer wird nicht einfach auf den Gesamtaufwand addiert, sondern als eigenständige Größe (riskBufferTotal) durch die gesamte Phasengenerierung mitgeführt. Das ermöglicht eine differenzierte Darstellung von Basisplan und Risikoanteil auf Phasen- und Aufgabenebene.</w:t>
             </w:r>
           </w:p>
         </w:tc>
@@ -8630,7 +5146,6 @@
         </w:rPr>
         <w:t xml:space="preserve">Signatur: </w:t>
       </w:r>
-      <w:proofErr w:type="spellStart"/>
       <w:r>
         <w:rPr>
           <w:rFonts w:ascii="Courier New" w:eastAsia="Courier New" w:hAnsi="Courier New" w:cs="Courier New"/>
@@ -8638,131 +5153,8 @@
           <w:sz w:val="20"/>
           <w:szCs w:val="20"/>
         </w:rPr>
-        <w:t>validateRequest</w:t>
-      </w:r>
-      <w:proofErr w:type="spellEnd"/>
-      <w:r>
-        <w:rPr>
-          <w:rFonts w:ascii="Courier New" w:eastAsia="Courier New" w:hAnsi="Courier New" w:cs="Courier New"/>
-          <w:color w:val="C7254E"/>
-          <w:sz w:val="20"/>
-          <w:szCs w:val="20"/>
-        </w:rPr>
-        <w:t>(</w:t>
-      </w:r>
-      <w:proofErr w:type="spellStart"/>
-      <w:r>
-        <w:rPr>
-          <w:rFonts w:ascii="Courier New" w:eastAsia="Courier New" w:hAnsi="Courier New" w:cs="Courier New"/>
-          <w:color w:val="C7254E"/>
-          <w:sz w:val="20"/>
-          <w:szCs w:val="20"/>
-        </w:rPr>
-        <w:t>request</w:t>
-      </w:r>
-      <w:proofErr w:type="spellEnd"/>
-      <w:r>
-        <w:rPr>
-          <w:rFonts w:ascii="Courier New" w:eastAsia="Courier New" w:hAnsi="Courier New" w:cs="Courier New"/>
-          <w:color w:val="C7254E"/>
-          <w:sz w:val="20"/>
-          <w:szCs w:val="20"/>
-        </w:rPr>
-        <w:t xml:space="preserve">): </w:t>
-      </w:r>
-      <w:proofErr w:type="gramStart"/>
-      <w:r>
-        <w:rPr>
-          <w:rFonts w:ascii="Courier New" w:eastAsia="Courier New" w:hAnsi="Courier New" w:cs="Courier New"/>
-          <w:color w:val="C7254E"/>
-          <w:sz w:val="20"/>
-          <w:szCs w:val="20"/>
-        </w:rPr>
-        <w:t xml:space="preserve">{ </w:t>
-      </w:r>
-      <w:proofErr w:type="spellStart"/>
-      <w:r>
-        <w:rPr>
-          <w:rFonts w:ascii="Courier New" w:eastAsia="Courier New" w:hAnsi="Courier New" w:cs="Courier New"/>
-          <w:color w:val="C7254E"/>
-          <w:sz w:val="20"/>
-          <w:szCs w:val="20"/>
-        </w:rPr>
-        <w:t>isValid</w:t>
-      </w:r>
-      <w:proofErr w:type="spellEnd"/>
-      <w:proofErr w:type="gramEnd"/>
-      <w:r>
-        <w:rPr>
-          <w:rFonts w:ascii="Courier New" w:eastAsia="Courier New" w:hAnsi="Courier New" w:cs="Courier New"/>
-          <w:color w:val="C7254E"/>
-          <w:sz w:val="20"/>
-          <w:szCs w:val="20"/>
-        </w:rPr>
-        <w:t xml:space="preserve">: </w:t>
-      </w:r>
-      <w:proofErr w:type="spellStart"/>
-      <w:r>
-        <w:rPr>
-          <w:rFonts w:ascii="Courier New" w:eastAsia="Courier New" w:hAnsi="Courier New" w:cs="Courier New"/>
-          <w:color w:val="C7254E"/>
-          <w:sz w:val="20"/>
-          <w:szCs w:val="20"/>
-        </w:rPr>
-        <w:t>boolean</w:t>
-      </w:r>
-      <w:proofErr w:type="spellEnd"/>
-      <w:r>
-        <w:rPr>
-          <w:rFonts w:ascii="Courier New" w:eastAsia="Courier New" w:hAnsi="Courier New" w:cs="Courier New"/>
-          <w:color w:val="C7254E"/>
-          <w:sz w:val="20"/>
-          <w:szCs w:val="20"/>
-        </w:rPr>
-        <w:t xml:space="preserve">; </w:t>
-      </w:r>
-      <w:proofErr w:type="spellStart"/>
-      <w:r>
-        <w:rPr>
-          <w:rFonts w:ascii="Courier New" w:eastAsia="Courier New" w:hAnsi="Courier New" w:cs="Courier New"/>
-          <w:color w:val="C7254E"/>
-          <w:sz w:val="20"/>
-          <w:szCs w:val="20"/>
-        </w:rPr>
-        <w:t>errors</w:t>
-      </w:r>
-      <w:proofErr w:type="spellEnd"/>
-      <w:r>
-        <w:rPr>
-          <w:rFonts w:ascii="Courier New" w:eastAsia="Courier New" w:hAnsi="Courier New" w:cs="Courier New"/>
-          <w:color w:val="C7254E"/>
-          <w:sz w:val="20"/>
-          <w:szCs w:val="20"/>
-        </w:rPr>
-        <w:t xml:space="preserve">: </w:t>
-      </w:r>
-      <w:proofErr w:type="spellStart"/>
-      <w:proofErr w:type="gramStart"/>
-      <w:r>
-        <w:rPr>
-          <w:rFonts w:ascii="Courier New" w:eastAsia="Courier New" w:hAnsi="Courier New" w:cs="Courier New"/>
-          <w:color w:val="C7254E"/>
-          <w:sz w:val="20"/>
-          <w:szCs w:val="20"/>
-        </w:rPr>
-        <w:t>string</w:t>
-      </w:r>
-      <w:proofErr w:type="spellEnd"/>
-      <w:r>
-        <w:rPr>
-          <w:rFonts w:ascii="Courier New" w:eastAsia="Courier New" w:hAnsi="Courier New" w:cs="Courier New"/>
-          <w:color w:val="C7254E"/>
-          <w:sz w:val="20"/>
-          <w:szCs w:val="20"/>
-        </w:rPr>
-        <w:t>[] }</w:t>
-      </w:r>
-      <w:proofErr w:type="gramEnd"/>
+        <w:t>validateRequest(request): { isValid: boolean; errors: string[] }</w:t>
+      </w:r>
     </w:p>
     <w:p>
       <w:pPr>
@@ -8781,19 +5173,9 @@
         </w:numPr>
         <w:spacing w:before="60" w:after="60"/>
       </w:pPr>
-      <w:proofErr w:type="spellStart"/>
-      <w:r>
-        <w:t>Vorha</w:t>
-      </w:r>
-      <w:r>
-        <w:t>densein</w:t>
-      </w:r>
-      <w:proofErr w:type="spellEnd"/>
-      <w:r>
-        <w:t xml:space="preserve"> von Eingaben (</w:t>
-      </w:r>
-      <w:proofErr w:type="spellStart"/>
-      <w:proofErr w:type="gramStart"/>
+      <w:r>
+        <w:t>Vorhadensein von Eingaben (</w:t>
+      </w:r>
       <w:r>
         <w:rPr>
           <w:rFonts w:ascii="Courier New" w:eastAsia="Courier New" w:hAnsi="Courier New" w:cs="Courier New"/>
@@ -8801,18 +5183,7 @@
           <w:sz w:val="20"/>
           <w:szCs w:val="20"/>
         </w:rPr>
-        <w:t>inputs.length</w:t>
-      </w:r>
-      <w:proofErr w:type="spellEnd"/>
-      <w:proofErr w:type="gramEnd"/>
-      <w:r>
-        <w:rPr>
-          <w:rFonts w:ascii="Courier New" w:eastAsia="Courier New" w:hAnsi="Courier New" w:cs="Courier New"/>
-          <w:color w:val="C7254E"/>
-          <w:sz w:val="20"/>
-          <w:szCs w:val="20"/>
-        </w:rPr>
-        <w:t xml:space="preserve"> &gt; 0</w:t>
+        <w:t>inputs.length &gt; 0</w:t>
       </w:r>
       <w:r>
         <w:t>)</w:t>
@@ -8840,7 +5211,6 @@
         </w:numPr>
         <w:spacing w:before="60" w:after="60"/>
       </w:pPr>
-      <w:proofErr w:type="spellStart"/>
       <w:r>
         <w:rPr>
           <w:rFonts w:ascii="Courier New" w:eastAsia="Courier New" w:hAnsi="Courier New" w:cs="Courier New"/>
@@ -8848,17 +5218,7 @@
           <w:sz w:val="20"/>
           <w:szCs w:val="20"/>
         </w:rPr>
-        <w:t>teamSize</w:t>
-      </w:r>
-      <w:proofErr w:type="spellEnd"/>
-      <w:r>
-        <w:rPr>
-          <w:rFonts w:ascii="Courier New" w:eastAsia="Courier New" w:hAnsi="Courier New" w:cs="Courier New"/>
-          <w:color w:val="C7254E"/>
-          <w:sz w:val="20"/>
-          <w:szCs w:val="20"/>
-        </w:rPr>
-        <w:t xml:space="preserve"> &gt;= 1</w:t>
+        <w:t>teamSize &gt;= 1</w:t>
       </w:r>
     </w:p>
     <w:p>
@@ -8870,7 +5230,6 @@
         </w:numPr>
         <w:spacing w:before="60" w:after="60"/>
       </w:pPr>
-      <w:proofErr w:type="spellStart"/>
       <w:r>
         <w:rPr>
           <w:rFonts w:ascii="Courier New" w:eastAsia="Courier New" w:hAnsi="Courier New" w:cs="Courier New"/>
@@ -8878,17 +5237,7 @@
           <w:sz w:val="20"/>
           <w:szCs w:val="20"/>
         </w:rPr>
-        <w:t>productivityFactor</w:t>
-      </w:r>
-      <w:proofErr w:type="spellEnd"/>
-      <w:r>
-        <w:rPr>
-          <w:rFonts w:ascii="Courier New" w:eastAsia="Courier New" w:hAnsi="Courier New" w:cs="Courier New"/>
-          <w:color w:val="C7254E"/>
-          <w:sz w:val="20"/>
-          <w:szCs w:val="20"/>
-        </w:rPr>
-        <w:t xml:space="preserve"> ∈ (0, 1]</w:t>
+        <w:t>productivityFactor ∈ (0, 1]</w:t>
       </w:r>
       <w:r>
         <w:t xml:space="preserve"> (falls angegeben)</w:t>
@@ -8903,7 +5252,6 @@
         </w:numPr>
         <w:spacing w:before="60" w:after="60"/>
       </w:pPr>
-      <w:proofErr w:type="spellStart"/>
       <w:r>
         <w:rPr>
           <w:rFonts w:ascii="Courier New" w:eastAsia="Courier New" w:hAnsi="Courier New" w:cs="Courier New"/>
@@ -8911,17 +5259,7 @@
           <w:sz w:val="20"/>
           <w:szCs w:val="20"/>
         </w:rPr>
-        <w:t>velocityPerSprint</w:t>
-      </w:r>
-      <w:proofErr w:type="spellEnd"/>
-      <w:r>
-        <w:rPr>
-          <w:rFonts w:ascii="Courier New" w:eastAsia="Courier New" w:hAnsi="Courier New" w:cs="Courier New"/>
-          <w:color w:val="C7254E"/>
-          <w:sz w:val="20"/>
-          <w:szCs w:val="20"/>
-        </w:rPr>
-        <w:t xml:space="preserve"> &gt; 0</w:t>
+        <w:t>velocityPerSprint &gt; 0</w:t>
       </w:r>
       <w:r>
         <w:t xml:space="preserve"> (falls angegeben)</w:t>
@@ -8939,8 +5277,6 @@
       <w:r>
         <w:t xml:space="preserve">Konsistenzprüfung der Aufgabengewichte per </w:t>
       </w:r>
-      <w:proofErr w:type="spellStart"/>
-      <w:proofErr w:type="gramStart"/>
       <w:r>
         <w:rPr>
           <w:rFonts w:ascii="Courier New" w:eastAsia="Courier New" w:hAnsi="Courier New" w:cs="Courier New"/>
@@ -8948,9 +5284,19 @@
           <w:sz w:val="20"/>
           <w:szCs w:val="20"/>
         </w:rPr>
-        <w:t>checkTaskWeightNormalization</w:t>
-      </w:r>
-      <w:proofErr w:type="spellEnd"/>
+        <w:t>checkTaskWeightNormalization()</w:t>
+      </w:r>
+      <w:r>
+        <w:t xml:space="preserve"> (Warning, kein Fehler – automatische Normalisierung greift)</w:t>
+      </w:r>
+    </w:p>
+    <w:p>
+      <w:pPr>
+        <w:spacing w:before="80" w:after="100"/>
+      </w:pPr>
+      <w:r>
+        <w:t xml:space="preserve">Die Methode ist nicht-werfend und gibt eine strukturierte Fehlersammlung zurück. Die Entscheidung, eine Exception zu werfen, liegt beim Aufrufer (hier: </w:t>
+      </w:r>
       <w:r>
         <w:rPr>
           <w:rFonts w:ascii="Courier New" w:eastAsia="Courier New" w:hAnsi="Courier New" w:cs="Courier New"/>
@@ -8958,75 +5304,7 @@
           <w:sz w:val="20"/>
           <w:szCs w:val="20"/>
         </w:rPr>
-        <w:t>(</w:t>
-      </w:r>
-      <w:proofErr w:type="gramEnd"/>
-      <w:r>
-        <w:rPr>
-          <w:rFonts w:ascii="Courier New" w:eastAsia="Courier New" w:hAnsi="Courier New" w:cs="Courier New"/>
-          <w:color w:val="C7254E"/>
-          <w:sz w:val="20"/>
-          <w:szCs w:val="20"/>
-        </w:rPr>
-        <w:t>)</w:t>
-      </w:r>
-      <w:r>
-        <w:t xml:space="preserve"> (</w:t>
-      </w:r>
-      <w:proofErr w:type="spellStart"/>
-      <w:r>
-        <w:t>Warning</w:t>
-      </w:r>
-      <w:proofErr w:type="spellEnd"/>
-      <w:r>
-        <w:t>, kein Fehler – automatische Normalisierung greift)</w:t>
-      </w:r>
-    </w:p>
-    <w:p>
-      <w:pPr>
-        <w:spacing w:before="80" w:after="100"/>
-      </w:pPr>
-      <w:r>
-        <w:t xml:space="preserve">Die Methode ist nicht-werfend und gibt eine strukturierte Fehlersammlung zurück. Die Entscheidung, eine </w:t>
-      </w:r>
-      <w:proofErr w:type="spellStart"/>
-      <w:r>
-        <w:t>Exception</w:t>
-      </w:r>
-      <w:proofErr w:type="spellEnd"/>
-      <w:r>
-        <w:t xml:space="preserve"> zu werfen, liegt beim Aufrufer (hier: </w:t>
-      </w:r>
-      <w:proofErr w:type="spellStart"/>
-      <w:proofErr w:type="gramStart"/>
-      <w:r>
-        <w:rPr>
-          <w:rFonts w:ascii="Courier New" w:eastAsia="Courier New" w:hAnsi="Courier New" w:cs="Courier New"/>
-          <w:color w:val="C7254E"/>
-          <w:sz w:val="20"/>
-          <w:szCs w:val="20"/>
-        </w:rPr>
-        <w:t>calculate</w:t>
-      </w:r>
-      <w:proofErr w:type="spellEnd"/>
-      <w:r>
-        <w:rPr>
-          <w:rFonts w:ascii="Courier New" w:eastAsia="Courier New" w:hAnsi="Courier New" w:cs="Courier New"/>
-          <w:color w:val="C7254E"/>
-          <w:sz w:val="20"/>
-          <w:szCs w:val="20"/>
-        </w:rPr>
-        <w:t>(</w:t>
-      </w:r>
-      <w:proofErr w:type="gramEnd"/>
-      <w:r>
-        <w:rPr>
-          <w:rFonts w:ascii="Courier New" w:eastAsia="Courier New" w:hAnsi="Courier New" w:cs="Courier New"/>
-          <w:color w:val="C7254E"/>
-          <w:sz w:val="20"/>
-          <w:szCs w:val="20"/>
-        </w:rPr>
-        <w:t>)</w:t>
+        <w:t>calculate()</w:t>
       </w:r>
       <w:r>
         <w:t>).</w:t>
@@ -9045,6 +5323,7 @@
         <w:pStyle w:val="berschrift1"/>
       </w:pPr>
       <w:r>
+        <w:lastRenderedPageBreak/>
         <w:t>10. Externe Abhängigkeiten</w:t>
       </w:r>
     </w:p>
@@ -9070,12 +5349,6 @@
         <w:gridCol w:w="6112"/>
       </w:tblGrid>
       <w:tr>
-        <w:tblPrEx>
-          <w:tblCellMar>
-            <w:top w:w="0" w:type="dxa"/>
-            <w:bottom w:w="0" w:type="dxa"/>
-          </w:tblCellMar>
-        </w:tblPrEx>
         <w:tc>
           <w:tcPr>
             <w:tcW w:w="3200" w:type="dxa"/>
@@ -9138,12 +5411,6 @@
         </w:tc>
       </w:tr>
       <w:tr>
-        <w:tblPrEx>
-          <w:tblCellMar>
-            <w:top w:w="0" w:type="dxa"/>
-            <w:bottom w:w="0" w:type="dxa"/>
-          </w:tblCellMar>
-        </w:tblPrEx>
         <w:tc>
           <w:tcPr>
             <w:tcW w:w="3200" w:type="dxa"/>
@@ -9167,7 +5434,6 @@
                 <w:sz w:val="20"/>
                 <w:szCs w:val="20"/>
               </w:rPr>
-              <w:lastRenderedPageBreak/>
               <w:t>BASE_EFFORT</w:t>
             </w:r>
           </w:p>
@@ -9190,64 +5456,17 @@
             </w:tcMar>
           </w:tcPr>
           <w:p>
-            <w:proofErr w:type="spellStart"/>
-            <w:r>
-              <w:rPr>
-                <w:sz w:val="20"/>
-                <w:szCs w:val="20"/>
-              </w:rPr>
-              <w:t>Record</w:t>
-            </w:r>
-            <w:proofErr w:type="spellEnd"/>
-            <w:r>
-              <w:rPr>
-                <w:sz w:val="20"/>
-                <w:szCs w:val="20"/>
-              </w:rPr>
-              <w:t>&lt;</w:t>
-            </w:r>
-            <w:proofErr w:type="spellStart"/>
-            <w:r>
-              <w:rPr>
-                <w:sz w:val="20"/>
-                <w:szCs w:val="20"/>
-              </w:rPr>
-              <w:t>ProjectType</w:t>
-            </w:r>
-            <w:proofErr w:type="spellEnd"/>
-            <w:r>
-              <w:rPr>
-                <w:sz w:val="20"/>
-                <w:szCs w:val="20"/>
-              </w:rPr>
-              <w:t xml:space="preserve">, </w:t>
-            </w:r>
-            <w:proofErr w:type="spellStart"/>
-            <w:r>
-              <w:rPr>
-                <w:sz w:val="20"/>
-                <w:szCs w:val="20"/>
-              </w:rPr>
-              <w:t>number</w:t>
-            </w:r>
-            <w:proofErr w:type="spellEnd"/>
-            <w:r>
-              <w:rPr>
-                <w:sz w:val="20"/>
-                <w:szCs w:val="20"/>
-              </w:rPr>
-              <w:t>&gt; – projekttyp-spezifische Basisaufwandswerte in Personenwochen</w:t>
+            <w:r>
+              <w:rPr>
+                <w:sz w:val="20"/>
+                <w:szCs w:val="20"/>
+              </w:rPr>
+              <w:t>Record&lt;ProjectType, number&gt; – projekttyp-spezifische Basisaufwandswerte in Personenwochen</w:t>
             </w:r>
           </w:p>
         </w:tc>
       </w:tr>
       <w:tr>
-        <w:tblPrEx>
-          <w:tblCellMar>
-            <w:top w:w="0" w:type="dxa"/>
-            <w:bottom w:w="0" w:type="dxa"/>
-          </w:tblCellMar>
-        </w:tblPrEx>
         <w:tc>
           <w:tcPr>
             <w:tcW w:w="3200" w:type="dxa"/>
@@ -9298,68 +5517,12 @@
                 <w:sz w:val="20"/>
                 <w:szCs w:val="20"/>
               </w:rPr>
-              <w:t xml:space="preserve">Array aus </w:t>
-            </w:r>
-            <w:proofErr w:type="gramStart"/>
-            <w:r>
-              <w:rPr>
-                <w:sz w:val="20"/>
-                <w:szCs w:val="20"/>
-              </w:rPr>
-              <w:t xml:space="preserve">{ </w:t>
-            </w:r>
-            <w:proofErr w:type="spellStart"/>
-            <w:r>
-              <w:rPr>
-                <w:sz w:val="20"/>
-                <w:szCs w:val="20"/>
-              </w:rPr>
-              <w:t>max</w:t>
-            </w:r>
-            <w:proofErr w:type="spellEnd"/>
-            <w:proofErr w:type="gramEnd"/>
-            <w:r>
-              <w:rPr>
-                <w:sz w:val="20"/>
-                <w:szCs w:val="20"/>
-              </w:rPr>
-              <w:t xml:space="preserve">, </w:t>
-            </w:r>
-            <w:proofErr w:type="spellStart"/>
-            <w:proofErr w:type="gramStart"/>
-            <w:r>
-              <w:rPr>
-                <w:sz w:val="20"/>
-                <w:szCs w:val="20"/>
-              </w:rPr>
-              <w:t>size</w:t>
-            </w:r>
-            <w:proofErr w:type="spellEnd"/>
-            <w:r>
-              <w:rPr>
-                <w:sz w:val="20"/>
-                <w:szCs w:val="20"/>
-              </w:rPr>
-              <w:t xml:space="preserve"> }</w:t>
-            </w:r>
-            <w:proofErr w:type="gramEnd"/>
-            <w:r>
-              <w:rPr>
-                <w:sz w:val="20"/>
-                <w:szCs w:val="20"/>
-              </w:rPr>
-              <w:t>-Paaren für Threshold-basierte Größenklassifikation</w:t>
+              <w:t>Array aus { max, size }-Paaren für Threshold-basierte Größenklassifikation</w:t>
             </w:r>
           </w:p>
         </w:tc>
       </w:tr>
       <w:tr>
-        <w:tblPrEx>
-          <w:tblCellMar>
-            <w:top w:w="0" w:type="dxa"/>
-            <w:bottom w:w="0" w:type="dxa"/>
-          </w:tblCellMar>
-        </w:tblPrEx>
         <w:tc>
           <w:tcPr>
             <w:tcW w:w="3200" w:type="dxa"/>
@@ -9410,49 +5573,8 @@
                 <w:sz w:val="20"/>
                 <w:szCs w:val="20"/>
               </w:rPr>
-              <w:t xml:space="preserve">Statische Phasendefinitionen </w:t>
-            </w:r>
-            <w:proofErr w:type="gramStart"/>
-            <w:r>
-              <w:rPr>
-                <w:sz w:val="20"/>
-                <w:szCs w:val="20"/>
-              </w:rPr>
-              <w:t>mit Name</w:t>
-            </w:r>
-            <w:proofErr w:type="gramEnd"/>
-            <w:r>
-              <w:rPr>
-                <w:sz w:val="20"/>
-                <w:szCs w:val="20"/>
-              </w:rPr>
-              <w:t xml:space="preserve">, </w:t>
-            </w:r>
-            <w:proofErr w:type="spellStart"/>
-            <w:r>
-              <w:rPr>
-                <w:sz w:val="20"/>
-                <w:szCs w:val="20"/>
-              </w:rPr>
-              <w:t>basePercentage</w:t>
-            </w:r>
-            <w:proofErr w:type="spellEnd"/>
-            <w:r>
-              <w:rPr>
-                <w:sz w:val="20"/>
-                <w:szCs w:val="20"/>
-              </w:rPr>
-              <w:t xml:space="preserve"> und Task-Liste inkl. </w:t>
-            </w:r>
-            <w:proofErr w:type="spellStart"/>
-            <w:r>
-              <w:rPr>
-                <w:sz w:val="20"/>
-                <w:szCs w:val="20"/>
-              </w:rPr>
-              <w:t>defaultWeight</w:t>
-            </w:r>
-            <w:proofErr w:type="spellEnd"/>
+              <w:t>Statische Phasendefinitionen mit Name, basePercentage und Task-Liste inkl. defaultWeight</w:t>
+            </w:r>
           </w:p>
         </w:tc>
       </w:tr>
@@ -9483,12 +5605,6 @@
         <w:gridCol w:w="9360"/>
       </w:tblGrid>
       <w:tr>
-        <w:tblPrEx>
-          <w:tblCellMar>
-            <w:top w:w="0" w:type="dxa"/>
-            <w:bottom w:w="0" w:type="dxa"/>
-          </w:tblCellMar>
-        </w:tblPrEx>
         <w:tc>
           <w:tcPr>
             <w:tcW w:w="0" w:type="auto"/>
@@ -9609,12 +5725,6 @@
         <w:gridCol w:w="9360"/>
       </w:tblGrid>
       <w:tr>
-        <w:tblPrEx>
-          <w:tblCellMar>
-            <w:top w:w="0" w:type="dxa"/>
-            <w:bottom w:w="0" w:type="dxa"/>
-          </w:tblCellMar>
-        </w:tblPrEx>
         <w:tc>
           <w:tcPr>
             <w:tcW w:w="0" w:type="auto"/>
@@ -9820,8 +5930,6 @@
       </w:pBdr>
       <w:spacing w:after="120"/>
     </w:pPr>
-    <w:proofErr w:type="spellStart"/>
-    <w:proofErr w:type="gramStart"/>
     <w:r>
       <w:rPr>
         <w:b/>
@@ -9832,23 +5940,13 @@
       </w:rPr>
       <w:t>ProjectCalculationService</w:t>
     </w:r>
-    <w:proofErr w:type="spellEnd"/>
     <w:r>
       <w:rPr>
         <w:color w:val="888888"/>
         <w:sz w:val="20"/>
         <w:szCs w:val="20"/>
       </w:rPr>
-      <w:t xml:space="preserve">  |</w:t>
-    </w:r>
-    <w:proofErr w:type="gramEnd"/>
-    <w:r>
-      <w:rPr>
-        <w:color w:val="888888"/>
-        <w:sz w:val="20"/>
-        <w:szCs w:val="20"/>
-      </w:rPr>
-      <w:t xml:space="preserve">  Technische Dokumentation</w:t>
+      <w:t xml:space="preserve">  |  Technische Dokumentation</w:t>
     </w:r>
   </w:p>
 </w:hdr>

--- a/backend/src/app/services/calculation/ProjectCalculationService_Dokumentation.docx
+++ b/backend/src/app/services/calculation/ProjectCalculationService_Dokumentation.docx
@@ -1750,7 +1750,21 @@
                 <w:sz w:val="20"/>
                 <w:szCs w:val="20"/>
               </w:rPr>
-              <w:t>Umgerechnete Backlog-Größe (1 PW = 8 SP)</w:t>
+              <w:t xml:space="preserve">Umgerechnete Backlog-Größe (1 PW = </w:t>
+            </w:r>
+            <w:r>
+              <w:rPr>
+                <w:sz w:val="20"/>
+                <w:szCs w:val="20"/>
+              </w:rPr>
+              <w:t>7</w:t>
+            </w:r>
+            <w:r>
+              <w:rPr>
+                <w:sz w:val="20"/>
+                <w:szCs w:val="20"/>
+              </w:rPr>
+              <w:t xml:space="preserve"> SP)</w:t>
             </w:r>
           </w:p>
         </w:tc>
@@ -3628,14 +3642,8 @@
           <w:sz w:val="18"/>
           <w:szCs w:val="18"/>
         </w:rPr>
-        <w:t xml:space="preserve"> × 8)</w:t>
-      </w:r>
-    </w:p>
-    <w:p>
-      <w:pPr>
-        <w:spacing w:before="60" w:after="60"/>
-        <w:ind w:left="720"/>
-      </w:pPr>
+        <w:t xml:space="preserve"> × </w:t>
+      </w:r>
       <w:r>
         <w:rPr>
           <w:rFonts w:ascii="Courier New" w:eastAsia="Courier New" w:hAnsi="Courier New" w:cs="Courier New"/>
@@ -3643,6 +3651,30 @@
           <w:sz w:val="18"/>
           <w:szCs w:val="18"/>
         </w:rPr>
+        <w:t>7</w:t>
+      </w:r>
+      <w:r>
+        <w:rPr>
+          <w:rFonts w:ascii="Courier New" w:eastAsia="Courier New" w:hAnsi="Courier New" w:cs="Courier New"/>
+          <w:color w:val="1A1A2E"/>
+          <w:sz w:val="18"/>
+          <w:szCs w:val="18"/>
+        </w:rPr>
+        <w:t>)</w:t>
+      </w:r>
+    </w:p>
+    <w:p>
+      <w:pPr>
+        <w:spacing w:before="60" w:after="60"/>
+        <w:ind w:left="720"/>
+      </w:pPr>
+      <w:r>
+        <w:rPr>
+          <w:rFonts w:ascii="Courier New" w:eastAsia="Courier New" w:hAnsi="Courier New" w:cs="Courier New"/>
+          <w:color w:val="1A1A2E"/>
+          <w:sz w:val="18"/>
+          <w:szCs w:val="18"/>
+        </w:rPr>
         <w:t>sprintCount  =  ⌈ storyPoints / velocityPerSprint ⌉</w:t>
       </w:r>
     </w:p>
@@ -3651,7 +3683,19 @@
         <w:spacing w:before="80" w:after="100"/>
       </w:pPr>
       <w:r>
-        <w:t>Die Umrechnungskonstante 8 entspricht 8 Story Points pro Personenwoche, wobei 1 Story Point näherungsweise einem Arbeitstag entspricht.</w:t>
+        <w:t xml:space="preserve">Die Umrechnungskonstante </w:t>
+      </w:r>
+      <w:r>
+        <w:t>7</w:t>
+      </w:r>
+      <w:r>
+        <w:t xml:space="preserve"> entspricht </w:t>
+      </w:r>
+      <w:r>
+        <w:t>7</w:t>
+      </w:r>
+      <w:r>
+        <w:t xml:space="preserve"> Story Points pro Personenwoche, wobei 1 Story Point näherungsweise einem Arbeitstag entspricht.</w:t>
       </w:r>
       <w:r>
         <w:t>. Story Points sind hier eine direkte lineare Transformation des Aufwands – die Methode abstrahiert dabei bewusst von teamspezifischen Skalierungsunterschieden.</w:t>
